--- a/SteamSpread/SteamSpread_Концепция_по_Вигерсу.docx
+++ b/SteamSpread/SteamSpread_Концепция_по_Вигерсу.docx
@@ -4,147 +4,20 @@
   <w:body>
     <w:p>
       <w:pPr>
-        <w:spacing w:after="0" w:line="240" w:lineRule="auto"/>
-        <w:ind w:firstLine="0"/>
-        <w:jc w:val="center"/>
-      </w:pPr>
-      <w:r>
-        <w:rPr>
-          <w:b w:val="0"/>
-          <w:sz w:val="28"/>
-          <w:highlight w:val="yellow"/>
-        </w:rPr>
-        <w:t>Министерство цифрового развития, связи и массовых коммуникаций Российской Федерации</w:t>
-      </w:r>
-    </w:p>
-    <w:p>
-      <w:pPr>
-        <w:spacing w:after="120" w:line="240" w:lineRule="auto"/>
-        <w:ind w:firstLine="0"/>
-        <w:jc w:val="center"/>
-      </w:pPr>
-      <w:r>
-        <w:rPr>
-          <w:b w:val="0"/>
-          <w:sz w:val="28"/>
-          <w:highlight w:val="yellow"/>
-        </w:rPr>
-        <w:t>[Полное наименование образовательного учреждения]</w:t>
-      </w:r>
-    </w:p>
-    <w:p>
-      <w:pPr>
-        <w:spacing w:after="0" w:line="240" w:lineRule="auto"/>
-        <w:ind w:firstLine="0"/>
-        <w:jc w:val="center"/>
-      </w:pPr>
-      <w:r>
-        <w:rPr>
-          <w:b w:val="0"/>
-          <w:sz w:val="28"/>
-          <w:highlight w:val="yellow"/>
-        </w:rPr>
-        <w:t>[Факультет / институт]</w:t>
-      </w:r>
-    </w:p>
-    <w:p>
-      <w:pPr>
-        <w:spacing w:after="0" w:line="240" w:lineRule="auto"/>
-        <w:ind w:firstLine="0"/>
-        <w:jc w:val="center"/>
-      </w:pPr>
-      <w:r>
-        <w:rPr>
-          <w:b w:val="0"/>
-          <w:sz w:val="28"/>
-          <w:highlight w:val="yellow"/>
-        </w:rPr>
-        <w:t>[Кафедра]</w:t>
-      </w:r>
-    </w:p>
-    <w:p>
-      <w:pPr>
-        <w:spacing w:after="0" w:line="240" w:lineRule="auto"/>
-        <w:ind w:firstLine="0"/>
-        <w:jc w:val="center"/>
-      </w:pPr>
-      <w:r>
-        <w:rPr>
-          <w:b w:val="0"/>
-          <w:sz w:val="28"/>
-        </w:rPr>
-      </w:r>
-    </w:p>
-    <w:p>
-      <w:pPr>
-        <w:spacing w:after="0" w:line="240" w:lineRule="auto"/>
-        <w:ind w:firstLine="0"/>
-        <w:jc w:val="center"/>
-      </w:pPr>
-      <w:r>
-        <w:rPr>
-          <w:b w:val="0"/>
-          <w:sz w:val="28"/>
-        </w:rPr>
-      </w:r>
-    </w:p>
-    <w:p>
-      <w:pPr>
-        <w:spacing w:after="0" w:line="240" w:lineRule="auto"/>
-        <w:ind w:firstLine="0"/>
-        <w:jc w:val="center"/>
-      </w:pPr>
-      <w:r>
-        <w:rPr>
-          <w:b w:val="0"/>
-          <w:sz w:val="28"/>
-        </w:rPr>
-      </w:r>
-    </w:p>
-    <w:p>
-      <w:pPr>
-        <w:spacing w:after="0" w:line="240" w:lineRule="auto"/>
-        <w:ind w:firstLine="0"/>
-        <w:jc w:val="center"/>
-      </w:pPr>
-      <w:r>
-        <w:rPr>
-          <w:b w:val="0"/>
-          <w:sz w:val="28"/>
-        </w:rPr>
-      </w:r>
-    </w:p>
-    <w:p>
-      <w:pPr>
-        <w:spacing w:after="0" w:line="240" w:lineRule="auto"/>
-        <w:ind w:firstLine="0"/>
-        <w:jc w:val="center"/>
-      </w:pPr>
-      <w:r>
-        <w:rPr>
-          <w:b w:val="0"/>
-          <w:sz w:val="28"/>
-        </w:rPr>
-      </w:r>
-    </w:p>
-    <w:p>
-      <w:pPr>
-        <w:spacing w:after="120" w:line="240" w:lineRule="auto"/>
-        <w:ind w:firstLine="0"/>
+        <w:spacing w:before="2300"/>
         <w:jc w:val="center"/>
       </w:pPr>
       <w:r>
         <w:rPr>
           <w:b/>
-          <w:sz w:val="32"/>
+          <w:sz w:val="36"/>
         </w:rPr>
         <w:t>ДОКУМЕНТ О КОНЦЕПЦИИ И ГРАНИЦАХ ПРОЕКТА</w:t>
       </w:r>
     </w:p>
     <w:p>
       <w:pPr>
-        <w:spacing w:after="360" w:line="240" w:lineRule="auto"/>
-        <w:ind w:firstLine="0"/>
+        <w:spacing w:before="0"/>
         <w:jc w:val="center"/>
       </w:pPr>
       <w:r>
@@ -157,724 +30,52 @@
     </w:p>
     <w:p>
       <w:pPr>
-        <w:spacing w:after="120" w:line="240" w:lineRule="auto"/>
-        <w:ind w:firstLine="0"/>
+        <w:spacing w:before="600"/>
         <w:jc w:val="center"/>
       </w:pPr>
       <w:r>
         <w:rPr>
           <w:b/>
-          <w:sz w:val="28"/>
+          <w:sz w:val="32"/>
         </w:rPr>
         <w:t>Проект «SteamSpread»</w:t>
       </w:r>
     </w:p>
     <w:p>
       <w:pPr>
-        <w:spacing w:after="0" w:line="240" w:lineRule="auto"/>
-        <w:ind w:firstLine="0"/>
+        <w:spacing w:before="2800"/>
+        <w:jc w:val="right"/>
+      </w:pPr>
+      <w:r>
+        <w:rPr>
+          <w:b w:val="0"/>
+          <w:sz w:val="24"/>
+        </w:rPr>
+        <w:t>Выполнил: Саврасов</w:t>
+        <w:br/>
+        <w:t>Группа: ИКПИ-41</w:t>
+      </w:r>
+    </w:p>
+    <w:p>
+      <w:pPr>
+        <w:spacing w:before="3200"/>
         <w:jc w:val="center"/>
       </w:pPr>
       <w:r>
         <w:rPr>
           <w:b w:val="0"/>
-          <w:sz w:val="28"/>
+          <w:sz w:val="24"/>
         </w:rPr>
-        <w:t>Информационно-аналитическая система поиска выгодного спреда</w:t>
-      </w:r>
-    </w:p>
-    <w:p>
-      <w:pPr>
-        <w:spacing w:after="0" w:line="240" w:lineRule="auto"/>
-        <w:ind w:firstLine="0"/>
-        <w:jc w:val="center"/>
-      </w:pPr>
-      <w:r>
-        <w:rPr>
-          <w:b w:val="0"/>
-          <w:sz w:val="28"/>
-        </w:rPr>
-        <w:t>на Торговой площадке Сообщества Steam</w:t>
-      </w:r>
-    </w:p>
-    <w:p>
-      <w:pPr>
-        <w:spacing w:after="0" w:line="240" w:lineRule="auto"/>
-        <w:ind w:firstLine="0"/>
-        <w:jc w:val="center"/>
-      </w:pPr>
-      <w:r>
-        <w:rPr>
-          <w:b w:val="0"/>
-          <w:sz w:val="28"/>
-          <w:highlight w:val="yellow"/>
-        </w:rPr>
-        <w:t>по дисциплине «[наименование дисциплины]»</w:t>
-      </w:r>
-    </w:p>
-    <w:p>
-      <w:pPr>
-        <w:spacing w:after="0" w:line="240" w:lineRule="auto"/>
-        <w:ind w:firstLine="0"/>
-        <w:jc w:val="center"/>
-      </w:pPr>
-      <w:r>
-        <w:rPr>
-          <w:b w:val="0"/>
-          <w:sz w:val="28"/>
-        </w:rPr>
-      </w:r>
-    </w:p>
-    <w:p>
-      <w:pPr>
-        <w:spacing w:after="0" w:line="240" w:lineRule="auto"/>
-        <w:ind w:firstLine="0"/>
-        <w:jc w:val="center"/>
-      </w:pPr>
-      <w:r>
-        <w:rPr>
-          <w:b w:val="0"/>
-          <w:sz w:val="28"/>
-        </w:rPr>
-      </w:r>
-    </w:p>
-    <w:p>
-      <w:pPr>
-        <w:spacing w:after="0" w:line="240" w:lineRule="auto"/>
-        <w:ind w:firstLine="0"/>
-        <w:jc w:val="center"/>
-      </w:pPr>
-      <w:r>
-        <w:rPr>
-          <w:b w:val="0"/>
-          <w:sz w:val="28"/>
-        </w:rPr>
-      </w:r>
-    </w:p>
-    <w:p>
-      <w:pPr>
-        <w:spacing w:after="0" w:line="240" w:lineRule="auto"/>
-        <w:ind w:firstLine="0"/>
-        <w:jc w:val="center"/>
-      </w:pPr>
-      <w:r>
-        <w:rPr>
-          <w:b w:val="0"/>
-          <w:sz w:val="28"/>
-        </w:rPr>
-      </w:r>
-    </w:p>
-    <w:p>
-      <w:pPr>
-        <w:spacing w:after="0" w:line="240" w:lineRule="auto"/>
-        <w:ind w:firstLine="0"/>
-        <w:jc w:val="center"/>
-      </w:pPr>
-      <w:r>
-        <w:rPr>
-          <w:b w:val="0"/>
-          <w:sz w:val="28"/>
-        </w:rPr>
-      </w:r>
-    </w:p>
-    <w:p>
-      <w:pPr>
-        <w:spacing w:after="0" w:line="240" w:lineRule="auto"/>
-        <w:ind w:firstLine="0"/>
-        <w:jc w:val="right"/>
-      </w:pPr>
-      <w:r>
-        <w:rPr>
-          <w:b w:val="0"/>
-          <w:sz w:val="28"/>
-        </w:rPr>
-        <w:t>Выполнил:</w:t>
-      </w:r>
-    </w:p>
-    <w:p>
-      <w:pPr>
-        <w:spacing w:after="0" w:line="240" w:lineRule="auto"/>
-        <w:ind w:firstLine="0"/>
-        <w:jc w:val="right"/>
-      </w:pPr>
-      <w:r>
-        <w:rPr>
-          <w:b w:val="0"/>
-          <w:sz w:val="28"/>
-        </w:rPr>
-        <w:t>студент группы ИКПИ-41</w:t>
-      </w:r>
-    </w:p>
-    <w:p>
-      <w:pPr>
-        <w:spacing w:after="240" w:line="240" w:lineRule="auto"/>
-        <w:ind w:firstLine="0"/>
-        <w:jc w:val="right"/>
-      </w:pPr>
-      <w:r>
-        <w:rPr>
-          <w:b w:val="0"/>
-          <w:sz w:val="28"/>
-          <w:highlight w:val="yellow"/>
-        </w:rPr>
-        <w:t>Саврасов [И. О.]</w:t>
-      </w:r>
-    </w:p>
-    <w:p>
-      <w:pPr>
-        <w:spacing w:after="0" w:line="240" w:lineRule="auto"/>
-        <w:ind w:firstLine="0"/>
-        <w:jc w:val="right"/>
-      </w:pPr>
-      <w:r>
-        <w:rPr>
-          <w:b w:val="0"/>
-          <w:sz w:val="28"/>
-        </w:rPr>
-        <w:t>Проверил:</w:t>
-      </w:r>
-    </w:p>
-    <w:p>
-      <w:pPr>
-        <w:spacing w:after="0" w:line="240" w:lineRule="auto"/>
-        <w:ind w:firstLine="0"/>
-        <w:jc w:val="right"/>
-      </w:pPr>
-      <w:r>
-        <w:rPr>
-          <w:b w:val="0"/>
-          <w:sz w:val="28"/>
-          <w:highlight w:val="yellow"/>
-        </w:rPr>
-        <w:t>[должность, Фамилия И. О.]</w:t>
-      </w:r>
-    </w:p>
-    <w:p>
-      <w:pPr>
-        <w:spacing w:after="0" w:line="240" w:lineRule="auto"/>
-        <w:ind w:firstLine="0"/>
-        <w:jc w:val="center"/>
-      </w:pPr>
-      <w:r>
-        <w:rPr>
-          <w:b w:val="0"/>
-          <w:sz w:val="28"/>
-        </w:rPr>
-      </w:r>
-    </w:p>
-    <w:p>
-      <w:pPr>
-        <w:spacing w:after="0" w:line="240" w:lineRule="auto"/>
-        <w:ind w:firstLine="0"/>
-        <w:jc w:val="center"/>
-      </w:pPr>
-      <w:r>
-        <w:rPr>
-          <w:b w:val="0"/>
-          <w:sz w:val="28"/>
-        </w:rPr>
-      </w:r>
-    </w:p>
-    <w:p>
-      <w:pPr>
-        <w:spacing w:after="0" w:line="240" w:lineRule="auto"/>
-        <w:ind w:firstLine="0"/>
-        <w:jc w:val="center"/>
-      </w:pPr>
-      <w:r>
-        <w:rPr>
-          <w:b w:val="0"/>
-          <w:sz w:val="28"/>
-        </w:rPr>
-      </w:r>
-    </w:p>
-    <w:p>
-      <w:pPr>
-        <w:spacing w:after="0" w:line="240" w:lineRule="auto"/>
-        <w:ind w:firstLine="0"/>
-        <w:jc w:val="center"/>
-      </w:pPr>
-      <w:r>
-        <w:rPr>
-          <w:b w:val="0"/>
-          <w:sz w:val="28"/>
-        </w:rPr>
-      </w:r>
-    </w:p>
-    <w:p>
-      <w:pPr>
-        <w:spacing w:after="0" w:line="240" w:lineRule="auto"/>
-        <w:ind w:firstLine="0"/>
-        <w:jc w:val="center"/>
-      </w:pPr>
-      <w:r>
-        <w:rPr>
-          <w:b w:val="0"/>
-          <w:sz w:val="28"/>
-        </w:rPr>
-      </w:r>
-    </w:p>
-    <w:p>
-      <w:pPr>
-        <w:spacing w:after="0" w:line="240" w:lineRule="auto"/>
-        <w:ind w:firstLine="0"/>
-        <w:jc w:val="center"/>
-      </w:pPr>
-      <w:r>
-        <w:rPr>
-          <w:b w:val="0"/>
-          <w:sz w:val="28"/>
-        </w:rPr>
-      </w:r>
-    </w:p>
-    <w:p>
-      <w:pPr>
-        <w:spacing w:after="0" w:line="240" w:lineRule="auto"/>
-        <w:ind w:firstLine="0"/>
-        <w:jc w:val="center"/>
-      </w:pPr>
-      <w:r>
-        <w:rPr>
-          <w:b w:val="0"/>
-          <w:sz w:val="28"/>
-          <w:highlight w:val="yellow"/>
-        </w:rPr>
-        <w:t>[Город] 2026</w:t>
-      </w:r>
-    </w:p>
-    <w:p>
-      <w:pPr>
-        <w:pageBreakBefore/>
-        <w:spacing w:after="240"/>
-        <w:ind w:firstLine="0"/>
-        <w:jc w:val="center"/>
-        <w:outlineLvl w:val="9"/>
-      </w:pPr>
-      <w:r>
-        <w:rPr>
-          <w:b/>
-        </w:rPr>
-        <w:t>СОДЕРЖАНИЕ</w:t>
-      </w:r>
-    </w:p>
-    <w:p>
-      <w:pPr>
-        <w:tabs>
-          <w:tab w:pos="9354" w:val="right" w:leader="dot"/>
-        </w:tabs>
-        <w:ind w:firstLine="0" w:left="0"/>
-        <w:jc w:val="left"/>
-      </w:pPr>
-      <w:r>
-        <w:t>Термины и определения</w:t>
-        <w:tab/>
-        <w:t>3</w:t>
-      </w:r>
-    </w:p>
-    <w:p>
-      <w:pPr>
-        <w:tabs>
-          <w:tab w:pos="9354" w:val="right" w:leader="dot"/>
-        </w:tabs>
-        <w:ind w:firstLine="0" w:left="0"/>
-        <w:jc w:val="left"/>
-      </w:pPr>
-      <w:r>
-        <w:t>1 Бизнес-требования</w:t>
-        <w:tab/>
-        <w:t>4</w:t>
-      </w:r>
-    </w:p>
-    <w:p>
-      <w:pPr>
-        <w:tabs>
-          <w:tab w:pos="9354" w:val="right" w:leader="dot"/>
-        </w:tabs>
-        <w:ind w:firstLine="0" w:left="283"/>
-        <w:jc w:val="left"/>
-      </w:pPr>
-      <w:r>
-        <w:t>1.1 Исходные данные</w:t>
-        <w:tab/>
-        <w:t>4</w:t>
-      </w:r>
-    </w:p>
-    <w:p>
-      <w:pPr>
-        <w:tabs>
-          <w:tab w:pos="9354" w:val="right" w:leader="dot"/>
-        </w:tabs>
-        <w:ind w:firstLine="0" w:left="283"/>
-        <w:jc w:val="left"/>
-      </w:pPr>
-      <w:r>
-        <w:t>1.2 Возможности бизнеса</w:t>
-        <w:tab/>
-        <w:t>5</w:t>
-      </w:r>
-    </w:p>
-    <w:p>
-      <w:pPr>
-        <w:tabs>
-          <w:tab w:pos="9354" w:val="right" w:leader="dot"/>
-        </w:tabs>
-        <w:ind w:firstLine="0" w:left="283"/>
-        <w:jc w:val="left"/>
-      </w:pPr>
-      <w:r>
-        <w:t>1.3 Бизнес-цели</w:t>
-        <w:tab/>
-        <w:t>6</w:t>
-      </w:r>
-    </w:p>
-    <w:p>
-      <w:pPr>
-        <w:tabs>
-          <w:tab w:pos="9354" w:val="right" w:leader="dot"/>
-        </w:tabs>
-        <w:ind w:firstLine="0" w:left="283"/>
-        <w:jc w:val="left"/>
-      </w:pPr>
-      <w:r>
-        <w:t>1.4 Критерии успеха</w:t>
-        <w:tab/>
-        <w:t>6</w:t>
-      </w:r>
-    </w:p>
-    <w:p>
-      <w:pPr>
-        <w:tabs>
-          <w:tab w:pos="9354" w:val="right" w:leader="dot"/>
-        </w:tabs>
-        <w:ind w:firstLine="0" w:left="283"/>
-        <w:jc w:val="left"/>
-      </w:pPr>
-      <w:r>
-        <w:t>1.5 Положение о концепции проекта</w:t>
-        <w:tab/>
-        <w:t>7</w:t>
-      </w:r>
-    </w:p>
-    <w:p>
-      <w:pPr>
-        <w:tabs>
-          <w:tab w:pos="9354" w:val="right" w:leader="dot"/>
-        </w:tabs>
-        <w:ind w:firstLine="0" w:left="283"/>
-        <w:jc w:val="left"/>
-      </w:pPr>
-      <w:r>
-        <w:t>1.6 Бизнес-риски</w:t>
-        <w:tab/>
-        <w:t>7</w:t>
-      </w:r>
-    </w:p>
-    <w:p>
-      <w:pPr>
-        <w:tabs>
-          <w:tab w:pos="9354" w:val="right" w:leader="dot"/>
-        </w:tabs>
-        <w:ind w:firstLine="0" w:left="283"/>
-        <w:jc w:val="left"/>
-      </w:pPr>
-      <w:r>
-        <w:t>1.7 Предположения и зависимости</w:t>
-        <w:tab/>
-        <w:t>9</w:t>
-      </w:r>
-    </w:p>
-    <w:p>
-      <w:pPr>
-        <w:tabs>
-          <w:tab w:pos="9354" w:val="right" w:leader="dot"/>
-        </w:tabs>
-        <w:ind w:firstLine="0" w:left="0"/>
-        <w:jc w:val="left"/>
-      </w:pPr>
-      <w:r>
-        <w:t>2 Рамки и ограничения проекта</w:t>
-        <w:tab/>
-        <w:t>10</w:t>
-      </w:r>
-    </w:p>
-    <w:p>
-      <w:pPr>
-        <w:tabs>
-          <w:tab w:pos="9354" w:val="right" w:leader="dot"/>
-        </w:tabs>
-        <w:ind w:firstLine="0" w:left="283"/>
-        <w:jc w:val="left"/>
-      </w:pPr>
-      <w:r>
-        <w:t>2.1 Основные функции</w:t>
-        <w:tab/>
-        <w:t>10</w:t>
-      </w:r>
-    </w:p>
-    <w:p>
-      <w:pPr>
-        <w:tabs>
-          <w:tab w:pos="9354" w:val="right" w:leader="dot"/>
-        </w:tabs>
-        <w:ind w:firstLine="0" w:left="283"/>
-        <w:jc w:val="left"/>
-      </w:pPr>
-      <w:r>
-        <w:t>2.2 Объём первоначально запланированной версии</w:t>
-        <w:tab/>
-        <w:t>11</w:t>
-      </w:r>
-    </w:p>
-    <w:p>
-      <w:pPr>
-        <w:tabs>
-          <w:tab w:pos="9354" w:val="right" w:leader="dot"/>
-        </w:tabs>
-        <w:ind w:firstLine="0" w:left="283"/>
-        <w:jc w:val="left"/>
-      </w:pPr>
-      <w:r>
-        <w:t>2.3 Объём последующих версий</w:t>
-        <w:tab/>
-        <w:t>11</w:t>
-      </w:r>
-    </w:p>
-    <w:p>
-      <w:pPr>
-        <w:tabs>
-          <w:tab w:pos="9354" w:val="right" w:leader="dot"/>
-        </w:tabs>
-        <w:ind w:firstLine="0" w:left="283"/>
-        <w:jc w:val="left"/>
-      </w:pPr>
-      <w:r>
-        <w:t>2.4 Ограничения и исключения</w:t>
-        <w:tab/>
-        <w:t>12</w:t>
-      </w:r>
-    </w:p>
-    <w:p>
-      <w:pPr>
-        <w:tabs>
-          <w:tab w:pos="9354" w:val="right" w:leader="dot"/>
-        </w:tabs>
-        <w:ind w:firstLine="0" w:left="0"/>
-        <w:jc w:val="left"/>
-      </w:pPr>
-      <w:r>
-        <w:t>3 Бизнес-контекст</w:t>
-        <w:tab/>
-        <w:t>13</w:t>
-      </w:r>
-    </w:p>
-    <w:p>
-      <w:pPr>
-        <w:tabs>
-          <w:tab w:pos="9354" w:val="right" w:leader="dot"/>
-        </w:tabs>
-        <w:ind w:firstLine="0" w:left="283"/>
-        <w:jc w:val="left"/>
-      </w:pPr>
-      <w:r>
-        <w:t>3.1 Профили заинтересованных лиц</w:t>
-        <w:tab/>
-        <w:t>13</w:t>
-      </w:r>
-    </w:p>
-    <w:p>
-      <w:pPr>
-        <w:tabs>
-          <w:tab w:pos="9354" w:val="right" w:leader="dot"/>
-        </w:tabs>
-        <w:ind w:firstLine="0" w:left="283"/>
-        <w:jc w:val="left"/>
-      </w:pPr>
-      <w:r>
-        <w:t>3.2 Приоритеты проекта</w:t>
-        <w:tab/>
-        <w:t>13</w:t>
-      </w:r>
-    </w:p>
-    <w:p>
-      <w:pPr>
-        <w:tabs>
-          <w:tab w:pos="9354" w:val="right" w:leader="dot"/>
-        </w:tabs>
-        <w:ind w:firstLine="0" w:left="283"/>
-        <w:jc w:val="left"/>
-      </w:pPr>
-      <w:r>
-        <w:t>3.3 Особенности развёртывания (операционная среда)</w:t>
-        <w:tab/>
-        <w:t>14</w:t>
-      </w:r>
-    </w:p>
-    <w:p>
-      <w:pPr>
-        <w:tabs>
-          <w:tab w:pos="9354" w:val="right" w:leader="dot"/>
-        </w:tabs>
-        <w:ind w:firstLine="0" w:left="0"/>
-        <w:jc w:val="left"/>
-      </w:pPr>
-      <w:r>
-        <w:t>Список использованных источников</w:t>
-        <w:tab/>
-        <w:t>16</w:t>
+        <w:t>2026</w:t>
+        <w:br w:type="page"/>
       </w:r>
     </w:p>
     <w:p>
       <w:pPr>
         <w:pStyle w:val="Heading1"/>
-        <w:pageBreakBefore/>
-        <w:ind w:firstLine="0"/>
-        <w:jc w:val="center"/>
       </w:pPr>
       <w:r>
-        <w:t>ТЕРМИНЫ И ОПРЕДЕЛЕНИЯ</w:t>
-      </w:r>
-    </w:p>
-    <w:p>
-      <w:r>
-        <w:rPr>
-          <w:b w:val="0"/>
-        </w:rPr>
-        <w:t>В настоящем документе применяют следующие термины с соответствующими определениями:</w:t>
-      </w:r>
-    </w:p>
-    <w:p>
-      <w:r>
-        <w:rPr>
-          <w:b/>
-        </w:rPr>
-        <w:t>Торговая площадка Сообщества Steam (торговая площадка)</w:t>
-      </w:r>
-      <w:r>
-        <w:rPr>
-          <w:b w:val="0"/>
-        </w:rPr>
-        <w:t xml:space="preserve"> – сервис платформы Steam, на котором пользователи покупают и продают внутриигровые предметы за средства кошелька Steam.</w:t>
-      </w:r>
-    </w:p>
-    <w:p>
-      <w:r>
-        <w:rPr>
-          <w:b/>
-        </w:rPr>
-        <w:t>Запрос на покупку (автопокупка)</w:t>
-      </w:r>
-      <w:r>
-        <w:rPr>
-          <w:b w:val="0"/>
-        </w:rPr>
-        <w:t xml:space="preserve"> – выставленная покупателем заявка купить предмет по указанной цене; исполняется автоматически, когда продавец выставляет предмет по этой цене или ниже.</w:t>
-      </w:r>
-    </w:p>
-    <w:p>
-      <w:r>
-        <w:rPr>
-          <w:b/>
-        </w:rPr>
-        <w:t>Цена продажи</w:t>
-      </w:r>
-      <w:r>
-        <w:rPr>
-          <w:b w:val="0"/>
-        </w:rPr>
-        <w:t xml:space="preserve"> – минимальная цена, по которой предмет в данный момент выставлен на продажу (лот).</w:t>
-      </w:r>
-    </w:p>
-    <w:p>
-      <w:r>
-        <w:rPr>
-          <w:b/>
-        </w:rPr>
-        <w:t>Котировка</w:t>
-      </w:r>
-      <w:r>
-        <w:rPr>
-          <w:b w:val="0"/>
-        </w:rPr>
-        <w:t xml:space="preserve"> – зафиксированные в определённый момент времени цена лучшего запроса на покупку, минимальная цена продажи и объём продаж предмета.</w:t>
-      </w:r>
-    </w:p>
-    <w:p>
-      <w:r>
-        <w:rPr>
-          <w:b/>
-        </w:rPr>
-        <w:t>Комиссия</w:t>
-      </w:r>
-      <w:r>
-        <w:rPr>
-          <w:b w:val="0"/>
-        </w:rPr>
-        <w:t xml:space="preserve"> – сумма, удерживаемая с продажи: комиссия Steam (5 %) и комиссия издателя игры (как правило, 10 %), начисляемые на сумму, получаемую продавцом.</w:t>
-      </w:r>
-    </w:p>
-    <w:p>
-      <w:r>
-        <w:rPr>
-          <w:b/>
-        </w:rPr>
-        <w:t>Чистый спред</w:t>
-      </w:r>
-      <w:r>
-        <w:rPr>
-          <w:b w:val="0"/>
-        </w:rPr>
-        <w:t xml:space="preserve"> – разница между суммой, которую получит продавец после уплаты комиссий, и ценой автопокупки предмета; выражается в рублях и в процентах.</w:t>
-      </w:r>
-    </w:p>
-    <w:p>
-      <w:r>
-        <w:rPr>
-          <w:b/>
-        </w:rPr>
-        <w:t>Ликвидность предмета</w:t>
-      </w:r>
-      <w:r>
-        <w:rPr>
-          <w:b w:val="0"/>
-        </w:rPr>
-        <w:t xml:space="preserve"> – количество продаж предмета за выбранный период, характеризующее, насколько быстро предмет может быть продан.</w:t>
-      </w:r>
-    </w:p>
-    <w:p>
-      <w:r>
-        <w:rPr>
-          <w:b/>
-        </w:rPr>
-        <w:t>Буст (забустенная цена)</w:t>
-      </w:r>
-      <w:r>
-        <w:rPr>
-          <w:b w:val="0"/>
-        </w:rPr>
-        <w:t xml:space="preserve"> – искусственное завышение цены предмета, при котором текущая цена существенно отклоняется от исторических значений без реального спроса.</w:t>
-      </w:r>
-    </w:p>
-    <w:p>
-      <w:r>
-        <w:rPr>
-          <w:b/>
-        </w:rPr>
-        <w:t>Сессия</w:t>
-      </w:r>
-      <w:r>
-        <w:rPr>
-          <w:b w:val="0"/>
-        </w:rPr>
-        <w:t xml:space="preserve"> – данные авторизации пользователя на сайте Steam (cookie-файлы), позволяющие выполнять запросы от его имени.</w:t>
-      </w:r>
-    </w:p>
-    <w:p>
-      <w:pPr>
-        <w:pStyle w:val="Heading1"/>
-        <w:pageBreakBefore/>
-      </w:pPr>
-      <w:r>
-        <w:t>1 Бизнес-требования</w:t>
+        <w:t>1. Бизнес-требования</w:t>
       </w:r>
     </w:p>
     <w:p>
@@ -882,103 +83,31 @@
         <w:pStyle w:val="Heading2"/>
       </w:pPr>
       <w:r>
-        <w:t>1.1 Исходные данные</w:t>
+        <w:t>1.1. Исходные данные</w:t>
       </w:r>
     </w:p>
     <w:p>
+      <w:pPr>
+        <w:ind w:firstLine="709"/>
+        <w:jc w:val="both"/>
+      </w:pPr>
       <w:r>
         <w:rPr>
           <w:b w:val="0"/>
         </w:rPr>
-        <w:t>Торговая площадка Сообщества Steam содержит сотни тысяч позиций внутриигровых предметов (CS2, Dota 2, TF2, Rust и др.), цены на которые постоянно меняются. Пользователи, зарабатывающие на перепродаже, выставляют запросы на покупку (автопокупку) по низкой цене и затем продают предметы по более высокой. Поиск подходящих предметов сопряжён с рядом трудностей:</w:t>
+        <w:t>На Торговой площадке Сообщества Steam продаются сотни тысяч внутриигровых предметов (CS2, Dota 2, TF2, Rust и др.), и цены на них постоянно меняются. Многие пользователи зарабатывают на перепродаже: ставят автопокупку (запрос на покупку) по низкой цене и продают предмет дороже. Искать такие предметы вручную долго и неудобно: Steam показывает график и стакан заявок только по одному предмету, с каждой продажи удерживается комиссия (5 % Steam и 10 % издателя игры), из-за которой «видимая» разница цен часто оказывается убыточной, а часть предметов неликвидна или имеет искусственно завышенную («забустенную») цену.</w:t>
       </w:r>
     </w:p>
     <w:p>
+      <w:pPr>
+        <w:ind w:firstLine="709"/>
+        <w:jc w:val="both"/>
+      </w:pPr>
       <w:r>
         <w:rPr>
           <w:b w:val="0"/>
         </w:rPr>
-        <w:t xml:space="preserve">– </w:t>
-      </w:r>
-      <w:r>
-        <w:rPr>
-          <w:b/>
-        </w:rPr>
-        <w:t>Ручной перебор.</w:t>
-      </w:r>
-      <w:r>
-        <w:rPr>
-          <w:b w:val="0"/>
-        </w:rPr>
-        <w:t xml:space="preserve"> Встроенные средства площадки показывают цену, стакан заявок и график продаж только для одного предмета; массово сравнивать и фильтровать предметы невозможно.</w:t>
-      </w:r>
-    </w:p>
-    <w:p>
-      <w:r>
-        <w:rPr>
-          <w:b w:val="0"/>
-        </w:rPr>
-        <w:t xml:space="preserve">– </w:t>
-      </w:r>
-      <w:r>
-        <w:rPr>
-          <w:b/>
-        </w:rPr>
-        <w:t>Обманчивая «грязная» разница цен.</w:t>
-      </w:r>
-      <w:r>
-        <w:rPr>
-          <w:b w:val="0"/>
-        </w:rPr>
-        <w:t xml:space="preserve"> С каждой продажи удерживается комиссия Steam и издателя игры (суммарно около 13 % от цены, уплачиваемой покупателем), поэтому видимая разница между ценой автопокупки и ценой продажи часто оказывается убыточной.</w:t>
-      </w:r>
-    </w:p>
-    <w:p>
-      <w:r>
-        <w:rPr>
-          <w:b w:val="0"/>
-        </w:rPr>
-        <w:t xml:space="preserve">– </w:t>
-      </w:r>
-      <w:r>
-        <w:rPr>
-          <w:b/>
-        </w:rPr>
-        <w:t>Неликвидные и забустенные предметы.</w:t>
-      </w:r>
-      <w:r>
-        <w:rPr>
-          <w:b w:val="0"/>
-        </w:rPr>
-        <w:t xml:space="preserve"> Предмет с высоким спредом может месяцами не продаваться либо иметь искусственно завышенную цену, после падения которой сделка становится убыточной.</w:t>
-      </w:r>
-    </w:p>
-    <w:p>
-      <w:r>
-        <w:rPr>
-          <w:b w:val="0"/>
-        </w:rPr>
-        <w:t xml:space="preserve">– </w:t>
-      </w:r>
-      <w:r>
-        <w:rPr>
-          <w:b/>
-        </w:rPr>
-        <w:t>Отсутствие истории.</w:t>
-      </w:r>
-      <w:r>
-        <w:rPr>
-          <w:b w:val="0"/>
-        </w:rPr>
-        <w:t xml:space="preserve"> Решение принимается по текущему снимку цен, без учёта того, как цена и объём продаж менялись ранее.</w:t>
-      </w:r>
-    </w:p>
-    <w:p>
-      <w:r>
-        <w:rPr>
-          <w:b w:val="0"/>
-        </w:rPr>
-        <w:t>Существующие сервисы (TradeBack, Skins-table) ориентированы на сравнение цен одного предмета между разными площадками и не решают задачу поиска спреда внутри самой площадки Steam. Проект «SteamSpread» создаётся как информационно-аналитическая система, которая автоматически собирает котировки торговой площадки, накапливает историю цен, рассчитывает чистый спред после комиссии и ранжирует предметы по потенциальной доходности.</w:t>
+        <w:t>SteamSpread создаётся как аналитическая система, которая сама собирает котировки торговой площадки, хранит историю цен, считает чистый спред после комиссии и показывает пользователю список самых выгодных предметов.</w:t>
       </w:r>
     </w:p>
     <w:p>
@@ -986,125 +115,31 @@
         <w:pStyle w:val="Heading2"/>
       </w:pPr>
       <w:r>
-        <w:t>1.2 Возможности бизнеса</w:t>
-      </w:r>
-    </w:p>
-    <w:p>
-      <w:r>
-        <w:rPr>
-          <w:b w:val="0"/>
-        </w:rPr>
-        <w:t>Бизнес-процесс, который поддерживает SteamSpread, – это перепродажа внутриигровых предметов внутри торговой площадки Steam: пользователь находит предмет с положительным чистым спредом, выставляет запрос на покупку, получает предмет и продаёт его по более высокой цене. SteamSpread автоматизирует наиболее трудоёмкий этап процесса – отбор предметов – и снижает риск ошибочного решения. Сами сделки пользователь совершает вручную.</w:t>
-      </w:r>
-    </w:p>
-    <w:p>
-      <w:r>
-        <w:rPr>
-          <w:b w:val="0"/>
-        </w:rPr>
-        <w:t>Участниками процесса являются:</w:t>
-      </w:r>
-    </w:p>
-    <w:p>
-      <w:r>
-        <w:rPr>
-          <w:b w:val="0"/>
-        </w:rPr>
-        <w:t xml:space="preserve">– </w:t>
-      </w:r>
-      <w:r>
-        <w:rPr>
-          <w:b/>
-        </w:rPr>
-        <w:t>Трейдер (перекупщик)</w:t>
-      </w:r>
-      <w:r>
-        <w:rPr>
-          <w:b w:val="0"/>
-        </w:rPr>
-        <w:t xml:space="preserve"> – основной пользователь, систематически зарабатывающий на разнице цен;</w:t>
-      </w:r>
-    </w:p>
-    <w:p>
-      <w:r>
-        <w:rPr>
-          <w:b w:val="0"/>
-        </w:rPr>
-        <w:t xml:space="preserve">– </w:t>
-      </w:r>
-      <w:r>
-        <w:rPr>
-          <w:b/>
-        </w:rPr>
-        <w:t>Игрок</w:t>
-      </w:r>
-      <w:r>
-        <w:rPr>
-          <w:b w:val="0"/>
-        </w:rPr>
-        <w:t xml:space="preserve"> – пользователь, который хочет выгодно купить нужный предмет или продать ненужный;</w:t>
-      </w:r>
-    </w:p>
-    <w:p>
-      <w:r>
-        <w:rPr>
-          <w:b w:val="0"/>
-        </w:rPr>
-        <w:t xml:space="preserve">– </w:t>
-      </w:r>
-      <w:r>
-        <w:rPr>
-          <w:b/>
-        </w:rPr>
-        <w:t>Разработчик</w:t>
-      </w:r>
-      <w:r>
-        <w:rPr>
-          <w:b w:val="0"/>
-        </w:rPr>
-        <w:t xml:space="preserve"> – лицо, создающее и сопровождающее систему;</w:t>
-      </w:r>
-    </w:p>
-    <w:p>
-      <w:r>
-        <w:rPr>
-          <w:b w:val="0"/>
-        </w:rPr>
-        <w:t xml:space="preserve">– </w:t>
-      </w:r>
-      <w:r>
-        <w:rPr>
-          <w:b/>
-        </w:rPr>
-        <w:t>Платформа Steam (Valve)</w:t>
-      </w:r>
-      <w:r>
-        <w:rPr>
-          <w:b w:val="0"/>
-        </w:rPr>
-        <w:t xml:space="preserve"> – внешняя сторона, устанавливающая правила торговой площадки, комиссии и ограничения частоты запросов.</w:t>
-      </w:r>
-    </w:p>
-    <w:p>
-      <w:r>
-        <w:rPr>
-          <w:b w:val="0"/>
-        </w:rPr>
-        <w:t>Взаимодействие с площадкой выполняется через HTTP-запросы к веб-сервисам торговой площадки от имени авторизованной сессии пользователя. Сравнение SteamSpread с аналогами приведено в таблице 1; подробная таблица сравнения представлена в отдельном файле «Обзор конкурентов».</w:t>
+        <w:t>1.2. Возможности бизнеса</w:t>
       </w:r>
     </w:p>
     <w:p>
       <w:pPr>
-        <w:keepNext/>
-        <w:spacing w:before="120"/>
-        <w:ind w:firstLine="0"/>
-        <w:jc w:val="left"/>
+        <w:ind w:firstLine="709"/>
+        <w:jc w:val="both"/>
       </w:pPr>
       <w:r>
         <w:rPr>
           <w:b w:val="0"/>
         </w:rPr>
-        <w:t>Таблица 1 – Сравнение SteamSpread с аналогами</w:t>
+        <w:t>Бизнес-процесс, который поддерживает SteamSpread, – перепродажа предметов внутри площадки Steam: найти предмет с выгодной разницей цен, выставить автопокупку, получить предмет и продать его дороже. Система автоматизирует самый трудоёмкий этап – отбор предметов, а сами сделки пользователь совершает вручную. Участники процесса: трейдер или игрок как основной пользователь, разработчик, сопровождающий систему, и платформа Steam, которая задаёт правила площадки, комиссии и ограничения на частоту запросов. Данные собираются через веб-сервисы торговой площадки от имени авторизованной сессии пользователя.</w:t>
+      </w:r>
+    </w:p>
+    <w:p>
+      <w:pPr>
+        <w:ind w:firstLine="709"/>
+        <w:jc w:val="both"/>
+      </w:pPr>
+      <w:r>
+        <w:rPr>
+          <w:b w:val="0"/>
+        </w:rPr>
+        <w:t>На рынке уже есть сервисы TradeBack и Skins-table, но они сравнивают цены одного предмета между разными площадками. Возможность SteamSpread – искать выгоду внутри самой площадки Steam, опираясь на собственную историю цен.</w:t>
       </w:r>
     </w:p>
     <w:tbl>
@@ -1116,9 +151,9 @@
         <w:tblLook w:firstColumn="1" w:firstRow="1" w:lastColumn="0" w:lastRow="0" w:noHBand="0" w:noVBand="1" w:val="04A0"/>
       </w:tblPr>
       <w:tblGrid>
-        <w:gridCol w:w="1984"/>
-        <w:gridCol w:w="3402"/>
-        <w:gridCol w:w="3969"/>
+        <w:gridCol w:w="1814"/>
+        <w:gridCol w:w="3175"/>
+        <w:gridCol w:w="4365"/>
       </w:tblGrid>
       <w:tr>
         <w:trPr>
@@ -1127,18 +162,20 @@
         </w:trPr>
         <w:tc>
           <w:tcPr>
-            <w:tcW w:type="dxa" w:w="1984"/>
+            <w:tcW w:type="dxa" w:w="1814"/>
+            <w:shd w:val="clear" w:color="auto" w:fill="D9EAF7"/>
             <w:vAlign w:val="center"/>
           </w:tcPr>
           <w:p>
             <w:pPr>
-              <w:pStyle w:val="TableText"/>
+              <w:spacing w:after="0" w:line="240" w:lineRule="auto"/>
               <w:jc w:val="center"/>
             </w:pPr>
             <w:r/>
             <w:r>
               <w:rPr>
                 <w:b/>
+                <w:sz w:val="20"/>
               </w:rPr>
               <w:t>Аналог</w:t>
             </w:r>
@@ -1146,18 +183,20 @@
         </w:tc>
         <w:tc>
           <w:tcPr>
-            <w:tcW w:type="dxa" w:w="3402"/>
+            <w:tcW w:type="dxa" w:w="3175"/>
+            <w:shd w:val="clear" w:color="auto" w:fill="D9EAF7"/>
             <w:vAlign w:val="center"/>
           </w:tcPr>
           <w:p>
             <w:pPr>
-              <w:pStyle w:val="TableText"/>
+              <w:spacing w:after="0" w:line="240" w:lineRule="auto"/>
               <w:jc w:val="center"/>
             </w:pPr>
             <w:r/>
             <w:r>
               <w:rPr>
                 <w:b/>
+                <w:sz w:val="20"/>
               </w:rPr>
               <w:t>Сильная сторона</w:t>
             </w:r>
@@ -1165,18 +204,20 @@
         </w:tc>
         <w:tc>
           <w:tcPr>
-            <w:tcW w:type="dxa" w:w="3969"/>
+            <w:tcW w:type="dxa" w:w="4365"/>
+            <w:shd w:val="clear" w:color="auto" w:fill="D9EAF7"/>
             <w:vAlign w:val="center"/>
           </w:tcPr>
           <w:p>
             <w:pPr>
-              <w:pStyle w:val="TableText"/>
+              <w:spacing w:after="0" w:line="240" w:lineRule="auto"/>
               <w:jc w:val="center"/>
             </w:pPr>
             <w:r/>
             <w:r>
               <w:rPr>
                 <w:b/>
+                <w:sz w:val="20"/>
               </w:rPr>
               <w:t>Зона позиционирования SteamSpread</w:t>
             </w:r>
@@ -1189,16 +230,18 @@
         </w:trPr>
         <w:tc>
           <w:tcPr>
-            <w:tcW w:type="dxa" w:w="1984"/>
+            <w:tcW w:type="dxa" w:w="1814"/>
           </w:tcPr>
           <w:p>
             <w:pPr>
-              <w:pStyle w:val="TableText"/>
+              <w:spacing w:after="0" w:line="240" w:lineRule="auto"/>
+              <w:jc w:val="left"/>
             </w:pPr>
             <w:r/>
             <w:r>
               <w:rPr>
-                <w:b/>
+                <w:b w:val="0"/>
+                <w:sz w:val="20"/>
               </w:rPr>
               <w:t>TradeBack</w:t>
             </w:r>
@@ -1206,35 +249,39 @@
         </w:tc>
         <w:tc>
           <w:tcPr>
-            <w:tcW w:type="dxa" w:w="3402"/>
+            <w:tcW w:type="dxa" w:w="3175"/>
           </w:tcPr>
           <w:p>
             <w:pPr>
-              <w:pStyle w:val="TableText"/>
+              <w:spacing w:after="0" w:line="240" w:lineRule="auto"/>
+              <w:jc w:val="left"/>
             </w:pPr>
             <w:r/>
             <w:r>
               <w:rPr>
                 <w:b w:val="0"/>
+                <w:sz w:val="20"/>
               </w:rPr>
-              <w:t>Сравнение цен между Steam и сторонними площадками, расширение для браузера, учёт комиссий площадок.</w:t>
+              <w:t>Сравнение цен между Steam и сторонними маркетами, расширение для браузера.</w:t>
             </w:r>
           </w:p>
         </w:tc>
         <w:tc>
           <w:tcPr>
-            <w:tcW w:type="dxa" w:w="3969"/>
+            <w:tcW w:type="dxa" w:w="4365"/>
           </w:tcPr>
           <w:p>
             <w:pPr>
-              <w:pStyle w:val="TableText"/>
+              <w:spacing w:after="0" w:line="240" w:lineRule="auto"/>
+              <w:jc w:val="left"/>
             </w:pPr>
             <w:r/>
             <w:r>
               <w:rPr>
                 <w:b w:val="0"/>
+                <w:sz w:val="20"/>
               </w:rPr>
-              <w:t>Главный прямой аналог. SteamSpread ищет выгоду внутри Steam (автопокупка → продажа), хранит собственную историю цен, фильтрует по ликвидности и отсеивает забустенные предметы.</w:t>
+              <w:t>Главный прямой конкурент. SteamSpread ищет спред внутри Steam (автопокупка → продажа), хранит свою историю цен и отсеивает забустенные предметы.</w:t>
             </w:r>
           </w:p>
         </w:tc>
@@ -1245,16 +292,18 @@
         </w:trPr>
         <w:tc>
           <w:tcPr>
-            <w:tcW w:type="dxa" w:w="1984"/>
+            <w:tcW w:type="dxa" w:w="1814"/>
           </w:tcPr>
           <w:p>
             <w:pPr>
-              <w:pStyle w:val="TableText"/>
+              <w:spacing w:after="0" w:line="240" w:lineRule="auto"/>
+              <w:jc w:val="left"/>
             </w:pPr>
             <w:r/>
             <w:r>
               <w:rPr>
-                <w:b/>
+                <w:b w:val="0"/>
+                <w:sz w:val="20"/>
               </w:rPr>
               <w:t>Skins-table</w:t>
             </w:r>
@@ -1262,35 +311,39 @@
         </w:tc>
         <w:tc>
           <w:tcPr>
-            <w:tcW w:type="dxa" w:w="3402"/>
+            <w:tcW w:type="dxa" w:w="3175"/>
           </w:tcPr>
           <w:p>
             <w:pPr>
-              <w:pStyle w:val="TableText"/>
+              <w:spacing w:after="0" w:line="240" w:lineRule="auto"/>
+              <w:jc w:val="left"/>
             </w:pPr>
             <w:r/>
             <w:r>
               <w:rPr>
                 <w:b w:val="0"/>
+                <w:sz w:val="20"/>
               </w:rPr>
-              <w:t>Сводная сортируемая таблица цен предметов CS2, Dota 2, TF2, Rust на разных площадках.</w:t>
+              <w:t>Сводная таблица цен предметов на разных площадках.</w:t>
             </w:r>
           </w:p>
         </w:tc>
         <w:tc>
           <w:tcPr>
-            <w:tcW w:type="dxa" w:w="3969"/>
+            <w:tcW w:type="dxa" w:w="4365"/>
           </w:tcPr>
           <w:p>
             <w:pPr>
-              <w:pStyle w:val="TableText"/>
+              <w:spacing w:after="0" w:line="240" w:lineRule="auto"/>
+              <w:jc w:val="left"/>
             </w:pPr>
             <w:r/>
             <w:r>
               <w:rPr>
                 <w:b w:val="0"/>
+                <w:sz w:val="20"/>
               </w:rPr>
-              <w:t>SteamSpread не сравнивает площадки, а ранжирует предметы Steam по чистой доходности после комиссии с учётом ликвидности.</w:t>
+              <w:t>SteamSpread не сравнивает площадки, а ранжирует предметы Steam по чистой прибыли с учётом ликвидности.</w:t>
             </w:r>
           </w:p>
         </w:tc>
@@ -1301,52 +354,58 @@
         </w:trPr>
         <w:tc>
           <w:tcPr>
-            <w:tcW w:type="dxa" w:w="1984"/>
+            <w:tcW w:type="dxa" w:w="1814"/>
           </w:tcPr>
           <w:p>
             <w:pPr>
-              <w:pStyle w:val="TableText"/>
+              <w:spacing w:after="0" w:line="240" w:lineRule="auto"/>
+              <w:jc w:val="left"/>
             </w:pPr>
             <w:r/>
             <w:r>
               <w:rPr>
-                <w:b/>
+                <w:b w:val="0"/>
+                <w:sz w:val="20"/>
               </w:rPr>
-              <w:t>Встроенные средства торговой площадки Steam</w:t>
+              <w:t>Встроенные средства Steam</w:t>
             </w:r>
           </w:p>
         </w:tc>
         <w:tc>
           <w:tcPr>
-            <w:tcW w:type="dxa" w:w="3402"/>
+            <w:tcW w:type="dxa" w:w="3175"/>
           </w:tcPr>
           <w:p>
             <w:pPr>
-              <w:pStyle w:val="TableText"/>
+              <w:spacing w:after="0" w:line="240" w:lineRule="auto"/>
+              <w:jc w:val="left"/>
             </w:pPr>
             <w:r/>
             <w:r>
               <w:rPr>
                 <w:b w:val="0"/>
+                <w:sz w:val="20"/>
               </w:rPr>
-              <w:t>Официальные данные, график продаж и стакан заявок предмета.</w:t>
+              <w:t>Официальные данные, график продаж и стакан заявок.</w:t>
             </w:r>
           </w:p>
         </w:tc>
         <w:tc>
           <w:tcPr>
-            <w:tcW w:type="dxa" w:w="3969"/>
+            <w:tcW w:type="dxa" w:w="4365"/>
           </w:tcPr>
           <w:p>
             <w:pPr>
-              <w:pStyle w:val="TableText"/>
+              <w:spacing w:after="0" w:line="240" w:lineRule="auto"/>
+              <w:jc w:val="left"/>
             </w:pPr>
             <w:r/>
             <w:r>
               <w:rPr>
                 <w:b w:val="0"/>
+                <w:sz w:val="20"/>
               </w:rPr>
-              <w:t>SteamSpread автоматизирует массовый анализ тысяч позиций, который во встроенных средствах выполняется вручную по одному предмету.</w:t>
+              <w:t>SteamSpread анализирует тысячи предметов сразу, а не по одному вручную.</w:t>
             </w:r>
           </w:p>
         </w:tc>
@@ -1362,29 +421,19 @@
         <w:pStyle w:val="Heading2"/>
       </w:pPr>
       <w:r>
-        <w:t>1.3 Бизнес-цели</w:t>
-      </w:r>
-    </w:p>
-    <w:p>
-      <w:r>
-        <w:rPr>
-          <w:b w:val="0"/>
-        </w:rPr>
-        <w:t>Целевые значения, приведённые в таблице 2, проверяются на этапе пилотной эксплуатации первой версии системы в течение одного месяца.</w:t>
+        <w:t>1.3. Бизнес-цели</w:t>
       </w:r>
     </w:p>
     <w:p>
       <w:pPr>
-        <w:keepNext/>
-        <w:spacing w:before="120"/>
-        <w:ind w:firstLine="0"/>
-        <w:jc w:val="left"/>
+        <w:ind w:firstLine="709"/>
+        <w:jc w:val="both"/>
       </w:pPr>
       <w:r>
         <w:rPr>
           <w:b w:val="0"/>
         </w:rPr>
-        <w:t>Таблица 2 – Бизнес-цели</w:t>
+        <w:t>Показатели проверяются в течение месяца пробного использования первой версии.</w:t>
       </w:r>
     </w:p>
     <w:tbl>
@@ -1397,8 +446,8 @@
       </w:tblPr>
       <w:tblGrid>
         <w:gridCol w:w="907"/>
-        <w:gridCol w:w="3402"/>
-        <w:gridCol w:w="5046"/>
+        <w:gridCol w:w="3061"/>
+        <w:gridCol w:w="5386"/>
       </w:tblGrid>
       <w:tr>
         <w:trPr>
@@ -1408,17 +457,19 @@
         <w:tc>
           <w:tcPr>
             <w:tcW w:type="dxa" w:w="907"/>
+            <w:shd w:val="clear" w:color="auto" w:fill="D9EAF7"/>
             <w:vAlign w:val="center"/>
           </w:tcPr>
           <w:p>
             <w:pPr>
-              <w:pStyle w:val="TableText"/>
+              <w:spacing w:after="0" w:line="240" w:lineRule="auto"/>
               <w:jc w:val="center"/>
             </w:pPr>
             <w:r/>
             <w:r>
               <w:rPr>
                 <w:b/>
+                <w:sz w:val="20"/>
               </w:rPr>
               <w:t>ID</w:t>
             </w:r>
@@ -1426,18 +477,20 @@
         </w:tc>
         <w:tc>
           <w:tcPr>
-            <w:tcW w:type="dxa" w:w="3402"/>
+            <w:tcW w:type="dxa" w:w="3061"/>
+            <w:shd w:val="clear" w:color="auto" w:fill="D9EAF7"/>
             <w:vAlign w:val="center"/>
           </w:tcPr>
           <w:p>
             <w:pPr>
-              <w:pStyle w:val="TableText"/>
+              <w:spacing w:after="0" w:line="240" w:lineRule="auto"/>
               <w:jc w:val="center"/>
             </w:pPr>
             <w:r/>
             <w:r>
               <w:rPr>
                 <w:b/>
+                <w:sz w:val="20"/>
               </w:rPr>
               <w:t>Бизнес-цель</w:t>
             </w:r>
@@ -1445,18 +498,20 @@
         </w:tc>
         <w:tc>
           <w:tcPr>
-            <w:tcW w:type="dxa" w:w="5046"/>
+            <w:tcW w:type="dxa" w:w="5386"/>
+            <w:shd w:val="clear" w:color="auto" w:fill="D9EAF7"/>
             <w:vAlign w:val="center"/>
           </w:tcPr>
           <w:p>
             <w:pPr>
-              <w:pStyle w:val="TableText"/>
+              <w:spacing w:after="0" w:line="240" w:lineRule="auto"/>
               <w:jc w:val="center"/>
             </w:pPr>
             <w:r/>
             <w:r>
               <w:rPr>
                 <w:b/>
+                <w:sz w:val="20"/>
               </w:rPr>
               <w:t>Планируемый показатель</w:t>
             </w:r>
@@ -1473,13 +528,14 @@
           </w:tcPr>
           <w:p>
             <w:pPr>
-              <w:pStyle w:val="TableText"/>
+              <w:spacing w:after="0" w:line="240" w:lineRule="auto"/>
               <w:jc w:val="center"/>
             </w:pPr>
             <w:r/>
             <w:r>
               <w:rPr>
-                <w:b/>
+                <w:b w:val="0"/>
+                <w:sz w:val="20"/>
               </w:rPr>
               <w:t>BO-1</w:t>
             </w:r>
@@ -1487,35 +543,39 @@
         </w:tc>
         <w:tc>
           <w:tcPr>
-            <w:tcW w:type="dxa" w:w="3402"/>
+            <w:tcW w:type="dxa" w:w="3061"/>
           </w:tcPr>
           <w:p>
             <w:pPr>
-              <w:pStyle w:val="TableText"/>
+              <w:spacing w:after="0" w:line="240" w:lineRule="auto"/>
+              <w:jc w:val="left"/>
             </w:pPr>
             <w:r/>
             <w:r>
               <w:rPr>
                 <w:b w:val="0"/>
+                <w:sz w:val="20"/>
               </w:rPr>
-              <w:t>Сократить время поиска предметов, выгодных для перепродажи.</w:t>
+              <w:t>Сократить время поиска выгодных предметов.</w:t>
             </w:r>
           </w:p>
         </w:tc>
         <w:tc>
           <w:tcPr>
-            <w:tcW w:type="dxa" w:w="5046"/>
+            <w:tcW w:type="dxa" w:w="5386"/>
           </w:tcPr>
           <w:p>
             <w:pPr>
-              <w:pStyle w:val="TableText"/>
+              <w:spacing w:after="0" w:line="240" w:lineRule="auto"/>
+              <w:jc w:val="left"/>
             </w:pPr>
             <w:r/>
             <w:r>
               <w:rPr>
                 <w:b w:val="0"/>
+                <w:sz w:val="20"/>
               </w:rPr>
-              <w:t>Получение отсортированного списка из 20 лучших предметов по выбранным фильтрам занимает не более 5 минут после запуска цикла обновления (против 1–2 часов ручного просмотра).</w:t>
+              <w:t>Список из 20 лучших предметов по выбранным фильтрам формируется не более чем за 5 минут (вместо 1–2 часов ручного поиска).</w:t>
             </w:r>
           </w:p>
         </w:tc>
@@ -1530,13 +590,14 @@
           </w:tcPr>
           <w:p>
             <w:pPr>
-              <w:pStyle w:val="TableText"/>
+              <w:spacing w:after="0" w:line="240" w:lineRule="auto"/>
               <w:jc w:val="center"/>
             </w:pPr>
             <w:r/>
             <w:r>
               <w:rPr>
-                <w:b/>
+                <w:b w:val="0"/>
+                <w:sz w:val="20"/>
               </w:rPr>
               <w:t>BO-2</w:t>
             </w:r>
@@ -1544,35 +605,39 @@
         </w:tc>
         <w:tc>
           <w:tcPr>
-            <w:tcW w:type="dxa" w:w="3402"/>
+            <w:tcW w:type="dxa" w:w="3061"/>
           </w:tcPr>
           <w:p>
             <w:pPr>
-              <w:pStyle w:val="TableText"/>
+              <w:spacing w:after="0" w:line="240" w:lineRule="auto"/>
+              <w:jc w:val="left"/>
             </w:pPr>
             <w:r/>
             <w:r>
               <w:rPr>
                 <w:b w:val="0"/>
+                <w:sz w:val="20"/>
               </w:rPr>
-              <w:t>Повысить точность оценки доходности сделки.</w:t>
+              <w:t>Точно оценивать прибыль сделки.</w:t>
             </w:r>
           </w:p>
         </w:tc>
         <w:tc>
           <w:tcPr>
-            <w:tcW w:type="dxa" w:w="5046"/>
+            <w:tcW w:type="dxa" w:w="5386"/>
           </w:tcPr>
           <w:p>
             <w:pPr>
-              <w:pStyle w:val="TableText"/>
+              <w:spacing w:after="0" w:line="240" w:lineRule="auto"/>
+              <w:jc w:val="left"/>
             </w:pPr>
             <w:r/>
             <w:r>
               <w:rPr>
                 <w:b w:val="0"/>
+                <w:sz w:val="20"/>
               </w:rPr>
-              <w:t>Расчётная сумма к получению продавцом отличается от фактически зачисленной на кошелёк Steam не более чем на 0,01 ₽ для 100 % контрольных сделок (не менее 30).</w:t>
+              <w:t>Рассчитанная сумма к получению после комиссии совпадает с фактической (расхождение не больше 1 копейки).</w:t>
             </w:r>
           </w:p>
         </w:tc>
@@ -1587,13 +652,14 @@
           </w:tcPr>
           <w:p>
             <w:pPr>
-              <w:pStyle w:val="TableText"/>
+              <w:spacing w:after="0" w:line="240" w:lineRule="auto"/>
               <w:jc w:val="center"/>
             </w:pPr>
             <w:r/>
             <w:r>
               <w:rPr>
-                <w:b/>
+                <w:b w:val="0"/>
+                <w:sz w:val="20"/>
               </w:rPr>
               <w:t>BO-3</w:t>
             </w:r>
@@ -1601,16 +667,18 @@
         </w:tc>
         <w:tc>
           <w:tcPr>
-            <w:tcW w:type="dxa" w:w="3402"/>
+            <w:tcW w:type="dxa" w:w="3061"/>
           </w:tcPr>
           <w:p>
             <w:pPr>
-              <w:pStyle w:val="TableText"/>
+              <w:spacing w:after="0" w:line="240" w:lineRule="auto"/>
+              <w:jc w:val="left"/>
             </w:pPr>
             <w:r/>
             <w:r>
               <w:rPr>
                 <w:b w:val="0"/>
+                <w:sz w:val="20"/>
               </w:rPr>
               <w:t>Снизить долю убыточных сделок.</w:t>
             </w:r>
@@ -1618,18 +686,20 @@
         </w:tc>
         <w:tc>
           <w:tcPr>
-            <w:tcW w:type="dxa" w:w="5046"/>
+            <w:tcW w:type="dxa" w:w="5386"/>
           </w:tcPr>
           <w:p>
             <w:pPr>
-              <w:pStyle w:val="TableText"/>
+              <w:spacing w:after="0" w:line="240" w:lineRule="auto"/>
+              <w:jc w:val="left"/>
             </w:pPr>
             <w:r/>
             <w:r>
               <w:rPr>
                 <w:b w:val="0"/>
+                <w:sz w:val="20"/>
               </w:rPr>
-              <w:t>Не более 20 % сделок по предметам, отобранным системой, завершаются с убытком за месяц пилотной эксплуатации.</w:t>
+              <w:t>Не более 20 % сделок по предметам, отобранным системой, заканчиваются убытком.</w:t>
             </w:r>
           </w:p>
         </w:tc>
@@ -1644,13 +714,14 @@
           </w:tcPr>
           <w:p>
             <w:pPr>
-              <w:pStyle w:val="TableText"/>
+              <w:spacing w:after="0" w:line="240" w:lineRule="auto"/>
               <w:jc w:val="center"/>
             </w:pPr>
             <w:r/>
             <w:r>
               <w:rPr>
-                <w:b/>
+                <w:b w:val="0"/>
+                <w:sz w:val="20"/>
               </w:rPr>
               <w:t>BO-4</w:t>
             </w:r>
@@ -1658,92 +729,39 @@
         </w:tc>
         <w:tc>
           <w:tcPr>
-            <w:tcW w:type="dxa" w:w="3402"/>
+            <w:tcW w:type="dxa" w:w="3061"/>
           </w:tcPr>
           <w:p>
             <w:pPr>
-              <w:pStyle w:val="TableText"/>
+              <w:spacing w:after="0" w:line="240" w:lineRule="auto"/>
+              <w:jc w:val="left"/>
             </w:pPr>
             <w:r/>
             <w:r>
               <w:rPr>
                 <w:b w:val="0"/>
+                <w:sz w:val="20"/>
               </w:rPr>
-              <w:t>Накопить историю цен для аналитики.</w:t>
+              <w:t>Отсеивать забустенные предметы.</w:t>
             </w:r>
           </w:p>
         </w:tc>
         <w:tc>
           <w:tcPr>
-            <w:tcW w:type="dxa" w:w="5046"/>
+            <w:tcW w:type="dxa" w:w="5386"/>
           </w:tcPr>
           <w:p>
             <w:pPr>
-              <w:pStyle w:val="TableText"/>
+              <w:spacing w:after="0" w:line="240" w:lineRule="auto"/>
+              <w:jc w:val="left"/>
             </w:pPr>
             <w:r/>
             <w:r>
               <w:rPr>
                 <w:b w:val="0"/>
+                <w:sz w:val="20"/>
               </w:rPr>
-              <w:t>Через 30 дней работы для не менее чем 90 % отслеживаемых предметов в БД есть не менее одной котировки в сутки.</w:t>
-            </w:r>
-          </w:p>
-        </w:tc>
-      </w:tr>
-      <w:tr>
-        <w:trPr>
-          <w:cantSplit w:val="true"/>
-        </w:trPr>
-        <w:tc>
-          <w:tcPr>
-            <w:tcW w:type="dxa" w:w="907"/>
-          </w:tcPr>
-          <w:p>
-            <w:pPr>
-              <w:pStyle w:val="TableText"/>
-              <w:jc w:val="center"/>
-            </w:pPr>
-            <w:r/>
-            <w:r>
-              <w:rPr>
-                <w:b/>
-              </w:rPr>
-              <w:t>BO-5</w:t>
-            </w:r>
-          </w:p>
-        </w:tc>
-        <w:tc>
-          <w:tcPr>
-            <w:tcW w:type="dxa" w:w="3402"/>
-          </w:tcPr>
-          <w:p>
-            <w:pPr>
-              <w:pStyle w:val="TableText"/>
-            </w:pPr>
-            <w:r/>
-            <w:r>
-              <w:rPr>
-                <w:b w:val="0"/>
-              </w:rPr>
-              <w:t>Отсеивать искусственно завышенные цены.</w:t>
-            </w:r>
-          </w:p>
-        </w:tc>
-        <w:tc>
-          <w:tcPr>
-            <w:tcW w:type="dxa" w:w="5046"/>
-          </w:tcPr>
-          <w:p>
-            <w:pPr>
-              <w:pStyle w:val="TableText"/>
-            </w:pPr>
-            <w:r/>
-            <w:r>
-              <w:rPr>
-                <w:b w:val="0"/>
-              </w:rPr>
-              <w:t>Детектор буста помечает не менее 80 % предметов из контрольной выборки, вручную размеченных как забустенные.</w:t>
+              <w:t>Не менее 80 % заведомо забустенных предметов из тестовой выборки помечаются системой.</w:t>
             </w:r>
           </w:p>
         </w:tc>
@@ -1759,47 +777,46 @@
         <w:pStyle w:val="Heading2"/>
       </w:pPr>
       <w:r>
-        <w:t>1.4 Критерии успеха</w:t>
+        <w:t>1.4. Критерии успеха</w:t>
       </w:r>
     </w:p>
     <w:p>
+      <w:pPr>
+        <w:pStyle w:val="ListBullet"/>
+        <w:spacing w:after="40"/>
+        <w:jc w:val="both"/>
+      </w:pPr>
       <w:r>
         <w:rPr>
           <w:b w:val="0"/>
         </w:rPr>
-        <w:t>– Расчёт чистого спреда совпадает с ручным расчётом по правилам комиссии Steam для 100 % тестовых примеров.</w:t>
+        <w:t>Расчёт чистого спреда совпадает с ручным расчётом по правилам комиссии Steam во всех тестовых примерах.</w:t>
       </w:r>
     </w:p>
     <w:p>
+      <w:pPr>
+        <w:pStyle w:val="ListBullet"/>
+        <w:spacing w:after="40"/>
+        <w:jc w:val="both"/>
+      </w:pPr>
       <w:r>
         <w:rPr>
           <w:b w:val="0"/>
         </w:rPr>
-        <w:t>– Цикл обновления не менее 1000 предметов завершается без потери данных; при ответе площадки «слишком много запросов» (HTTP 429) система приостанавливает запросы и продолжает работу после задержки.</w:t>
+        <w:t>Цикл обновления 1000 предметов проходит без потери данных, а при ограничении запросов со стороны Steam система делает паузу и продолжает работу.</w:t>
       </w:r>
     </w:p>
     <w:p>
+      <w:pPr>
+        <w:pStyle w:val="ListBullet"/>
+        <w:spacing w:after="40"/>
+        <w:jc w:val="both"/>
+      </w:pPr>
       <w:r>
         <w:rPr>
           <w:b w:val="0"/>
         </w:rPr>
-        <w:t>– Система работает непрерывно не менее 7 суток без ручного вмешательства и без повреждения базы данных.</w:t>
-      </w:r>
-    </w:p>
-    <w:p>
-      <w:r>
-        <w:rPr>
-          <w:b w:val="0"/>
-        </w:rPr>
-        <w:t>– Пользователь без посторонней помощи выполняет основные сценарии: вход в Steam, настройка фильтров, запуск обновления, просмотр сводной таблицы и истории цен предмета.</w:t>
-      </w:r>
-    </w:p>
-    <w:p>
-      <w:r>
-        <w:rPr>
-          <w:b w:val="0"/>
-        </w:rPr>
-        <w:t>– Данные сессии не обнаруживаются в журналах работы и в файлах, передаваемых за пределы компьютера пользователя.</w:t>
+        <w:t>Пользователь без помощи выполняет основные сценарии: вход в Steam, настройка фильтров, запуск обновления, просмотр таблицы и истории цен предмета.</w:t>
       </w:r>
     </w:p>
     <w:p>
@@ -1807,29 +824,7 @@
         <w:pStyle w:val="Heading2"/>
       </w:pPr>
       <w:r>
-        <w:t>1.5 Положение о концепции проекта</w:t>
-      </w:r>
-    </w:p>
-    <w:p>
-      <w:r>
-        <w:rPr>
-          <w:b w:val="0"/>
-        </w:rPr>
-        <w:t>Положение о концепции сформулировано по шаблону К. Вигерса и приведено в таблице 3.</w:t>
-      </w:r>
-    </w:p>
-    <w:p>
-      <w:pPr>
-        <w:keepNext/>
-        <w:spacing w:before="120"/>
-        <w:ind w:firstLine="0"/>
-        <w:jc w:val="left"/>
-      </w:pPr>
-      <w:r>
-        <w:rPr>
-          <w:b w:val="0"/>
-        </w:rPr>
-        <w:t>Таблица 3 – Положение о концепции SteamSpread</w:t>
+        <w:t>1.5. Положение о концепции проекта</w:t>
       </w:r>
     </w:p>
     <w:tbl>
@@ -1852,36 +847,40 @@
         <w:tc>
           <w:tcPr>
             <w:tcW w:type="dxa" w:w="2551"/>
+            <w:shd w:val="clear" w:color="auto" w:fill="D9EAF7"/>
             <w:vAlign w:val="center"/>
           </w:tcPr>
           <w:p>
             <w:pPr>
-              <w:pStyle w:val="TableText"/>
+              <w:spacing w:after="0" w:line="240" w:lineRule="auto"/>
               <w:jc w:val="center"/>
             </w:pPr>
             <w:r/>
             <w:r>
               <w:rPr>
                 <w:b/>
+                <w:sz w:val="20"/>
               </w:rPr>
-              <w:t>Элемент шаблона Вигерса</w:t>
+              <w:t>Элемент формулы Вигерса</w:t>
             </w:r>
           </w:p>
         </w:tc>
         <w:tc>
           <w:tcPr>
             <w:tcW w:type="dxa" w:w="6803"/>
+            <w:shd w:val="clear" w:color="auto" w:fill="D9EAF7"/>
             <w:vAlign w:val="center"/>
           </w:tcPr>
           <w:p>
             <w:pPr>
-              <w:pStyle w:val="TableText"/>
+              <w:spacing w:after="0" w:line="240" w:lineRule="auto"/>
               <w:jc w:val="center"/>
             </w:pPr>
             <w:r/>
             <w:r>
               <w:rPr>
                 <w:b/>
+                <w:sz w:val="20"/>
               </w:rPr>
               <w:t>Формулировка для SteamSpread</w:t>
             </w:r>
@@ -1898,12 +897,14 @@
           </w:tcPr>
           <w:p>
             <w:pPr>
-              <w:pStyle w:val="TableText"/>
+              <w:spacing w:after="0" w:line="240" w:lineRule="auto"/>
+              <w:jc w:val="left"/>
             </w:pPr>
             <w:r/>
             <w:r>
               <w:rPr>
-                <w:b/>
+                <w:b w:val="0"/>
+                <w:sz w:val="20"/>
               </w:rPr>
               <w:t>Для</w:t>
             </w:r>
@@ -1915,14 +916,16 @@
           </w:tcPr>
           <w:p>
             <w:pPr>
-              <w:pStyle w:val="TableText"/>
+              <w:spacing w:after="0" w:line="240" w:lineRule="auto"/>
+              <w:jc w:val="left"/>
             </w:pPr>
             <w:r/>
             <w:r>
               <w:rPr>
                 <w:b w:val="0"/>
+                <w:sz w:val="20"/>
               </w:rPr>
-              <w:t>пользователей Торговой площадки Сообщества Steam – трейдеров и игроков, торгующих внутриигровыми предметами,</w:t>
+              <w:t>пользователей Торговой площадки Steam – трейдеров и игроков, торгующих внутриигровыми предметами,</w:t>
             </w:r>
           </w:p>
         </w:tc>
@@ -1937,12 +940,14 @@
           </w:tcPr>
           <w:p>
             <w:pPr>
-              <w:pStyle w:val="TableText"/>
+              <w:spacing w:after="0" w:line="240" w:lineRule="auto"/>
+              <w:jc w:val="left"/>
             </w:pPr>
             <w:r/>
             <w:r>
               <w:rPr>
-                <w:b/>
+                <w:b w:val="0"/>
+                <w:sz w:val="20"/>
               </w:rPr>
               <w:t>которые</w:t>
             </w:r>
@@ -1954,14 +959,16 @@
           </w:tcPr>
           <w:p>
             <w:pPr>
-              <w:pStyle w:val="TableText"/>
+              <w:spacing w:after="0" w:line="240" w:lineRule="auto"/>
+              <w:jc w:val="left"/>
             </w:pPr>
             <w:r/>
             <w:r>
               <w:rPr>
                 <w:b w:val="0"/>
+                <w:sz w:val="20"/>
               </w:rPr>
-              <w:t>хотят быстро находить предметы с выгодной разницей между ценой автопокупки и ценой продажи, не просматривая вручную тысячи позиций и не попадаясь на неликвидные и забустенные предметы,</w:t>
+              <w:t>хотят быстро находить предметы с выгодной разницей между ценой автопокупки и ценой продажи, не просматривая вручную тысячи позиций,</w:t>
             </w:r>
           </w:p>
         </w:tc>
@@ -1976,12 +983,14 @@
           </w:tcPr>
           <w:p>
             <w:pPr>
-              <w:pStyle w:val="TableText"/>
+              <w:spacing w:after="0" w:line="240" w:lineRule="auto"/>
+              <w:jc w:val="left"/>
             </w:pPr>
             <w:r/>
             <w:r>
               <w:rPr>
-                <w:b/>
+                <w:b w:val="0"/>
+                <w:sz w:val="20"/>
               </w:rPr>
               <w:t>SteamSpread</w:t>
             </w:r>
@@ -1993,14 +1002,16 @@
           </w:tcPr>
           <w:p>
             <w:pPr>
-              <w:pStyle w:val="TableText"/>
+              <w:spacing w:after="0" w:line="240" w:lineRule="auto"/>
+              <w:jc w:val="left"/>
             </w:pPr>
             <w:r/>
             <w:r>
               <w:rPr>
                 <w:b w:val="0"/>
+                <w:sz w:val="20"/>
               </w:rPr>
-              <w:t>является информационно-аналитической системой сбора и анализа котировок торговой площадки Steam,</w:t>
+              <w:t>является аналитической системой сбора и сравнения котировок торговой площадки Steam,</w:t>
             </w:r>
           </w:p>
         </w:tc>
@@ -2015,12 +1026,14 @@
           </w:tcPr>
           <w:p>
             <w:pPr>
-              <w:pStyle w:val="TableText"/>
+              <w:spacing w:after="0" w:line="240" w:lineRule="auto"/>
+              <w:jc w:val="left"/>
             </w:pPr>
             <w:r/>
             <w:r>
               <w:rPr>
-                <w:b/>
+                <w:b w:val="0"/>
+                <w:sz w:val="20"/>
               </w:rPr>
               <w:t>которая</w:t>
             </w:r>
@@ -2032,14 +1045,16 @@
           </w:tcPr>
           <w:p>
             <w:pPr>
-              <w:pStyle w:val="TableText"/>
+              <w:spacing w:after="0" w:line="240" w:lineRule="auto"/>
+              <w:jc w:val="left"/>
             </w:pPr>
             <w:r/>
             <w:r>
               <w:rPr>
                 <w:b w:val="0"/>
+                <w:sz w:val="20"/>
               </w:rPr>
-              <w:t>рассчитывает чистый спред после уплаты комиссии, фильтрует предметы по ликвидности, выявляет искусственно завышенные цены и ранжирует предметы по потенциальной доходности,</w:t>
+              <w:t>считает чистый спред после комиссии, фильтрует предметы по ликвидности, отсеивает забустенные цены и ранжирует предметы по прибыльности,</w:t>
             </w:r>
           </w:p>
         </w:tc>
@@ -2054,12 +1069,14 @@
           </w:tcPr>
           <w:p>
             <w:pPr>
-              <w:pStyle w:val="TableText"/>
+              <w:spacing w:after="0" w:line="240" w:lineRule="auto"/>
+              <w:jc w:val="left"/>
             </w:pPr>
             <w:r/>
             <w:r>
               <w:rPr>
-                <w:b/>
+                <w:b w:val="0"/>
+                <w:sz w:val="20"/>
               </w:rPr>
               <w:t>в отличие от</w:t>
             </w:r>
@@ -2071,14 +1088,16 @@
           </w:tcPr>
           <w:p>
             <w:pPr>
-              <w:pStyle w:val="TableText"/>
+              <w:spacing w:after="0" w:line="240" w:lineRule="auto"/>
+              <w:jc w:val="left"/>
             </w:pPr>
             <w:r/>
             <w:r>
               <w:rPr>
                 <w:b w:val="0"/>
+                <w:sz w:val="20"/>
               </w:rPr>
-              <w:t>сервисов TradeBack и Skins-table, сравнивающих цены одного предмета между разными площадками,</w:t>
+              <w:t>TradeBack и Skins-table, которые сравнивают цены между разными площадками,</w:t>
             </w:r>
           </w:p>
         </w:tc>
@@ -2093,12 +1112,14 @@
           </w:tcPr>
           <w:p>
             <w:pPr>
-              <w:pStyle w:val="TableText"/>
+              <w:spacing w:after="0" w:line="240" w:lineRule="auto"/>
+              <w:jc w:val="left"/>
             </w:pPr>
             <w:r/>
             <w:r>
               <w:rPr>
-                <w:b/>
+                <w:b w:val="0"/>
+                <w:sz w:val="20"/>
               </w:rPr>
               <w:t>наш продукт</w:t>
             </w:r>
@@ -2110,14 +1131,16 @@
           </w:tcPr>
           <w:p>
             <w:pPr>
-              <w:pStyle w:val="TableText"/>
+              <w:spacing w:after="0" w:line="240" w:lineRule="auto"/>
+              <w:jc w:val="left"/>
             </w:pPr>
             <w:r/>
             <w:r>
               <w:rPr>
                 <w:b w:val="0"/>
+                <w:sz w:val="20"/>
               </w:rPr>
-              <w:t>ищет выгоду внутри самой площадки Steam, опирается на собственную накопленную историю цен каждого предмета и работает от аккаунта пользователя без передачи его данных сторонним сервисам.</w:t>
+              <w:t>ищет выгоду внутри самой площадки Steam и опирается на собственную накопленную историю цен каждого предмета.</w:t>
             </w:r>
           </w:p>
         </w:tc>
@@ -2133,29 +1156,7 @@
         <w:pStyle w:val="Heading2"/>
       </w:pPr>
       <w:r>
-        <w:t>1.6 Бизнес-риски</w:t>
-      </w:r>
-    </w:p>
-    <w:p>
-      <w:r>
-        <w:rPr>
-          <w:b w:val="0"/>
-        </w:rPr>
-        <w:t>Бизнес-риски проекта, их оценка и планируемая реакция приведены в таблице 4.</w:t>
-      </w:r>
-    </w:p>
-    <w:p>
-      <w:pPr>
-        <w:keepNext/>
-        <w:spacing w:before="120"/>
-        <w:ind w:firstLine="0"/>
-        <w:jc w:val="left"/>
-      </w:pPr>
-      <w:r>
-        <w:rPr>
-          <w:b w:val="0"/>
-        </w:rPr>
-        <w:t>Таблица 4 – Бизнес-риски</w:t>
+        <w:t>1.6. Бизнес-риски</w:t>
       </w:r>
     </w:p>
     <w:tbl>
@@ -2168,10 +1169,10 @@
       </w:tblPr>
       <w:tblGrid>
         <w:gridCol w:w="737"/>
-        <w:gridCol w:w="2721"/>
-        <w:gridCol w:w="1757"/>
-        <w:gridCol w:w="1020"/>
-        <w:gridCol w:w="3118"/>
+        <w:gridCol w:w="2891"/>
+        <w:gridCol w:w="1587"/>
+        <w:gridCol w:w="1077"/>
+        <w:gridCol w:w="3061"/>
       </w:tblGrid>
       <w:tr>
         <w:trPr>
@@ -2181,17 +1182,19 @@
         <w:tc>
           <w:tcPr>
             <w:tcW w:type="dxa" w:w="737"/>
+            <w:shd w:val="clear" w:color="auto" w:fill="D9EAF7"/>
             <w:vAlign w:val="center"/>
           </w:tcPr>
           <w:p>
             <w:pPr>
-              <w:pStyle w:val="TableText"/>
+              <w:spacing w:after="0" w:line="240" w:lineRule="auto"/>
               <w:jc w:val="center"/>
             </w:pPr>
             <w:r/>
             <w:r>
               <w:rPr>
                 <w:b/>
+                <w:sz w:val="20"/>
               </w:rPr>
               <w:t>ID</w:t>
             </w:r>
@@ -2199,18 +1202,20 @@
         </w:tc>
         <w:tc>
           <w:tcPr>
-            <w:tcW w:type="dxa" w:w="2721"/>
+            <w:tcW w:type="dxa" w:w="2891"/>
+            <w:shd w:val="clear" w:color="auto" w:fill="D9EAF7"/>
             <w:vAlign w:val="center"/>
           </w:tcPr>
           <w:p>
             <w:pPr>
-              <w:pStyle w:val="TableText"/>
+              <w:spacing w:after="0" w:line="240" w:lineRule="auto"/>
               <w:jc w:val="center"/>
             </w:pPr>
             <w:r/>
             <w:r>
               <w:rPr>
                 <w:b/>
+                <w:sz w:val="20"/>
               </w:rPr>
               <w:t>Риск</w:t>
             </w:r>
@@ -2218,18 +1223,20 @@
         </w:tc>
         <w:tc>
           <w:tcPr>
-            <w:tcW w:type="dxa" w:w="1757"/>
+            <w:tcW w:type="dxa" w:w="1587"/>
+            <w:shd w:val="clear" w:color="auto" w:fill="D9EAF7"/>
             <w:vAlign w:val="center"/>
           </w:tcPr>
           <w:p>
             <w:pPr>
-              <w:pStyle w:val="TableText"/>
+              <w:spacing w:after="0" w:line="240" w:lineRule="auto"/>
               <w:jc w:val="center"/>
             </w:pPr>
             <w:r/>
             <w:r>
               <w:rPr>
                 <w:b/>
+                <w:sz w:val="20"/>
               </w:rPr>
               <w:t>Вероятность</w:t>
             </w:r>
@@ -2237,18 +1244,20 @@
         </w:tc>
         <w:tc>
           <w:tcPr>
-            <w:tcW w:type="dxa" w:w="1020"/>
+            <w:tcW w:type="dxa" w:w="1077"/>
+            <w:shd w:val="clear" w:color="auto" w:fill="D9EAF7"/>
             <w:vAlign w:val="center"/>
           </w:tcPr>
           <w:p>
             <w:pPr>
-              <w:pStyle w:val="TableText"/>
+              <w:spacing w:after="0" w:line="240" w:lineRule="auto"/>
               <w:jc w:val="center"/>
             </w:pPr>
             <w:r/>
             <w:r>
               <w:rPr>
                 <w:b/>
+                <w:sz w:val="20"/>
               </w:rPr>
               <w:t>Ущерб (1–10)</w:t>
             </w:r>
@@ -2256,18 +1265,20 @@
         </w:tc>
         <w:tc>
           <w:tcPr>
-            <w:tcW w:type="dxa" w:w="3118"/>
+            <w:tcW w:type="dxa" w:w="3061"/>
+            <w:shd w:val="clear" w:color="auto" w:fill="D9EAF7"/>
             <w:vAlign w:val="center"/>
           </w:tcPr>
           <w:p>
             <w:pPr>
-              <w:pStyle w:val="TableText"/>
+              <w:spacing w:after="0" w:line="240" w:lineRule="auto"/>
               <w:jc w:val="center"/>
             </w:pPr>
             <w:r/>
             <w:r>
               <w:rPr>
                 <w:b/>
+                <w:sz w:val="20"/>
               </w:rPr>
               <w:t>Реакция</w:t>
             </w:r>
@@ -2284,13 +1295,14 @@
           </w:tcPr>
           <w:p>
             <w:pPr>
-              <w:pStyle w:val="TableText"/>
+              <w:spacing w:after="0" w:line="240" w:lineRule="auto"/>
               <w:jc w:val="center"/>
             </w:pPr>
             <w:r/>
             <w:r>
               <w:rPr>
-                <w:b/>
+                <w:b w:val="0"/>
+                <w:sz w:val="20"/>
               </w:rPr>
               <w:t>BR-1</w:t>
             </w:r>
@@ -2298,34 +1310,37 @@
         </w:tc>
         <w:tc>
           <w:tcPr>
-            <w:tcW w:type="dxa" w:w="2721"/>
+            <w:tcW w:type="dxa" w:w="2891"/>
           </w:tcPr>
           <w:p>
             <w:pPr>
-              <w:pStyle w:val="TableText"/>
+              <w:spacing w:after="0" w:line="240" w:lineRule="auto"/>
+              <w:jc w:val="left"/>
             </w:pPr>
             <w:r/>
             <w:r>
               <w:rPr>
                 <w:b w:val="0"/>
+                <w:sz w:val="20"/>
               </w:rPr>
-              <w:t>Valve изменит или закроет веб-сервисы торговой площадки, через которые собираются котировки (официального API котировок нет).</w:t>
+              <w:t>Steam изменит или закроет веб-сервисы, через которые собираются цены (официального API для котировок нет).</w:t>
             </w:r>
           </w:p>
         </w:tc>
         <w:tc>
           <w:tcPr>
-            <w:tcW w:type="dxa" w:w="1757"/>
+            <w:tcW w:type="dxa" w:w="1587"/>
           </w:tcPr>
           <w:p>
             <w:pPr>
-              <w:pStyle w:val="TableText"/>
+              <w:spacing w:after="0" w:line="240" w:lineRule="auto"/>
               <w:jc w:val="center"/>
             </w:pPr>
             <w:r/>
             <w:r>
               <w:rPr>
                 <w:b w:val="0"/>
+                <w:sz w:val="20"/>
               </w:rPr>
               <w:t>0,5</w:t>
             </w:r>
@@ -2333,17 +1348,18 @@
         </w:tc>
         <w:tc>
           <w:tcPr>
-            <w:tcW w:type="dxa" w:w="1020"/>
+            <w:tcW w:type="dxa" w:w="1077"/>
           </w:tcPr>
           <w:p>
             <w:pPr>
-              <w:pStyle w:val="TableText"/>
+              <w:spacing w:after="0" w:line="240" w:lineRule="auto"/>
               <w:jc w:val="center"/>
             </w:pPr>
             <w:r/>
             <w:r>
               <w:rPr>
                 <w:b w:val="0"/>
+                <w:sz w:val="20"/>
               </w:rPr>
               <w:t>9</w:t>
             </w:r>
@@ -2351,18 +1367,20 @@
         </w:tc>
         <w:tc>
           <w:tcPr>
-            <w:tcW w:type="dxa" w:w="3118"/>
+            <w:tcW w:type="dxa" w:w="3061"/>
           </w:tcPr>
           <w:p>
             <w:pPr>
-              <w:pStyle w:val="TableText"/>
+              <w:spacing w:after="0" w:line="240" w:lineRule="auto"/>
+              <w:jc w:val="left"/>
             </w:pPr>
             <w:r/>
             <w:r>
               <w:rPr>
                 <w:b w:val="0"/>
+                <w:sz w:val="20"/>
               </w:rPr>
-              <w:t>Вынести сбор данных в отдельный модуль-адаптер, отслеживать ошибки разбора ответов, оперативно адаптировать модуль.</w:t>
+              <w:t>Вынести сбор данных в отдельный модуль, чтобы быстро его переделать.</w:t>
             </w:r>
           </w:p>
         </w:tc>
@@ -2377,13 +1395,14 @@
           </w:tcPr>
           <w:p>
             <w:pPr>
-              <w:pStyle w:val="TableText"/>
+              <w:spacing w:after="0" w:line="240" w:lineRule="auto"/>
               <w:jc w:val="center"/>
             </w:pPr>
             <w:r/>
             <w:r>
               <w:rPr>
-                <w:b/>
+                <w:b w:val="0"/>
+                <w:sz w:val="20"/>
               </w:rPr>
               <w:t>BR-2</w:t>
             </w:r>
@@ -2391,34 +1410,37 @@
         </w:tc>
         <w:tc>
           <w:tcPr>
-            <w:tcW w:type="dxa" w:w="2721"/>
+            <w:tcW w:type="dxa" w:w="2891"/>
           </w:tcPr>
           <w:p>
             <w:pPr>
-              <w:pStyle w:val="TableText"/>
+              <w:spacing w:after="0" w:line="240" w:lineRule="auto"/>
+              <w:jc w:val="left"/>
             </w:pPr>
             <w:r/>
             <w:r>
               <w:rPr>
                 <w:b w:val="0"/>
+                <w:sz w:val="20"/>
               </w:rPr>
-              <w:t>Ограничение частоты запросов и временная блокировка (HTTP 429).</w:t>
+              <w:t>Steam ограничивает частоту запросов и временно блокирует их.</w:t>
             </w:r>
           </w:p>
         </w:tc>
         <w:tc>
           <w:tcPr>
-            <w:tcW w:type="dxa" w:w="1757"/>
+            <w:tcW w:type="dxa" w:w="1587"/>
           </w:tcPr>
           <w:p>
             <w:pPr>
-              <w:pStyle w:val="TableText"/>
+              <w:spacing w:after="0" w:line="240" w:lineRule="auto"/>
               <w:jc w:val="center"/>
             </w:pPr>
             <w:r/>
             <w:r>
               <w:rPr>
                 <w:b w:val="0"/>
+                <w:sz w:val="20"/>
               </w:rPr>
               <w:t>0,8</w:t>
             </w:r>
@@ -2426,17 +1448,18 @@
         </w:tc>
         <w:tc>
           <w:tcPr>
-            <w:tcW w:type="dxa" w:w="1020"/>
+            <w:tcW w:type="dxa" w:w="1077"/>
           </w:tcPr>
           <w:p>
             <w:pPr>
-              <w:pStyle w:val="TableText"/>
+              <w:spacing w:after="0" w:line="240" w:lineRule="auto"/>
               <w:jc w:val="center"/>
             </w:pPr>
             <w:r/>
             <w:r>
               <w:rPr>
                 <w:b w:val="0"/>
+                <w:sz w:val="20"/>
               </w:rPr>
               <w:t>7</w:t>
             </w:r>
@@ -2444,18 +1467,20 @@
         </w:tc>
         <w:tc>
           <w:tcPr>
-            <w:tcW w:type="dxa" w:w="3118"/>
+            <w:tcW w:type="dxa" w:w="3061"/>
           </w:tcPr>
           <w:p>
             <w:pPr>
-              <w:pStyle w:val="TableText"/>
+              <w:spacing w:after="0" w:line="240" w:lineRule="auto"/>
+              <w:jc w:val="left"/>
             </w:pPr>
             <w:r/>
             <w:r>
               <w:rPr>
                 <w:b w:val="0"/>
+                <w:sz w:val="20"/>
               </w:rPr>
-              <w:t>Очередь запросов с ограничением скорости, повтор с увеличивающейся задержкой, приоритет обновления ликвидных предметов.</w:t>
+              <w:t>Ограничивать скорость запросов, повторять запрос с задержкой.</w:t>
             </w:r>
           </w:p>
         </w:tc>
@@ -2470,13 +1495,14 @@
           </w:tcPr>
           <w:p>
             <w:pPr>
-              <w:pStyle w:val="TableText"/>
+              <w:spacing w:after="0" w:line="240" w:lineRule="auto"/>
               <w:jc w:val="center"/>
             </w:pPr>
             <w:r/>
             <w:r>
               <w:rPr>
-                <w:b/>
+                <w:b w:val="0"/>
+                <w:sz w:val="20"/>
               </w:rPr>
               <w:t>BR-3</w:t>
             </w:r>
@@ -2484,16 +1510,18 @@
         </w:tc>
         <w:tc>
           <w:tcPr>
-            <w:tcW w:type="dxa" w:w="2721"/>
+            <w:tcW w:type="dxa" w:w="2891"/>
           </w:tcPr>
           <w:p>
             <w:pPr>
-              <w:pStyle w:val="TableText"/>
+              <w:spacing w:after="0" w:line="240" w:lineRule="auto"/>
+              <w:jc w:val="left"/>
             </w:pPr>
             <w:r/>
             <w:r>
               <w:rPr>
                 <w:b w:val="0"/>
+                <w:sz w:val="20"/>
               </w:rPr>
               <w:t>Утечка данных сессии пользователя.</w:t>
             </w:r>
@@ -2501,17 +1529,18 @@
         </w:tc>
         <w:tc>
           <w:tcPr>
-            <w:tcW w:type="dxa" w:w="1757"/>
+            <w:tcW w:type="dxa" w:w="1587"/>
           </w:tcPr>
           <w:p>
             <w:pPr>
-              <w:pStyle w:val="TableText"/>
+              <w:spacing w:after="0" w:line="240" w:lineRule="auto"/>
               <w:jc w:val="center"/>
             </w:pPr>
             <w:r/>
             <w:r>
               <w:rPr>
                 <w:b w:val="0"/>
+                <w:sz w:val="20"/>
               </w:rPr>
               <w:t>0,3</w:t>
             </w:r>
@@ -2519,17 +1548,18 @@
         </w:tc>
         <w:tc>
           <w:tcPr>
-            <w:tcW w:type="dxa" w:w="1020"/>
+            <w:tcW w:type="dxa" w:w="1077"/>
           </w:tcPr>
           <w:p>
             <w:pPr>
-              <w:pStyle w:val="TableText"/>
+              <w:spacing w:after="0" w:line="240" w:lineRule="auto"/>
               <w:jc w:val="center"/>
             </w:pPr>
             <w:r/>
             <w:r>
               <w:rPr>
                 <w:b w:val="0"/>
+                <w:sz w:val="20"/>
               </w:rPr>
               <w:t>10</w:t>
             </w:r>
@@ -2537,18 +1567,20 @@
         </w:tc>
         <w:tc>
           <w:tcPr>
-            <w:tcW w:type="dxa" w:w="3118"/>
+            <w:tcW w:type="dxa" w:w="3061"/>
           </w:tcPr>
           <w:p>
             <w:pPr>
-              <w:pStyle w:val="TableText"/>
+              <w:spacing w:after="0" w:line="240" w:lineRule="auto"/>
+              <w:jc w:val="left"/>
             </w:pPr>
             <w:r/>
             <w:r>
               <w:rPr>
                 <w:b w:val="0"/>
+                <w:sz w:val="20"/>
               </w:rPr>
-              <w:t>Хранить сессию только локально в зашифрованном виде, не хранить пароль, не записывать сессию в журналы.</w:t>
+              <w:t>Хранить сессию только локально, не записывать её в логи, не хранить пароль.</w:t>
             </w:r>
           </w:p>
         </w:tc>
@@ -2563,13 +1595,14 @@
           </w:tcPr>
           <w:p>
             <w:pPr>
-              <w:pStyle w:val="TableText"/>
+              <w:spacing w:after="0" w:line="240" w:lineRule="auto"/>
               <w:jc w:val="center"/>
             </w:pPr>
             <w:r/>
             <w:r>
               <w:rPr>
-                <w:b/>
+                <w:b w:val="0"/>
+                <w:sz w:val="20"/>
               </w:rPr>
               <w:t>BR-4</w:t>
             </w:r>
@@ -2577,71 +1610,77 @@
         </w:tc>
         <w:tc>
           <w:tcPr>
-            <w:tcW w:type="dxa" w:w="2721"/>
+            <w:tcW w:type="dxa" w:w="2891"/>
           </w:tcPr>
           <w:p>
             <w:pPr>
-              <w:pStyle w:val="TableText"/>
+              <w:spacing w:after="0" w:line="240" w:lineRule="auto"/>
+              <w:jc w:val="left"/>
             </w:pPr>
             <w:r/>
             <w:r>
               <w:rPr>
                 <w:b w:val="0"/>
+                <w:sz w:val="20"/>
               </w:rPr>
-              <w:t>Ограничение аккаунта пользователя из-за автоматизированных запросов.</w:t>
+              <w:t>Цены быстро меняются, и спред пропадает до сделки.</w:t>
             </w:r>
           </w:p>
         </w:tc>
         <w:tc>
           <w:tcPr>
-            <w:tcW w:type="dxa" w:w="1757"/>
+            <w:tcW w:type="dxa" w:w="1587"/>
           </w:tcPr>
           <w:p>
             <w:pPr>
-              <w:pStyle w:val="TableText"/>
+              <w:spacing w:after="0" w:line="240" w:lineRule="auto"/>
               <w:jc w:val="center"/>
             </w:pPr>
             <w:r/>
             <w:r>
               <w:rPr>
                 <w:b w:val="0"/>
+                <w:sz w:val="20"/>
               </w:rPr>
-              <w:t>0,3</w:t>
+              <w:t>0,6</w:t>
             </w:r>
           </w:p>
         </w:tc>
         <w:tc>
           <w:tcPr>
-            <w:tcW w:type="dxa" w:w="1020"/>
+            <w:tcW w:type="dxa" w:w="1077"/>
           </w:tcPr>
           <w:p>
             <w:pPr>
-              <w:pStyle w:val="TableText"/>
+              <w:spacing w:after="0" w:line="240" w:lineRule="auto"/>
               <w:jc w:val="center"/>
             </w:pPr>
             <w:r/>
             <w:r>
               <w:rPr>
                 <w:b w:val="0"/>
+                <w:sz w:val="20"/>
               </w:rPr>
-              <w:t>9</w:t>
+              <w:t>6</w:t>
             </w:r>
           </w:p>
         </w:tc>
         <w:tc>
           <w:tcPr>
-            <w:tcW w:type="dxa" w:w="3118"/>
+            <w:tcW w:type="dxa" w:w="3061"/>
           </w:tcPr>
           <w:p>
             <w:pPr>
-              <w:pStyle w:val="TableText"/>
+              <w:spacing w:after="0" w:line="240" w:lineRule="auto"/>
+              <w:jc w:val="left"/>
             </w:pPr>
             <w:r/>
             <w:r>
               <w:rPr>
                 <w:b w:val="0"/>
+                <w:sz w:val="20"/>
               </w:rPr>
-              <w:t>Только чтение данных, без автоматических сделок; умеренная частота запросов; предупреждение пользователя о рисках.</w:t>
+              <w:t>Учитывать ликвидность и историю цен, показывать время получения котировки.</w:t>
             </w:r>
           </w:p>
         </w:tc>
@@ -2656,13 +1695,14 @@
           </w:tcPr>
           <w:p>
             <w:pPr>
-              <w:pStyle w:val="TableText"/>
+              <w:spacing w:after="0" w:line="240" w:lineRule="auto"/>
               <w:jc w:val="center"/>
             </w:pPr>
             <w:r/>
             <w:r>
               <w:rPr>
-                <w:b/>
+                <w:b w:val="0"/>
+                <w:sz w:val="20"/>
               </w:rPr>
               <w:t>BR-5</w:t>
             </w:r>
@@ -2670,34 +1710,37 @@
         </w:tc>
         <w:tc>
           <w:tcPr>
-            <w:tcW w:type="dxa" w:w="2721"/>
+            <w:tcW w:type="dxa" w:w="2891"/>
           </w:tcPr>
           <w:p>
             <w:pPr>
-              <w:pStyle w:val="TableText"/>
+              <w:spacing w:after="0" w:line="240" w:lineRule="auto"/>
+              <w:jc w:val="left"/>
             </w:pPr>
             <w:r/>
             <w:r>
               <w:rPr>
                 <w:b w:val="0"/>
+                <w:sz w:val="20"/>
               </w:rPr>
-              <w:t>Изменение комиссий и правил площадки (удержание предметов, защита сделок) делает расчёт неактуальным.</w:t>
+              <w:t>Детектор буста ошибается.</w:t>
             </w:r>
           </w:p>
         </w:tc>
         <w:tc>
           <w:tcPr>
-            <w:tcW w:type="dxa" w:w="1757"/>
+            <w:tcW w:type="dxa" w:w="1587"/>
           </w:tcPr>
           <w:p>
             <w:pPr>
-              <w:pStyle w:val="TableText"/>
+              <w:spacing w:after="0" w:line="240" w:lineRule="auto"/>
               <w:jc w:val="center"/>
             </w:pPr>
             <w:r/>
             <w:r>
               <w:rPr>
                 <w:b w:val="0"/>
+                <w:sz w:val="20"/>
               </w:rPr>
               <w:t>0,5</w:t>
             </w:r>
@@ -2705,36 +1748,39 @@
         </w:tc>
         <w:tc>
           <w:tcPr>
-            <w:tcW w:type="dxa" w:w="1020"/>
+            <w:tcW w:type="dxa" w:w="1077"/>
           </w:tcPr>
           <w:p>
             <w:pPr>
-              <w:pStyle w:val="TableText"/>
+              <w:spacing w:after="0" w:line="240" w:lineRule="auto"/>
               <w:jc w:val="center"/>
             </w:pPr>
             <w:r/>
             <w:r>
               <w:rPr>
                 <w:b w:val="0"/>
+                <w:sz w:val="20"/>
               </w:rPr>
-              <w:t>6</w:t>
+              <w:t>5</w:t>
             </w:r>
           </w:p>
         </w:tc>
         <w:tc>
           <w:tcPr>
-            <w:tcW w:type="dxa" w:w="3118"/>
+            <w:tcW w:type="dxa" w:w="3061"/>
           </w:tcPr>
           <w:p>
             <w:pPr>
-              <w:pStyle w:val="TableText"/>
+              <w:spacing w:after="0" w:line="240" w:lineRule="auto"/>
+              <w:jc w:val="left"/>
             </w:pPr>
             <w:r/>
             <w:r>
               <w:rPr>
                 <w:b w:val="0"/>
+                <w:sz w:val="20"/>
               </w:rPr>
-              <w:t>Комиссии и сроки удержания – настраиваемые параметры; отображать время получения каждой котировки.</w:t>
+              <w:t>Настраиваемые пороги и просмотр истории цен перед решением.</w:t>
             </w:r>
           </w:p>
         </w:tc>
@@ -2749,13 +1795,14 @@
           </w:tcPr>
           <w:p>
             <w:pPr>
-              <w:pStyle w:val="TableText"/>
+              <w:spacing w:after="0" w:line="240" w:lineRule="auto"/>
               <w:jc w:val="center"/>
             </w:pPr>
             <w:r/>
             <w:r>
               <w:rPr>
-                <w:b/>
+                <w:b w:val="0"/>
+                <w:sz w:val="20"/>
               </w:rPr>
               <w:t>BR-6</w:t>
             </w:r>
@@ -2763,52 +1810,56 @@
         </w:tc>
         <w:tc>
           <w:tcPr>
-            <w:tcW w:type="dxa" w:w="2721"/>
+            <w:tcW w:type="dxa" w:w="2891"/>
           </w:tcPr>
           <w:p>
             <w:pPr>
-              <w:pStyle w:val="TableText"/>
+              <w:spacing w:after="0" w:line="240" w:lineRule="auto"/>
+              <w:jc w:val="left"/>
             </w:pPr>
             <w:r/>
             <w:r>
               <w:rPr>
                 <w:b w:val="0"/>
+                <w:sz w:val="20"/>
               </w:rPr>
-              <w:t>Высокая волатильность цен: спред исчезает до совершения сделки.</w:t>
+              <w:t>Разработка одним человеком ограничивает сроки и объём.</w:t>
             </w:r>
           </w:p>
         </w:tc>
         <w:tc>
           <w:tcPr>
-            <w:tcW w:type="dxa" w:w="1757"/>
+            <w:tcW w:type="dxa" w:w="1587"/>
           </w:tcPr>
           <w:p>
             <w:pPr>
-              <w:pStyle w:val="TableText"/>
+              <w:spacing w:after="0" w:line="240" w:lineRule="auto"/>
               <w:jc w:val="center"/>
             </w:pPr>
             <w:r/>
             <w:r>
               <w:rPr>
                 <w:b w:val="0"/>
+                <w:sz w:val="20"/>
               </w:rPr>
-              <w:t>0,6</w:t>
+              <w:t>0,8</w:t>
             </w:r>
           </w:p>
         </w:tc>
         <w:tc>
           <w:tcPr>
-            <w:tcW w:type="dxa" w:w="1020"/>
+            <w:tcW w:type="dxa" w:w="1077"/>
           </w:tcPr>
           <w:p>
             <w:pPr>
-              <w:pStyle w:val="TableText"/>
+              <w:spacing w:after="0" w:line="240" w:lineRule="auto"/>
               <w:jc w:val="center"/>
             </w:pPr>
             <w:r/>
             <w:r>
               <w:rPr>
                 <w:b w:val="0"/>
+                <w:sz w:val="20"/>
               </w:rPr>
               <w:t>6</w:t>
             </w:r>
@@ -2816,204 +1867,20 @@
         </w:tc>
         <w:tc>
           <w:tcPr>
-            <w:tcW w:type="dxa" w:w="3118"/>
+            <w:tcW w:type="dxa" w:w="3061"/>
           </w:tcPr>
           <w:p>
             <w:pPr>
-              <w:pStyle w:val="TableText"/>
+              <w:spacing w:after="0" w:line="240" w:lineRule="auto"/>
+              <w:jc w:val="left"/>
             </w:pPr>
             <w:r/>
             <w:r>
               <w:rPr>
                 <w:b w:val="0"/>
+                <w:sz w:val="20"/>
               </w:rPr>
-              <w:t>Учитывать ликвидность и историю цен при ранжировании; показывать «возраст» данных.</w:t>
-            </w:r>
-          </w:p>
-        </w:tc>
-      </w:tr>
-      <w:tr>
-        <w:trPr>
-          <w:cantSplit w:val="true"/>
-        </w:trPr>
-        <w:tc>
-          <w:tcPr>
-            <w:tcW w:type="dxa" w:w="737"/>
-          </w:tcPr>
-          <w:p>
-            <w:pPr>
-              <w:pStyle w:val="TableText"/>
-              <w:jc w:val="center"/>
-            </w:pPr>
-            <w:r/>
-            <w:r>
-              <w:rPr>
-                <w:b/>
-              </w:rPr>
-              <w:t>BR-7</w:t>
-            </w:r>
-          </w:p>
-        </w:tc>
-        <w:tc>
-          <w:tcPr>
-            <w:tcW w:type="dxa" w:w="2721"/>
-          </w:tcPr>
-          <w:p>
-            <w:pPr>
-              <w:pStyle w:val="TableText"/>
-            </w:pPr>
-            <w:r/>
-            <w:r>
-              <w:rPr>
-                <w:b w:val="0"/>
-              </w:rPr>
-              <w:t>Ложные срабатывания детектора буста.</w:t>
-            </w:r>
-          </w:p>
-        </w:tc>
-        <w:tc>
-          <w:tcPr>
-            <w:tcW w:type="dxa" w:w="1757"/>
-          </w:tcPr>
-          <w:p>
-            <w:pPr>
-              <w:pStyle w:val="TableText"/>
-              <w:jc w:val="center"/>
-            </w:pPr>
-            <w:r/>
-            <w:r>
-              <w:rPr>
-                <w:b w:val="0"/>
-              </w:rPr>
-              <w:t>0,5</w:t>
-            </w:r>
-          </w:p>
-        </w:tc>
-        <w:tc>
-          <w:tcPr>
-            <w:tcW w:type="dxa" w:w="1020"/>
-          </w:tcPr>
-          <w:p>
-            <w:pPr>
-              <w:pStyle w:val="TableText"/>
-              <w:jc w:val="center"/>
-            </w:pPr>
-            <w:r/>
-            <w:r>
-              <w:rPr>
-                <w:b w:val="0"/>
-              </w:rPr>
-              <w:t>5</w:t>
-            </w:r>
-          </w:p>
-        </w:tc>
-        <w:tc>
-          <w:tcPr>
-            <w:tcW w:type="dxa" w:w="3118"/>
-          </w:tcPr>
-          <w:p>
-            <w:pPr>
-              <w:pStyle w:val="TableText"/>
-            </w:pPr>
-            <w:r/>
-            <w:r>
-              <w:rPr>
-                <w:b w:val="0"/>
-              </w:rPr>
-              <w:t>Настраиваемые пороги; возможность просмотреть историю цен предмета перед решением.</w:t>
-            </w:r>
-          </w:p>
-        </w:tc>
-      </w:tr>
-      <w:tr>
-        <w:trPr>
-          <w:cantSplit w:val="true"/>
-        </w:trPr>
-        <w:tc>
-          <w:tcPr>
-            <w:tcW w:type="dxa" w:w="737"/>
-          </w:tcPr>
-          <w:p>
-            <w:pPr>
-              <w:pStyle w:val="TableText"/>
-              <w:jc w:val="center"/>
-            </w:pPr>
-            <w:r/>
-            <w:r>
-              <w:rPr>
-                <w:b/>
-              </w:rPr>
-              <w:t>BR-8</w:t>
-            </w:r>
-          </w:p>
-        </w:tc>
-        <w:tc>
-          <w:tcPr>
-            <w:tcW w:type="dxa" w:w="2721"/>
-          </w:tcPr>
-          <w:p>
-            <w:pPr>
-              <w:pStyle w:val="TableText"/>
-            </w:pPr>
-            <w:r/>
-            <w:r>
-              <w:rPr>
-                <w:b w:val="0"/>
-              </w:rPr>
-              <w:t>Разработка одним человеком ограничивает объём и сроки.</w:t>
-            </w:r>
-          </w:p>
-        </w:tc>
-        <w:tc>
-          <w:tcPr>
-            <w:tcW w:type="dxa" w:w="1757"/>
-          </w:tcPr>
-          <w:p>
-            <w:pPr>
-              <w:pStyle w:val="TableText"/>
-              <w:jc w:val="center"/>
-            </w:pPr>
-            <w:r/>
-            <w:r>
-              <w:rPr>
-                <w:b w:val="0"/>
-              </w:rPr>
-              <w:t>0,8</w:t>
-            </w:r>
-          </w:p>
-        </w:tc>
-        <w:tc>
-          <w:tcPr>
-            <w:tcW w:type="dxa" w:w="1020"/>
-          </w:tcPr>
-          <w:p>
-            <w:pPr>
-              <w:pStyle w:val="TableText"/>
-              <w:jc w:val="center"/>
-            </w:pPr>
-            <w:r/>
-            <w:r>
-              <w:rPr>
-                <w:b w:val="0"/>
-              </w:rPr>
-              <w:t>6</w:t>
-            </w:r>
-          </w:p>
-        </w:tc>
-        <w:tc>
-          <w:tcPr>
-            <w:tcW w:type="dxa" w:w="3118"/>
-          </w:tcPr>
-          <w:p>
-            <w:pPr>
-              <w:pStyle w:val="TableText"/>
-            </w:pPr>
-            <w:r/>
-            <w:r>
-              <w:rPr>
-                <w:b w:val="0"/>
-              </w:rPr>
-              <w:t>Жёстко ограничить выпуск 1 (раздел 2.2), второстепенные функции переносить в следующие выпуски.</w:t>
+              <w:t>Жёстко ограничить первый выпуск, остальное переносить в следующие версии.</w:t>
             </w:r>
           </w:p>
         </w:tc>
@@ -3029,128 +1896,93 @@
         <w:pStyle w:val="Heading2"/>
       </w:pPr>
       <w:r>
-        <w:t>1.7 Предположения и зависимости</w:t>
+        <w:t>1.7. Предположения и зависимости</w:t>
       </w:r>
     </w:p>
     <w:p>
-      <w:r>
-        <w:rPr>
-          <w:b/>
-        </w:rPr>
-        <w:t>Предположение-1.</w:t>
-      </w:r>
+      <w:pPr>
+        <w:pStyle w:val="ListBullet"/>
+        <w:spacing w:after="40"/>
+        <w:jc w:val="both"/>
+      </w:pPr>
       <w:r>
         <w:rPr>
           <w:b w:val="0"/>
         </w:rPr>
-        <w:t xml:space="preserve"> Пользователь имеет аккаунт Steam с доступом к торговой площадке (подтверждённый Steam Guard, отсутствие ограничений на торговлю).</w:t>
+        <w:t>Предположение-1. У пользователя есть аккаунт Steam с доступом к торговой площадке.</w:t>
       </w:r>
     </w:p>
     <w:p>
-      <w:r>
-        <w:rPr>
-          <w:b/>
-        </w:rPr>
-        <w:t>Предположение-2.</w:t>
-      </w:r>
+      <w:pPr>
+        <w:pStyle w:val="ListBullet"/>
+        <w:spacing w:after="40"/>
+        <w:jc w:val="both"/>
+      </w:pPr>
       <w:r>
         <w:rPr>
           <w:b w:val="0"/>
         </w:rPr>
-        <w:t xml:space="preserve"> Пользователь самостоятельно принимает решения о сделках и несёт ответственность за их результат; система носит рекомендательный характер.</w:t>
+        <w:t>Предположение-2. Решение о сделке принимает пользователь, система только даёт рекомендации.</w:t>
       </w:r>
     </w:p>
     <w:p>
-      <w:r>
-        <w:rPr>
-          <w:b/>
-        </w:rPr>
-        <w:t>Предположение-3.</w:t>
-      </w:r>
+      <w:pPr>
+        <w:pStyle w:val="ListBullet"/>
+        <w:spacing w:after="40"/>
+        <w:jc w:val="both"/>
+      </w:pPr>
       <w:r>
         <w:rPr>
           <w:b w:val="0"/>
         </w:rPr>
-        <w:t xml:space="preserve"> Для целевой аудитории точность расчёта и отсев убыточных предметов важнее сравнения с внешними площадками.</w:t>
+        <w:t>Предположение-3. В первой версии проект разрабатывает один человек.</w:t>
       </w:r>
     </w:p>
     <w:p>
-      <w:r>
-        <w:rPr>
-          <w:b/>
-        </w:rPr>
-        <w:t>Предположение-4.</w:t>
-      </w:r>
+      <w:pPr>
+        <w:pStyle w:val="ListBullet"/>
+        <w:spacing w:after="40"/>
+        <w:jc w:val="both"/>
+      </w:pPr>
       <w:r>
         <w:rPr>
           <w:b w:val="0"/>
         </w:rPr>
-        <w:t xml:space="preserve"> В первой версии система разрабатывается и сопровождается одним разработчиком.</w:t>
+        <w:t>Зависимость-1. Сбор цен зависит от доступности и формата ответов веб-сервисов Steam.</w:t>
       </w:r>
     </w:p>
     <w:p>
-      <w:r>
-        <w:rPr>
-          <w:b/>
-        </w:rPr>
-        <w:t>Зависимость-1.</w:t>
-      </w:r>
+      <w:pPr>
+        <w:pStyle w:val="ListBullet"/>
+        <w:spacing w:after="40"/>
+        <w:jc w:val="both"/>
+      </w:pPr>
       <w:r>
         <w:rPr>
           <w:b w:val="0"/>
         </w:rPr>
-        <w:t xml:space="preserve"> Сбор котировок зависит от доступности и формата ответов веб-сервисов торговой площадки Steam.</w:t>
+        <w:t>Зависимость-2. Скорость обновления ограничена допустимой частотой запросов к Steam.</w:t>
       </w:r>
     </w:p>
     <w:p>
-      <w:r>
-        <w:rPr>
-          <w:b/>
-        </w:rPr>
-        <w:t>Зависимость-2.</w:t>
-      </w:r>
+      <w:pPr>
+        <w:pStyle w:val="ListBullet"/>
+        <w:spacing w:after="40"/>
+        <w:jc w:val="both"/>
+      </w:pPr>
       <w:r>
         <w:rPr>
           <w:b w:val="0"/>
         </w:rPr>
-        <w:t xml:space="preserve"> Скорость полного цикла обновления ограничена допустимой частотой запросов к Steam.</w:t>
-      </w:r>
-    </w:p>
-    <w:p>
-      <w:r>
-        <w:rPr>
-          <w:b/>
-        </w:rPr>
-        <w:t>Зависимость-3.</w:t>
-      </w:r>
-      <w:r>
-        <w:rPr>
-          <w:b w:val="0"/>
-        </w:rPr>
-        <w:t xml:space="preserve"> Корректность расчёта зависит от актуальных значений комиссии Steam и издателя игры.</w:t>
-      </w:r>
-    </w:p>
-    <w:p>
-      <w:r>
-        <w:rPr>
-          <w:b/>
-        </w:rPr>
-        <w:t>Зависимость-4.</w:t>
-      </w:r>
-      <w:r>
-        <w:rPr>
-          <w:b w:val="0"/>
-        </w:rPr>
-        <w:t xml:space="preserve"> Для работы необходимо постоянное подключение к сети Интернет.</w:t>
+        <w:t>Зависимость-3. Точность расчёта зависит от актуальных размеров комиссии Steam и издателя.</w:t>
       </w:r>
     </w:p>
     <w:p>
       <w:pPr>
         <w:pStyle w:val="Heading1"/>
-        <w:pageBreakBefore/>
       </w:pPr>
       <w:r>
-        <w:t>2 Рамки и ограничения проекта</w:t>
+        <w:t>2. Рамки и ограничения проекта</w:t>
       </w:r>
     </w:p>
     <w:p>
@@ -3158,29 +1990,7 @@
         <w:pStyle w:val="Heading2"/>
       </w:pPr>
       <w:r>
-        <w:t>2.1 Основные функции</w:t>
-      </w:r>
-    </w:p>
-    <w:p>
-      <w:r>
-        <w:rPr>
-          <w:b w:val="0"/>
-        </w:rPr>
-        <w:t>Основные функции системы приведены в таблице 5.</w:t>
-      </w:r>
-    </w:p>
-    <w:p>
-      <w:pPr>
-        <w:keepNext/>
-        <w:spacing w:before="120"/>
-        <w:ind w:firstLine="0"/>
-        <w:jc w:val="left"/>
-      </w:pPr>
-      <w:r>
-        <w:rPr>
-          <w:b w:val="0"/>
-        </w:rPr>
-        <w:t>Таблица 5 – Основные функции</w:t>
+        <w:t>2.1. Основные функции</w:t>
       </w:r>
     </w:p>
     <w:tbl>
@@ -3192,9 +2002,9 @@
         <w:tblLook w:firstColumn="1" w:firstRow="1" w:lastColumn="0" w:lastRow="0" w:noHBand="0" w:noVBand="1" w:val="04A0"/>
       </w:tblPr>
       <w:tblGrid>
-        <w:gridCol w:w="1871"/>
-        <w:gridCol w:w="2041"/>
-        <w:gridCol w:w="5443"/>
+        <w:gridCol w:w="2381"/>
+        <w:gridCol w:w="1701"/>
+        <w:gridCol w:w="5272"/>
       </w:tblGrid>
       <w:tr>
         <w:trPr>
@@ -3203,18 +2013,20 @@
         </w:trPr>
         <w:tc>
           <w:tcPr>
-            <w:tcW w:type="dxa" w:w="1871"/>
+            <w:tcW w:type="dxa" w:w="2381"/>
+            <w:shd w:val="clear" w:color="auto" w:fill="D9EAF7"/>
             <w:vAlign w:val="center"/>
           </w:tcPr>
           <w:p>
             <w:pPr>
-              <w:pStyle w:val="TableText"/>
+              <w:spacing w:after="0" w:line="240" w:lineRule="auto"/>
               <w:jc w:val="center"/>
             </w:pPr>
             <w:r/>
             <w:r>
               <w:rPr>
                 <w:b/>
+                <w:sz w:val="20"/>
               </w:rPr>
               <w:t>Идентификатор</w:t>
             </w:r>
@@ -3222,18 +2034,20 @@
         </w:tc>
         <w:tc>
           <w:tcPr>
-            <w:tcW w:type="dxa" w:w="2041"/>
+            <w:tcW w:type="dxa" w:w="1701"/>
+            <w:shd w:val="clear" w:color="auto" w:fill="D9EAF7"/>
             <w:vAlign w:val="center"/>
           </w:tcPr>
           <w:p>
             <w:pPr>
-              <w:pStyle w:val="TableText"/>
+              <w:spacing w:after="0" w:line="240" w:lineRule="auto"/>
               <w:jc w:val="center"/>
             </w:pPr>
             <w:r/>
             <w:r>
               <w:rPr>
                 <w:b/>
+                <w:sz w:val="20"/>
               </w:rPr>
               <w:t>Функция</w:t>
             </w:r>
@@ -3241,18 +2055,20 @@
         </w:tc>
         <w:tc>
           <w:tcPr>
-            <w:tcW w:type="dxa" w:w="5443"/>
+            <w:tcW w:type="dxa" w:w="5272"/>
+            <w:shd w:val="clear" w:color="auto" w:fill="D9EAF7"/>
             <w:vAlign w:val="center"/>
           </w:tcPr>
           <w:p>
             <w:pPr>
-              <w:pStyle w:val="TableText"/>
+              <w:spacing w:after="0" w:line="240" w:lineRule="auto"/>
               <w:jc w:val="center"/>
             </w:pPr>
             <w:r/>
             <w:r>
               <w:rPr>
                 <w:b/>
+                <w:sz w:val="20"/>
               </w:rPr>
               <w:t>Описание</w:t>
             </w:r>
@@ -3265,33 +2081,37 @@
         </w:trPr>
         <w:tc>
           <w:tcPr>
-            <w:tcW w:type="dxa" w:w="1871"/>
+            <w:tcW w:type="dxa" w:w="2381"/>
           </w:tcPr>
           <w:p>
             <w:pPr>
-              <w:pStyle w:val="TableText"/>
+              <w:spacing w:after="0" w:line="240" w:lineRule="auto"/>
+              <w:jc w:val="left"/>
             </w:pPr>
             <w:r/>
             <w:r>
               <w:rPr>
-                <w:b/>
+                <w:b w:val="0"/>
+                <w:sz w:val="20"/>
               </w:rPr>
-              <w:t>ОФ-1</w:t>
+              <w:t>Основные функции-1</w:t>
             </w:r>
           </w:p>
         </w:tc>
         <w:tc>
           <w:tcPr>
-            <w:tcW w:type="dxa" w:w="2041"/>
+            <w:tcW w:type="dxa" w:w="1701"/>
           </w:tcPr>
           <w:p>
             <w:pPr>
-              <w:pStyle w:val="TableText"/>
+              <w:spacing w:after="0" w:line="240" w:lineRule="auto"/>
+              <w:jc w:val="left"/>
             </w:pPr>
             <w:r/>
             <w:r>
               <w:rPr>
                 <w:b w:val="0"/>
+                <w:sz w:val="20"/>
               </w:rPr>
               <w:t>Сбор котировок</w:t>
             </w:r>
@@ -3299,18 +2119,20 @@
         </w:tc>
         <w:tc>
           <w:tcPr>
-            <w:tcW w:type="dxa" w:w="5443"/>
+            <w:tcW w:type="dxa" w:w="5272"/>
           </w:tcPr>
           <w:p>
             <w:pPr>
-              <w:pStyle w:val="TableText"/>
+              <w:spacing w:after="0" w:line="240" w:lineRule="auto"/>
+              <w:jc w:val="left"/>
             </w:pPr>
             <w:r/>
             <w:r>
               <w:rPr>
                 <w:b w:val="0"/>
+                <w:sz w:val="20"/>
               </w:rPr>
-              <w:t>Периодический запрос лучшей цены автопокупки, минимальной цены продажи и объёма продаж предметов выбранных игр от имени авторизованной сессии с соблюдением ограничений частоты запросов.</w:t>
+              <w:t>Периодический сбор цены автопокупки, минимальной цены продажи и объёма продаж через авторизованную сессию.</w:t>
             </w:r>
           </w:p>
         </w:tc>
@@ -3321,52 +2143,58 @@
         </w:trPr>
         <w:tc>
           <w:tcPr>
-            <w:tcW w:type="dxa" w:w="1871"/>
+            <w:tcW w:type="dxa" w:w="2381"/>
           </w:tcPr>
           <w:p>
             <w:pPr>
-              <w:pStyle w:val="TableText"/>
+              <w:spacing w:after="0" w:line="240" w:lineRule="auto"/>
+              <w:jc w:val="left"/>
             </w:pPr>
             <w:r/>
             <w:r>
               <w:rPr>
-                <w:b/>
+                <w:b w:val="0"/>
+                <w:sz w:val="20"/>
               </w:rPr>
-              <w:t>ОФ-2</w:t>
+              <w:t>Основные функции-2</w:t>
             </w:r>
           </w:p>
         </w:tc>
         <w:tc>
           <w:tcPr>
-            <w:tcW w:type="dxa" w:w="2041"/>
+            <w:tcW w:type="dxa" w:w="1701"/>
           </w:tcPr>
           <w:p>
             <w:pPr>
-              <w:pStyle w:val="TableText"/>
+              <w:spacing w:after="0" w:line="240" w:lineRule="auto"/>
+              <w:jc w:val="left"/>
             </w:pPr>
             <w:r/>
             <w:r>
               <w:rPr>
                 <w:b w:val="0"/>
+                <w:sz w:val="20"/>
               </w:rPr>
-              <w:t>Хранение истории</w:t>
+              <w:t>История цен</w:t>
             </w:r>
           </w:p>
         </w:tc>
         <w:tc>
           <w:tcPr>
-            <w:tcW w:type="dxa" w:w="5443"/>
+            <w:tcW w:type="dxa" w:w="5272"/>
           </w:tcPr>
           <w:p>
             <w:pPr>
-              <w:pStyle w:val="TableText"/>
+              <w:spacing w:after="0" w:line="240" w:lineRule="auto"/>
+              <w:jc w:val="left"/>
             </w:pPr>
             <w:r/>
             <w:r>
               <w:rPr>
                 <w:b w:val="0"/>
+                <w:sz w:val="20"/>
               </w:rPr>
-              <w:t>Сохранение каждой котировки и истории продаж предмета в базе данных с отметкой времени.</w:t>
+              <w:t>Сохранение котировок и истории продаж каждого предмета в базе данных.</w:t>
             </w:r>
           </w:p>
         </w:tc>
@@ -3377,52 +2205,58 @@
         </w:trPr>
         <w:tc>
           <w:tcPr>
-            <w:tcW w:type="dxa" w:w="1871"/>
+            <w:tcW w:type="dxa" w:w="2381"/>
           </w:tcPr>
           <w:p>
             <w:pPr>
-              <w:pStyle w:val="TableText"/>
+              <w:spacing w:after="0" w:line="240" w:lineRule="auto"/>
+              <w:jc w:val="left"/>
             </w:pPr>
             <w:r/>
             <w:r>
               <w:rPr>
-                <w:b/>
+                <w:b w:val="0"/>
+                <w:sz w:val="20"/>
               </w:rPr>
-              <w:t>ОФ-3 ★</w:t>
+              <w:t>Основные функции-3 ★</w:t>
             </w:r>
           </w:p>
         </w:tc>
         <w:tc>
           <w:tcPr>
-            <w:tcW w:type="dxa" w:w="2041"/>
+            <w:tcW w:type="dxa" w:w="1701"/>
           </w:tcPr>
           <w:p>
             <w:pPr>
-              <w:pStyle w:val="TableText"/>
+              <w:spacing w:after="0" w:line="240" w:lineRule="auto"/>
+              <w:jc w:val="left"/>
             </w:pPr>
             <w:r/>
             <w:r>
               <w:rPr>
                 <w:b w:val="0"/>
+                <w:sz w:val="20"/>
               </w:rPr>
-              <w:t>Расчёт чистого спреда</w:t>
+              <w:t>Чистый спред</w:t>
             </w:r>
           </w:p>
         </w:tc>
         <w:tc>
           <w:tcPr>
-            <w:tcW w:type="dxa" w:w="5443"/>
+            <w:tcW w:type="dxa" w:w="5272"/>
           </w:tcPr>
           <w:p>
             <w:pPr>
-              <w:pStyle w:val="TableText"/>
+              <w:spacing w:after="0" w:line="240" w:lineRule="auto"/>
+              <w:jc w:val="left"/>
             </w:pPr>
             <w:r/>
             <w:r>
               <w:rPr>
                 <w:b w:val="0"/>
+                <w:sz w:val="20"/>
               </w:rPr>
-              <w:t>Расчёт суммы, получаемой продавцом после комиссии Steam и издателя, и чистого спреда относительно цены автопокупки в рублях и в процентах.</w:t>
+              <w:t>Расчёт прибыли после комиссии Steam и издателя: цена продажи / 1,15 − цена автопокупки, в рублях и процентах.</w:t>
             </w:r>
           </w:p>
         </w:tc>
@@ -3433,52 +2267,58 @@
         </w:trPr>
         <w:tc>
           <w:tcPr>
-            <w:tcW w:type="dxa" w:w="1871"/>
+            <w:tcW w:type="dxa" w:w="2381"/>
           </w:tcPr>
           <w:p>
             <w:pPr>
-              <w:pStyle w:val="TableText"/>
+              <w:spacing w:after="0" w:line="240" w:lineRule="auto"/>
+              <w:jc w:val="left"/>
             </w:pPr>
             <w:r/>
             <w:r>
               <w:rPr>
-                <w:b/>
+                <w:b w:val="0"/>
+                <w:sz w:val="20"/>
               </w:rPr>
-              <w:t>ОФ-4</w:t>
+              <w:t>Основные функции-4</w:t>
             </w:r>
           </w:p>
         </w:tc>
         <w:tc>
           <w:tcPr>
-            <w:tcW w:type="dxa" w:w="2041"/>
+            <w:tcW w:type="dxa" w:w="1701"/>
           </w:tcPr>
           <w:p>
             <w:pPr>
-              <w:pStyle w:val="TableText"/>
+              <w:spacing w:after="0" w:line="240" w:lineRule="auto"/>
+              <w:jc w:val="left"/>
             </w:pPr>
             <w:r/>
             <w:r>
               <w:rPr>
                 <w:b w:val="0"/>
+                <w:sz w:val="20"/>
               </w:rPr>
-              <w:t>Фильтрация</w:t>
+              <w:t>Фильтры</w:t>
             </w:r>
           </w:p>
         </w:tc>
         <w:tc>
           <w:tcPr>
-            <w:tcW w:type="dxa" w:w="5443"/>
+            <w:tcW w:type="dxa" w:w="5272"/>
           </w:tcPr>
           <w:p>
             <w:pPr>
-              <w:pStyle w:val="TableText"/>
+              <w:spacing w:after="0" w:line="240" w:lineRule="auto"/>
+              <w:jc w:val="left"/>
             </w:pPr>
             <w:r/>
             <w:r>
               <w:rPr>
                 <w:b w:val="0"/>
+                <w:sz w:val="20"/>
               </w:rPr>
-              <w:t>Отбор предметов по игре, диапазону цен, минимальному спреду и ликвидности (количеству продаж за период).</w:t>
+              <w:t>Отбор по игре, цене, минимальному спреду и ликвидности (числу продаж за период).</w:t>
             </w:r>
           </w:p>
         </w:tc>
@@ -3489,33 +2329,37 @@
         </w:trPr>
         <w:tc>
           <w:tcPr>
-            <w:tcW w:type="dxa" w:w="1871"/>
+            <w:tcW w:type="dxa" w:w="2381"/>
           </w:tcPr>
           <w:p>
             <w:pPr>
-              <w:pStyle w:val="TableText"/>
+              <w:spacing w:after="0" w:line="240" w:lineRule="auto"/>
+              <w:jc w:val="left"/>
             </w:pPr>
             <w:r/>
             <w:r>
               <w:rPr>
-                <w:b/>
+                <w:b w:val="0"/>
+                <w:sz w:val="20"/>
               </w:rPr>
-              <w:t>ОФ-5 ★</w:t>
+              <w:t>Основные функции-5 ★</w:t>
             </w:r>
           </w:p>
         </w:tc>
         <w:tc>
           <w:tcPr>
-            <w:tcW w:type="dxa" w:w="2041"/>
+            <w:tcW w:type="dxa" w:w="1701"/>
           </w:tcPr>
           <w:p>
             <w:pPr>
-              <w:pStyle w:val="TableText"/>
+              <w:spacing w:after="0" w:line="240" w:lineRule="auto"/>
+              <w:jc w:val="left"/>
             </w:pPr>
             <w:r/>
             <w:r>
               <w:rPr>
                 <w:b w:val="0"/>
+                <w:sz w:val="20"/>
               </w:rPr>
               <w:t>Детектор буста</w:t>
             </w:r>
@@ -3523,18 +2367,20 @@
         </w:tc>
         <w:tc>
           <w:tcPr>
-            <w:tcW w:type="dxa" w:w="5443"/>
+            <w:tcW w:type="dxa" w:w="5272"/>
           </w:tcPr>
           <w:p>
             <w:pPr>
-              <w:pStyle w:val="TableText"/>
+              <w:spacing w:after="0" w:line="240" w:lineRule="auto"/>
+              <w:jc w:val="left"/>
             </w:pPr>
             <w:r/>
             <w:r>
               <w:rPr>
                 <w:b w:val="0"/>
+                <w:sz w:val="20"/>
               </w:rPr>
-              <w:t>Выявление искусственно завышенной цены по отклонению текущей цены от исторических значений; пометка таких предметов.</w:t>
+              <w:t>Выявление искусственно завышенной цены по отклонению от истории цен предмета.</w:t>
             </w:r>
           </w:p>
         </w:tc>
@@ -3545,33 +2391,37 @@
         </w:trPr>
         <w:tc>
           <w:tcPr>
-            <w:tcW w:type="dxa" w:w="1871"/>
+            <w:tcW w:type="dxa" w:w="2381"/>
           </w:tcPr>
           <w:p>
             <w:pPr>
-              <w:pStyle w:val="TableText"/>
+              <w:spacing w:after="0" w:line="240" w:lineRule="auto"/>
+              <w:jc w:val="left"/>
             </w:pPr>
             <w:r/>
             <w:r>
               <w:rPr>
-                <w:b/>
+                <w:b w:val="0"/>
+                <w:sz w:val="20"/>
               </w:rPr>
-              <w:t>ОФ-6 ★</w:t>
+              <w:t>Основные функции-6 ★</w:t>
             </w:r>
           </w:p>
         </w:tc>
         <w:tc>
           <w:tcPr>
-            <w:tcW w:type="dxa" w:w="2041"/>
+            <w:tcW w:type="dxa" w:w="1701"/>
           </w:tcPr>
           <w:p>
             <w:pPr>
-              <w:pStyle w:val="TableText"/>
+              <w:spacing w:after="0" w:line="240" w:lineRule="auto"/>
+              <w:jc w:val="left"/>
             </w:pPr>
             <w:r/>
             <w:r>
               <w:rPr>
                 <w:b w:val="0"/>
+                <w:sz w:val="20"/>
               </w:rPr>
               <w:t>Ранжирование</w:t>
             </w:r>
@@ -3579,18 +2429,20 @@
         </w:tc>
         <w:tc>
           <w:tcPr>
-            <w:tcW w:type="dxa" w:w="5443"/>
+            <w:tcW w:type="dxa" w:w="5272"/>
           </w:tcPr>
           <w:p>
             <w:pPr>
-              <w:pStyle w:val="TableText"/>
+              <w:spacing w:after="0" w:line="240" w:lineRule="auto"/>
+              <w:jc w:val="left"/>
             </w:pPr>
             <w:r/>
             <w:r>
               <w:rPr>
                 <w:b w:val="0"/>
+                <w:sz w:val="20"/>
               </w:rPr>
-              <w:t>Сортировка предметов по потенциальной доходности с учётом спреда и ликвидности.</w:t>
+              <w:t>Сортировка предметов по потенциальной прибыльности с учётом спреда и ликвидности.</w:t>
             </w:r>
           </w:p>
         </w:tc>
@@ -3601,33 +2453,37 @@
         </w:trPr>
         <w:tc>
           <w:tcPr>
-            <w:tcW w:type="dxa" w:w="1871"/>
+            <w:tcW w:type="dxa" w:w="2381"/>
           </w:tcPr>
           <w:p>
             <w:pPr>
-              <w:pStyle w:val="TableText"/>
+              <w:spacing w:after="0" w:line="240" w:lineRule="auto"/>
+              <w:jc w:val="left"/>
             </w:pPr>
             <w:r/>
             <w:r>
               <w:rPr>
-                <w:b/>
+                <w:b w:val="0"/>
+                <w:sz w:val="20"/>
               </w:rPr>
-              <w:t>ОФ-7</w:t>
+              <w:t>Основные функции-7</w:t>
             </w:r>
           </w:p>
         </w:tc>
         <w:tc>
           <w:tcPr>
-            <w:tcW w:type="dxa" w:w="2041"/>
+            <w:tcW w:type="dxa" w:w="1701"/>
           </w:tcPr>
           <w:p>
             <w:pPr>
-              <w:pStyle w:val="TableText"/>
+              <w:spacing w:after="0" w:line="240" w:lineRule="auto"/>
+              <w:jc w:val="left"/>
             </w:pPr>
             <w:r/>
             <w:r>
               <w:rPr>
                 <w:b w:val="0"/>
+                <w:sz w:val="20"/>
               </w:rPr>
               <w:t>Сводная таблица</w:t>
             </w:r>
@@ -3635,130 +2491,20 @@
         </w:tc>
         <w:tc>
           <w:tcPr>
-            <w:tcW w:type="dxa" w:w="5443"/>
+            <w:tcW w:type="dxa" w:w="5272"/>
           </w:tcPr>
           <w:p>
             <w:pPr>
-              <w:pStyle w:val="TableText"/>
+              <w:spacing w:after="0" w:line="240" w:lineRule="auto"/>
+              <w:jc w:val="left"/>
             </w:pPr>
             <w:r/>
             <w:r>
               <w:rPr>
                 <w:b w:val="0"/>
+                <w:sz w:val="20"/>
               </w:rPr>
-              <w:t>Вывод результатов в таблицу сравнения цен автопокупки и продажи с переходом к истории цен предмета.</w:t>
-            </w:r>
-          </w:p>
-        </w:tc>
-      </w:tr>
-      <w:tr>
-        <w:trPr>
-          <w:cantSplit w:val="true"/>
-        </w:trPr>
-        <w:tc>
-          <w:tcPr>
-            <w:tcW w:type="dxa" w:w="1871"/>
-          </w:tcPr>
-          <w:p>
-            <w:pPr>
-              <w:pStyle w:val="TableText"/>
-            </w:pPr>
-            <w:r/>
-            <w:r>
-              <w:rPr>
-                <w:b/>
-              </w:rPr>
-              <w:t>ОФ-8</w:t>
-            </w:r>
-          </w:p>
-        </w:tc>
-        <w:tc>
-          <w:tcPr>
-            <w:tcW w:type="dxa" w:w="2041"/>
-          </w:tcPr>
-          <w:p>
-            <w:pPr>
-              <w:pStyle w:val="TableText"/>
-            </w:pPr>
-            <w:r/>
-            <w:r>
-              <w:rPr>
-                <w:b w:val="0"/>
-              </w:rPr>
-              <w:t>Управление сессией</w:t>
-            </w:r>
-          </w:p>
-        </w:tc>
-        <w:tc>
-          <w:tcPr>
-            <w:tcW w:type="dxa" w:w="5443"/>
-          </w:tcPr>
-          <w:p>
-            <w:pPr>
-              <w:pStyle w:val="TableText"/>
-            </w:pPr>
-            <w:r/>
-            <w:r>
-              <w:rPr>
-                <w:b w:val="0"/>
-              </w:rPr>
-              <w:t>Вход в Steam, локальное зашифрованное хранение сессии, выход и удаление данных сессии.</w:t>
-            </w:r>
-          </w:p>
-        </w:tc>
-      </w:tr>
-      <w:tr>
-        <w:trPr>
-          <w:cantSplit w:val="true"/>
-        </w:trPr>
-        <w:tc>
-          <w:tcPr>
-            <w:tcW w:type="dxa" w:w="1871"/>
-          </w:tcPr>
-          <w:p>
-            <w:pPr>
-              <w:pStyle w:val="TableText"/>
-            </w:pPr>
-            <w:r/>
-            <w:r>
-              <w:rPr>
-                <w:b/>
-              </w:rPr>
-              <w:t>ОФ-9</w:t>
-            </w:r>
-          </w:p>
-        </w:tc>
-        <w:tc>
-          <w:tcPr>
-            <w:tcW w:type="dxa" w:w="2041"/>
-          </w:tcPr>
-          <w:p>
-            <w:pPr>
-              <w:pStyle w:val="TableText"/>
-            </w:pPr>
-            <w:r/>
-            <w:r>
-              <w:rPr>
-                <w:b w:val="0"/>
-              </w:rPr>
-              <w:t>Настройки</w:t>
-            </w:r>
-          </w:p>
-        </w:tc>
-        <w:tc>
-          <w:tcPr>
-            <w:tcW w:type="dxa" w:w="5443"/>
-          </w:tcPr>
-          <w:p>
-            <w:pPr>
-              <w:pStyle w:val="TableText"/>
-            </w:pPr>
-            <w:r/>
-            <w:r>
-              <w:rPr>
-                <w:b w:val="0"/>
-              </w:rPr>
-              <w:t>Задание размеров комиссий, валюты, частоты обновления и порогов детектора буста.</w:t>
+              <w:t>Таблица сравнения цен автопокупки и продажи с переходом к истории цен предмета.</w:t>
             </w:r>
           </w:p>
         </w:tc>
@@ -3770,139 +2516,15 @@
       </w:pPr>
     </w:p>
     <w:p>
-      <w:r>
-        <w:rPr>
-          <w:b w:val="0"/>
-        </w:rPr>
-        <w:t>Знаком ★ отмечены функции, формирующие главное конкурентное преимущество SteamSpread.</w:t>
-      </w:r>
-    </w:p>
-    <w:p>
       <w:pPr>
-        <w:keepNext/>
+        <w:ind w:firstLine="709"/>
+        <w:jc w:val="both"/>
       </w:pPr>
       <w:r>
         <w:rPr>
           <w:b w:val="0"/>
         </w:rPr>
-        <w:t>Чистый спред рассчитывается по формуле (1):</w:t>
-      </w:r>
-    </w:p>
-    <w:p>
-      <w:pPr>
-        <w:tabs>
-          <w:tab w:pos="9354" w:val="right"/>
-        </w:tabs>
-        <w:ind w:firstLine="0"/>
-        <w:jc w:val="center"/>
-      </w:pPr>
-      <w:r>
-        <w:t>S = P</w:t>
-      </w:r>
-      <w:r>
-        <w:rPr>
-          <w:vertAlign w:val="subscript"/>
-        </w:rPr>
-        <w:t>прод</w:t>
-      </w:r>
-      <w:r>
-        <w:t xml:space="preserve"> / (1 + k</w:t>
-      </w:r>
-      <w:r>
-        <w:rPr>
-          <w:vertAlign w:val="subscript"/>
-        </w:rPr>
-        <w:t>Steam</w:t>
-      </w:r>
-      <w:r>
-        <w:t xml:space="preserve"> + k</w:t>
-      </w:r>
-      <w:r>
-        <w:rPr>
-          <w:vertAlign w:val="subscript"/>
-        </w:rPr>
-        <w:t>изд</w:t>
-      </w:r>
-      <w:r>
-        <w:t>) − P</w:t>
-      </w:r>
-      <w:r>
-        <w:rPr>
-          <w:vertAlign w:val="subscript"/>
-        </w:rPr>
-        <w:t>авт</w:t>
-      </w:r>
-      <w:r>
-        <w:t>,</w:t>
-        <w:tab/>
-        <w:t>(1)</w:t>
-      </w:r>
-    </w:p>
-    <w:p>
-      <w:pPr>
-        <w:ind w:firstLine="0"/>
-      </w:pPr>
-      <w:r>
-        <w:t>где P</w:t>
-      </w:r>
-      <w:r>
-        <w:rPr>
-          <w:vertAlign w:val="subscript"/>
-        </w:rPr>
-        <w:t>прод</w:t>
-      </w:r>
-      <w:r>
-        <w:t xml:space="preserve"> – минимальная цена продажи предмета, ₽;</w:t>
-      </w:r>
-    </w:p>
-    <w:p>
-      <w:r>
-        <w:t>P</w:t>
-      </w:r>
-      <w:r>
-        <w:rPr>
-          <w:vertAlign w:val="subscript"/>
-        </w:rPr>
-        <w:t>авт</w:t>
-      </w:r>
-      <w:r>
-        <w:t xml:space="preserve"> – цена лучшего запроса на покупку (автопокупки), ₽;</w:t>
-      </w:r>
-    </w:p>
-    <w:p>
-      <w:r>
-        <w:t>k</w:t>
-      </w:r>
-      <w:r>
-        <w:rPr>
-          <w:vertAlign w:val="subscript"/>
-        </w:rPr>
-        <w:t>Steam</w:t>
-      </w:r>
-      <w:r>
-        <w:t xml:space="preserve"> – комиссия Steam (0,05);</w:t>
-      </w:r>
-    </w:p>
-    <w:p>
-      <w:r>
-        <w:t>k</w:t>
-      </w:r>
-      <w:r>
-        <w:rPr>
-          <w:vertAlign w:val="subscript"/>
-        </w:rPr>
-        <w:t>изд</w:t>
-      </w:r>
-      <w:r>
-        <w:t xml:space="preserve"> – комиссия издателя игры (как правило, 0,10).</w:t>
-      </w:r>
-    </w:p>
-    <w:p>
-      <w:r>
-        <w:rPr>
-          <w:b w:val="0"/>
-        </w:rPr>
-        <w:t>Каждая из комиссий составляет не менее 0,01 ₽ (минимальная единица валюты); итоговые суммы округляются по правилам площадки. Спред в процентах рассчитывается как отношение S к цене автопокупки.</w:t>
+        <w:t>Знаком ★ отмечены функции, которые отличают SteamSpread от аналогов.</w:t>
       </w:r>
     </w:p>
     <w:p>
@@ -3910,95 +2532,123 @@
         <w:pStyle w:val="Heading2"/>
       </w:pPr>
       <w:r>
-        <w:t>2.2 Объём первоначально запланированной версии</w:t>
+        <w:t>2.2. Объём первоначально запланированной версии</w:t>
       </w:r>
     </w:p>
     <w:p>
+      <w:pPr>
+        <w:ind w:firstLine="709"/>
+        <w:jc w:val="both"/>
+      </w:pPr>
       <w:r>
         <w:rPr>
           <w:b w:val="0"/>
         </w:rPr>
-        <w:t>Выпуск 1 предназначен для демонстрации законченного сценария «сбор котировок → расчёт → отбор предметов» и включает:</w:t>
+        <w:t>Выпуск 1 должен показать законченный сценарий «собрать цены → посчитать спред → выбрать предметы». В него входят:</w:t>
       </w:r>
     </w:p>
     <w:p>
+      <w:pPr>
+        <w:pStyle w:val="ListBullet"/>
+        <w:spacing w:after="40"/>
+        <w:jc w:val="both"/>
+      </w:pPr>
       <w:r>
         <w:rPr>
           <w:b w:val="0"/>
         </w:rPr>
-        <w:t>– вход в Steam и локальное хранение сессии;</w:t>
+        <w:t>вход в Steam и локальное хранение сессии;</w:t>
       </w:r>
     </w:p>
     <w:p>
+      <w:pPr>
+        <w:pStyle w:val="ListBullet"/>
+        <w:spacing w:after="40"/>
+        <w:jc w:val="both"/>
+      </w:pPr>
       <w:r>
         <w:rPr>
           <w:b w:val="0"/>
         </w:rPr>
-        <w:t>– сбор котировок для предметов CS2 и Dota 2 по заданному списку или результатам поиска площадки;</w:t>
+        <w:t>сбор котировок для предметов CS2 и Dota 2 с ограничением частоты запросов;</w:t>
       </w:r>
     </w:p>
     <w:p>
+      <w:pPr>
+        <w:pStyle w:val="ListBullet"/>
+        <w:spacing w:after="40"/>
+        <w:jc w:val="both"/>
+      </w:pPr>
       <w:r>
         <w:rPr>
           <w:b w:val="0"/>
         </w:rPr>
-        <w:t>– соблюдение ограничений частоты запросов, повтор запроса с задержкой;</w:t>
+        <w:t>хранение котировок и истории цен в базе данных;</w:t>
       </w:r>
     </w:p>
     <w:p>
+      <w:pPr>
+        <w:pStyle w:val="ListBullet"/>
+        <w:spacing w:after="40"/>
+        <w:jc w:val="both"/>
+      </w:pPr>
       <w:r>
         <w:rPr>
           <w:b w:val="0"/>
         </w:rPr>
-        <w:t>– хранение котировок и истории цен в локальной базе данных;</w:t>
+        <w:t>расчёт чистого спреда в рублях и процентах;</w:t>
       </w:r>
     </w:p>
     <w:p>
+      <w:pPr>
+        <w:pStyle w:val="ListBullet"/>
+        <w:spacing w:after="40"/>
+        <w:jc w:val="both"/>
+      </w:pPr>
       <w:r>
         <w:rPr>
           <w:b w:val="0"/>
         </w:rPr>
-        <w:t>– расчёт чистого спреда в рублях и в процентах;</w:t>
+        <w:t>фильтры по игре, цене, спреду и ликвидности;</w:t>
       </w:r>
     </w:p>
     <w:p>
+      <w:pPr>
+        <w:pStyle w:val="ListBullet"/>
+        <w:spacing w:after="40"/>
+        <w:jc w:val="both"/>
+      </w:pPr>
       <w:r>
         <w:rPr>
           <w:b w:val="0"/>
         </w:rPr>
-        <w:t>– фильтры по игре, цене, спреду и ликвидности;</w:t>
+        <w:t>детектор буста;</w:t>
       </w:r>
     </w:p>
     <w:p>
+      <w:pPr>
+        <w:pStyle w:val="ListBullet"/>
+        <w:spacing w:after="40"/>
+        <w:jc w:val="both"/>
+      </w:pPr>
       <w:r>
         <w:rPr>
           <w:b w:val="0"/>
         </w:rPr>
-        <w:t>– детектор буста на основе отклонения от средней цены за период;</w:t>
+        <w:t>ранжирование и сводная таблица результатов;</w:t>
       </w:r>
     </w:p>
     <w:p>
+      <w:pPr>
+        <w:pStyle w:val="ListBullet"/>
+        <w:spacing w:after="40"/>
+        <w:jc w:val="both"/>
+      </w:pPr>
       <w:r>
         <w:rPr>
           <w:b w:val="0"/>
         </w:rPr>
-        <w:t>– ранжирование и сводную таблицу результатов;</w:t>
-      </w:r>
-    </w:p>
-    <w:p>
-      <w:r>
-        <w:rPr>
-          <w:b w:val="0"/>
-        </w:rPr>
-        <w:t>– просмотр истории цен выбранного предмета;</w:t>
-      </w:r>
-    </w:p>
-    <w:p>
-      <w:r>
-        <w:rPr>
-          <w:b w:val="0"/>
-        </w:rPr>
-        <w:t>– настройки комиссий, частоты обновления и порогов фильтров.</w:t>
+        <w:t>просмотр истории цен предмета и настройки (комиссии, частота обновления).</w:t>
       </w:r>
     </w:p>
     <w:p>
@@ -4006,29 +2656,7 @@
         <w:pStyle w:val="Heading2"/>
       </w:pPr>
       <w:r>
-        <w:t>2.3 Объём последующих версий</w:t>
-      </w:r>
-    </w:p>
-    <w:p>
-      <w:r>
-        <w:rPr>
-          <w:b w:val="0"/>
-        </w:rPr>
-        <w:t>Планируемое развитие функций по выпускам приведено в таблице 6.</w:t>
-      </w:r>
-    </w:p>
-    <w:p>
-      <w:pPr>
-        <w:keepNext/>
-        <w:spacing w:before="120"/>
-        <w:ind w:firstLine="0"/>
-        <w:jc w:val="left"/>
-      </w:pPr>
-      <w:r>
-        <w:rPr>
-          <w:b w:val="0"/>
-        </w:rPr>
-        <w:t>Таблица 6 – Объём последующих версий</w:t>
+        <w:t>2.3. Объём последующих версий</w:t>
       </w:r>
     </w:p>
     <w:tbl>
@@ -4040,10 +2668,10 @@
         <w:tblLook w:firstColumn="1" w:firstRow="1" w:lastColumn="0" w:lastRow="0" w:noHBand="0" w:noVBand="1" w:val="04A0"/>
       </w:tblPr>
       <w:tblGrid>
-        <w:gridCol w:w="1814"/>
-        <w:gridCol w:w="2381"/>
-        <w:gridCol w:w="2608"/>
-        <w:gridCol w:w="2551"/>
+        <w:gridCol w:w="1701"/>
+        <w:gridCol w:w="2268"/>
+        <w:gridCol w:w="2721"/>
+        <w:gridCol w:w="2665"/>
       </w:tblGrid>
       <w:tr>
         <w:trPr>
@@ -4052,18 +2680,20 @@
         </w:trPr>
         <w:tc>
           <w:tcPr>
-            <w:tcW w:type="dxa" w:w="1814"/>
+            <w:tcW w:type="dxa" w:w="1701"/>
+            <w:shd w:val="clear" w:color="auto" w:fill="D9EAF7"/>
             <w:vAlign w:val="center"/>
           </w:tcPr>
           <w:p>
             <w:pPr>
-              <w:pStyle w:val="TableText"/>
+              <w:spacing w:after="0" w:line="240" w:lineRule="auto"/>
               <w:jc w:val="center"/>
             </w:pPr>
             <w:r/>
             <w:r>
               <w:rPr>
                 <w:b/>
+                <w:sz w:val="20"/>
               </w:rPr>
               <w:t>Функция</w:t>
             </w:r>
@@ -4071,18 +2701,20 @@
         </w:tc>
         <w:tc>
           <w:tcPr>
-            <w:tcW w:type="dxa" w:w="2381"/>
+            <w:tcW w:type="dxa" w:w="2268"/>
+            <w:shd w:val="clear" w:color="auto" w:fill="D9EAF7"/>
             <w:vAlign w:val="center"/>
           </w:tcPr>
           <w:p>
             <w:pPr>
-              <w:pStyle w:val="TableText"/>
+              <w:spacing w:after="0" w:line="240" w:lineRule="auto"/>
               <w:jc w:val="center"/>
             </w:pPr>
             <w:r/>
             <w:r>
               <w:rPr>
                 <w:b/>
+                <w:sz w:val="20"/>
               </w:rPr>
               <w:t>Выпуск 1</w:t>
             </w:r>
@@ -4090,18 +2722,20 @@
         </w:tc>
         <w:tc>
           <w:tcPr>
-            <w:tcW w:type="dxa" w:w="2608"/>
+            <w:tcW w:type="dxa" w:w="2721"/>
+            <w:shd w:val="clear" w:color="auto" w:fill="D9EAF7"/>
             <w:vAlign w:val="center"/>
           </w:tcPr>
           <w:p>
             <w:pPr>
-              <w:pStyle w:val="TableText"/>
+              <w:spacing w:after="0" w:line="240" w:lineRule="auto"/>
               <w:jc w:val="center"/>
             </w:pPr>
             <w:r/>
             <w:r>
               <w:rPr>
                 <w:b/>
+                <w:sz w:val="20"/>
               </w:rPr>
               <w:t>Выпуск 2</w:t>
             </w:r>
@@ -4109,18 +2743,20 @@
         </w:tc>
         <w:tc>
           <w:tcPr>
-            <w:tcW w:type="dxa" w:w="2551"/>
+            <w:tcW w:type="dxa" w:w="2665"/>
+            <w:shd w:val="clear" w:color="auto" w:fill="D9EAF7"/>
             <w:vAlign w:val="center"/>
           </w:tcPr>
           <w:p>
             <w:pPr>
-              <w:pStyle w:val="TableText"/>
+              <w:spacing w:after="0" w:line="240" w:lineRule="auto"/>
               <w:jc w:val="center"/>
             </w:pPr>
             <w:r/>
             <w:r>
               <w:rPr>
                 <w:b/>
+                <w:sz w:val="20"/>
               </w:rPr>
               <w:t>Выпуск 3</w:t>
             </w:r>
@@ -4133,16 +2769,18 @@
         </w:trPr>
         <w:tc>
           <w:tcPr>
-            <w:tcW w:type="dxa" w:w="1814"/>
+            <w:tcW w:type="dxa" w:w="1701"/>
           </w:tcPr>
           <w:p>
             <w:pPr>
-              <w:pStyle w:val="TableText"/>
+              <w:spacing w:after="0" w:line="240" w:lineRule="auto"/>
+              <w:jc w:val="left"/>
             </w:pPr>
             <w:r/>
             <w:r>
               <w:rPr>
-                <w:b/>
+                <w:b w:val="0"/>
+                <w:sz w:val="20"/>
               </w:rPr>
               <w:t>Игры</w:t>
             </w:r>
@@ -4150,16 +2788,18 @@
         </w:tc>
         <w:tc>
           <w:tcPr>
-            <w:tcW w:type="dxa" w:w="2381"/>
+            <w:tcW w:type="dxa" w:w="2268"/>
           </w:tcPr>
           <w:p>
             <w:pPr>
-              <w:pStyle w:val="TableText"/>
+              <w:spacing w:after="0" w:line="240" w:lineRule="auto"/>
+              <w:jc w:val="left"/>
             </w:pPr>
             <w:r/>
             <w:r>
               <w:rPr>
                 <w:b w:val="0"/>
+                <w:sz w:val="20"/>
               </w:rPr>
               <w:t>CS2, Dota 2.</w:t>
             </w:r>
@@ -4167,16 +2807,18 @@
         </w:tc>
         <w:tc>
           <w:tcPr>
-            <w:tcW w:type="dxa" w:w="2608"/>
+            <w:tcW w:type="dxa" w:w="2721"/>
           </w:tcPr>
           <w:p>
             <w:pPr>
-              <w:pStyle w:val="TableText"/>
+              <w:spacing w:after="0" w:line="240" w:lineRule="auto"/>
+              <w:jc w:val="left"/>
             </w:pPr>
             <w:r/>
             <w:r>
               <w:rPr>
                 <w:b w:val="0"/>
+                <w:sz w:val="20"/>
               </w:rPr>
               <w:t>TF2, Rust.</w:t>
             </w:r>
@@ -4184,16 +2826,18 @@
         </w:tc>
         <w:tc>
           <w:tcPr>
-            <w:tcW w:type="dxa" w:w="2551"/>
+            <w:tcW w:type="dxa" w:w="2665"/>
           </w:tcPr>
           <w:p>
             <w:pPr>
-              <w:pStyle w:val="TableText"/>
+              <w:spacing w:after="0" w:line="240" w:lineRule="auto"/>
+              <w:jc w:val="left"/>
             </w:pPr>
             <w:r/>
             <w:r>
               <w:rPr>
                 <w:b w:val="0"/>
+                <w:sz w:val="20"/>
               </w:rPr>
               <w:t>Любая игра по AppID.</w:t>
             </w:r>
@@ -4206,16 +2850,18 @@
         </w:trPr>
         <w:tc>
           <w:tcPr>
-            <w:tcW w:type="dxa" w:w="1814"/>
+            <w:tcW w:type="dxa" w:w="1701"/>
           </w:tcPr>
           <w:p>
             <w:pPr>
-              <w:pStyle w:val="TableText"/>
+              <w:spacing w:after="0" w:line="240" w:lineRule="auto"/>
+              <w:jc w:val="left"/>
             </w:pPr>
             <w:r/>
             <w:r>
               <w:rPr>
-                <w:b/>
+                <w:b w:val="0"/>
+                <w:sz w:val="20"/>
               </w:rPr>
               <w:t>Аналитика</w:t>
             </w:r>
@@ -4223,52 +2869,58 @@
         </w:tc>
         <w:tc>
           <w:tcPr>
-            <w:tcW w:type="dxa" w:w="2381"/>
+            <w:tcW w:type="dxa" w:w="2268"/>
           </w:tcPr>
           <w:p>
             <w:pPr>
-              <w:pStyle w:val="TableText"/>
+              <w:spacing w:after="0" w:line="240" w:lineRule="auto"/>
+              <w:jc w:val="left"/>
             </w:pPr>
             <w:r/>
             <w:r>
               <w:rPr>
                 <w:b w:val="0"/>
+                <w:sz w:val="20"/>
               </w:rPr>
-              <w:t>Чистый спред, ликвидность, детектор буста.</w:t>
+              <w:t>Спред, ликвидность, детектор буста.</w:t>
             </w:r>
           </w:p>
         </w:tc>
         <w:tc>
           <w:tcPr>
-            <w:tcW w:type="dxa" w:w="2608"/>
+            <w:tcW w:type="dxa" w:w="2721"/>
           </w:tcPr>
           <w:p>
             <w:pPr>
-              <w:pStyle w:val="TableText"/>
+              <w:spacing w:after="0" w:line="240" w:lineRule="auto"/>
+              <w:jc w:val="left"/>
             </w:pPr>
             <w:r/>
             <w:r>
               <w:rPr>
                 <w:b w:val="0"/>
+                <w:sz w:val="20"/>
               </w:rPr>
-              <w:t>Скользящие средние, тренд цены, оценка времени продажи.</w:t>
+              <w:t>Тренд цены, оценка времени продажи.</w:t>
             </w:r>
           </w:p>
         </w:tc>
         <w:tc>
           <w:tcPr>
-            <w:tcW w:type="dxa" w:w="2551"/>
+            <w:tcW w:type="dxa" w:w="2665"/>
           </w:tcPr>
           <w:p>
             <w:pPr>
-              <w:pStyle w:val="TableText"/>
+              <w:spacing w:after="0" w:line="240" w:lineRule="auto"/>
+              <w:jc w:val="left"/>
             </w:pPr>
             <w:r/>
             <w:r>
               <w:rPr>
                 <w:b w:val="0"/>
+                <w:sz w:val="20"/>
               </w:rPr>
-              <w:t>Прогноз цены на основе накопленной истории.</w:t>
+              <w:t>Прогноз цены по истории.</w:t>
             </w:r>
           </w:p>
         </w:tc>
@@ -4279,16 +2931,18 @@
         </w:trPr>
         <w:tc>
           <w:tcPr>
-            <w:tcW w:type="dxa" w:w="1814"/>
+            <w:tcW w:type="dxa" w:w="1701"/>
           </w:tcPr>
           <w:p>
             <w:pPr>
-              <w:pStyle w:val="TableText"/>
+              <w:spacing w:after="0" w:line="240" w:lineRule="auto"/>
+              <w:jc w:val="left"/>
             </w:pPr>
             <w:r/>
             <w:r>
               <w:rPr>
-                <w:b/>
+                <w:b w:val="0"/>
+                <w:sz w:val="20"/>
               </w:rPr>
               <w:t>Уведомления</w:t>
             </w:r>
@@ -4296,52 +2950,58 @@
         </w:tc>
         <w:tc>
           <w:tcPr>
-            <w:tcW w:type="dxa" w:w="2381"/>
+            <w:tcW w:type="dxa" w:w="2268"/>
           </w:tcPr>
           <w:p>
             <w:pPr>
-              <w:pStyle w:val="TableText"/>
+              <w:spacing w:after="0" w:line="240" w:lineRule="auto"/>
+              <w:jc w:val="left"/>
             </w:pPr>
             <w:r/>
             <w:r>
               <w:rPr>
                 <w:b w:val="0"/>
+                <w:sz w:val="20"/>
               </w:rPr>
-              <w:t>Не реализованы.</w:t>
+              <w:t>Нет.</w:t>
             </w:r>
           </w:p>
         </w:tc>
         <w:tc>
           <w:tcPr>
-            <w:tcW w:type="dxa" w:w="2608"/>
+            <w:tcW w:type="dxa" w:w="2721"/>
           </w:tcPr>
           <w:p>
             <w:pPr>
-              <w:pStyle w:val="TableText"/>
+              <w:spacing w:after="0" w:line="240" w:lineRule="auto"/>
+              <w:jc w:val="left"/>
             </w:pPr>
             <w:r/>
             <w:r>
               <w:rPr>
                 <w:b w:val="0"/>
+                <w:sz w:val="20"/>
               </w:rPr>
-              <w:t>Уведомление о появлении предмета, удовлетворяющего фильтрам.</w:t>
+              <w:t>Уведомление о новом выгодном предмете.</w:t>
             </w:r>
           </w:p>
         </w:tc>
         <w:tc>
           <w:tcPr>
-            <w:tcW w:type="dxa" w:w="2551"/>
+            <w:tcW w:type="dxa" w:w="2665"/>
           </w:tcPr>
           <w:p>
             <w:pPr>
-              <w:pStyle w:val="TableText"/>
+              <w:spacing w:after="0" w:line="240" w:lineRule="auto"/>
+              <w:jc w:val="left"/>
             </w:pPr>
             <w:r/>
             <w:r>
               <w:rPr>
                 <w:b w:val="0"/>
+                <w:sz w:val="20"/>
               </w:rPr>
-              <w:t>Настраиваемые правила и каналы уведомлений (например, Telegram).</w:t>
+              <w:t>Настраиваемые правила, уведомления в Telegram.</w:t>
             </w:r>
           </w:p>
         </w:tc>
@@ -4352,16 +3012,18 @@
         </w:trPr>
         <w:tc>
           <w:tcPr>
-            <w:tcW w:type="dxa" w:w="1814"/>
+            <w:tcW w:type="dxa" w:w="1701"/>
           </w:tcPr>
           <w:p>
             <w:pPr>
-              <w:pStyle w:val="TableText"/>
+              <w:spacing w:after="0" w:line="240" w:lineRule="auto"/>
+              <w:jc w:val="left"/>
             </w:pPr>
             <w:r/>
             <w:r>
               <w:rPr>
-                <w:b/>
+                <w:b w:val="0"/>
+                <w:sz w:val="20"/>
               </w:rPr>
               <w:t>Учёт сделок</w:t>
             </w:r>
@@ -4369,52 +3031,58 @@
         </w:tc>
         <w:tc>
           <w:tcPr>
-            <w:tcW w:type="dxa" w:w="2381"/>
+            <w:tcW w:type="dxa" w:w="2268"/>
           </w:tcPr>
           <w:p>
             <w:pPr>
-              <w:pStyle w:val="TableText"/>
+              <w:spacing w:after="0" w:line="240" w:lineRule="auto"/>
+              <w:jc w:val="left"/>
             </w:pPr>
             <w:r/>
             <w:r>
               <w:rPr>
                 <w:b w:val="0"/>
+                <w:sz w:val="20"/>
               </w:rPr>
-              <w:t>Не реализован.</w:t>
+              <w:t>Нет.</w:t>
             </w:r>
           </w:p>
         </w:tc>
         <w:tc>
           <w:tcPr>
-            <w:tcW w:type="dxa" w:w="2608"/>
+            <w:tcW w:type="dxa" w:w="2721"/>
           </w:tcPr>
           <w:p>
             <w:pPr>
-              <w:pStyle w:val="TableText"/>
+              <w:spacing w:after="0" w:line="240" w:lineRule="auto"/>
+              <w:jc w:val="left"/>
             </w:pPr>
             <w:r/>
             <w:r>
               <w:rPr>
                 <w:b w:val="0"/>
+                <w:sz w:val="20"/>
               </w:rPr>
-              <w:t>Ручной журнал сделок и фактическая доходность.</w:t>
+              <w:t>Ручной журнал сделок и реальная прибыль.</w:t>
             </w:r>
           </w:p>
         </w:tc>
         <w:tc>
           <w:tcPr>
-            <w:tcW w:type="dxa" w:w="2551"/>
+            <w:tcW w:type="dxa" w:w="2665"/>
           </w:tcPr>
           <w:p>
             <w:pPr>
-              <w:pStyle w:val="TableText"/>
+              <w:spacing w:after="0" w:line="240" w:lineRule="auto"/>
+              <w:jc w:val="left"/>
             </w:pPr>
             <w:r/>
             <w:r>
               <w:rPr>
                 <w:b w:val="0"/>
+                <w:sz w:val="20"/>
               </w:rPr>
-              <w:t>Импорт истории сделок из аккаунта Steam.</w:t>
+              <w:t>Импорт истории сделок из Steam.</w:t>
             </w:r>
           </w:p>
         </w:tc>
@@ -4425,16 +3093,18 @@
         </w:trPr>
         <w:tc>
           <w:tcPr>
-            <w:tcW w:type="dxa" w:w="1814"/>
+            <w:tcW w:type="dxa" w:w="1701"/>
           </w:tcPr>
           <w:p>
             <w:pPr>
-              <w:pStyle w:val="TableText"/>
+              <w:spacing w:after="0" w:line="240" w:lineRule="auto"/>
+              <w:jc w:val="left"/>
             </w:pPr>
             <w:r/>
             <w:r>
               <w:rPr>
-                <w:b/>
+                <w:b w:val="0"/>
+                <w:sz w:val="20"/>
               </w:rPr>
               <w:t>Экспорт</w:t>
             </w:r>
@@ -4442,16 +3112,18 @@
         </w:tc>
         <w:tc>
           <w:tcPr>
-            <w:tcW w:type="dxa" w:w="2381"/>
+            <w:tcW w:type="dxa" w:w="2268"/>
           </w:tcPr>
           <w:p>
             <w:pPr>
-              <w:pStyle w:val="TableText"/>
+              <w:spacing w:after="0" w:line="240" w:lineRule="auto"/>
+              <w:jc w:val="left"/>
             </w:pPr>
             <w:r/>
             <w:r>
               <w:rPr>
                 <w:b w:val="0"/>
+                <w:sz w:val="20"/>
               </w:rPr>
               <w:t>Таблица в интерфейсе.</w:t>
             </w:r>
@@ -4459,16 +3131,18 @@
         </w:tc>
         <w:tc>
           <w:tcPr>
-            <w:tcW w:type="dxa" w:w="2608"/>
+            <w:tcW w:type="dxa" w:w="2721"/>
           </w:tcPr>
           <w:p>
             <w:pPr>
-              <w:pStyle w:val="TableText"/>
+              <w:spacing w:after="0" w:line="240" w:lineRule="auto"/>
+              <w:jc w:val="left"/>
             </w:pPr>
             <w:r/>
             <w:r>
               <w:rPr>
                 <w:b w:val="0"/>
+                <w:sz w:val="20"/>
               </w:rPr>
               <w:t>Экспорт в CSV/XLSX.</w:t>
             </w:r>
@@ -4476,91 +3150,20 @@
         </w:tc>
         <w:tc>
           <w:tcPr>
-            <w:tcW w:type="dxa" w:w="2551"/>
+            <w:tcW w:type="dxa" w:w="2665"/>
           </w:tcPr>
           <w:p>
             <w:pPr>
-              <w:pStyle w:val="TableText"/>
+              <w:spacing w:after="0" w:line="240" w:lineRule="auto"/>
+              <w:jc w:val="left"/>
             </w:pPr>
             <w:r/>
             <w:r>
               <w:rPr>
                 <w:b w:val="0"/>
+                <w:sz w:val="20"/>
               </w:rPr>
-              <w:t>Локальный программный интерфейс для внешних инструментов.</w:t>
-            </w:r>
-          </w:p>
-        </w:tc>
-      </w:tr>
-      <w:tr>
-        <w:trPr>
-          <w:cantSplit w:val="true"/>
-        </w:trPr>
-        <w:tc>
-          <w:tcPr>
-            <w:tcW w:type="dxa" w:w="1814"/>
-          </w:tcPr>
-          <w:p>
-            <w:pPr>
-              <w:pStyle w:val="TableText"/>
-            </w:pPr>
-            <w:r/>
-            <w:r>
-              <w:rPr>
-                <w:b/>
-              </w:rPr>
-              <w:t>Валюты</w:t>
-            </w:r>
-          </w:p>
-        </w:tc>
-        <w:tc>
-          <w:tcPr>
-            <w:tcW w:type="dxa" w:w="2381"/>
-          </w:tcPr>
-          <w:p>
-            <w:pPr>
-              <w:pStyle w:val="TableText"/>
-            </w:pPr>
-            <w:r/>
-            <w:r>
-              <w:rPr>
-                <w:b w:val="0"/>
-              </w:rPr>
-              <w:t>Рубль.</w:t>
-            </w:r>
-          </w:p>
-        </w:tc>
-        <w:tc>
-          <w:tcPr>
-            <w:tcW w:type="dxa" w:w="2608"/>
-          </w:tcPr>
-          <w:p>
-            <w:pPr>
-              <w:pStyle w:val="TableText"/>
-            </w:pPr>
-            <w:r/>
-            <w:r>
-              <w:rPr>
-                <w:b w:val="0"/>
-              </w:rPr>
-              <w:t>Выбор валюты кошелька.</w:t>
-            </w:r>
-          </w:p>
-        </w:tc>
-        <w:tc>
-          <w:tcPr>
-            <w:tcW w:type="dxa" w:w="2551"/>
-          </w:tcPr>
-          <w:p>
-            <w:pPr>
-              <w:pStyle w:val="TableText"/>
-            </w:pPr>
-            <w:r/>
-            <w:r>
-              <w:rPr>
-                <w:b w:val="0"/>
-              </w:rPr>
-              <w:t>Пересчёт по курсу и сравнение регионов.</w:t>
+              <w:t>API для внешних инструментов.</w:t>
             </w:r>
           </w:p>
         </w:tc>
@@ -4576,72 +3179,80 @@
         <w:pStyle w:val="Heading2"/>
       </w:pPr>
       <w:r>
-        <w:t>2.4 Ограничения и исключения</w:t>
+        <w:t>2.4. Ограничения и исключения</w:t>
       </w:r>
     </w:p>
     <w:p>
+      <w:pPr>
+        <w:pStyle w:val="ListBullet"/>
+        <w:spacing w:after="40"/>
+        <w:jc w:val="both"/>
+      </w:pPr>
       <w:r>
         <w:rPr>
           <w:b w:val="0"/>
         </w:rPr>
-        <w:t>– SteamSpread не совершает сделок автоматически: не выставляет запросы на покупку и не продаёт предметы – решение и действие остаются за пользователем.</w:t>
+        <w:t>SteamSpread не совершает сделки автоматически – только анализ, покупает и продаёт пользователь сам.</w:t>
       </w:r>
     </w:p>
     <w:p>
+      <w:pPr>
+        <w:pStyle w:val="ListBullet"/>
+        <w:spacing w:after="40"/>
+        <w:jc w:val="both"/>
+      </w:pPr>
       <w:r>
         <w:rPr>
           <w:b w:val="0"/>
         </w:rPr>
-        <w:t>– Система не сравнивает цены со сторонними площадками и не работает с ними.</w:t>
+        <w:t>Система не сравнивает цены со сторонними площадками.</w:t>
       </w:r>
     </w:p>
     <w:p>
+      <w:pPr>
+        <w:pStyle w:val="ListBullet"/>
+        <w:spacing w:after="40"/>
+        <w:jc w:val="both"/>
+      </w:pPr>
       <w:r>
         <w:rPr>
           <w:b w:val="0"/>
         </w:rPr>
-        <w:t>– Система не выводит средства из кошелька Steam и не выполняет денежных операций.</w:t>
+        <w:t>Система не хранит пароль от Steam и не передаёт данные сессии третьим лицам.</w:t>
       </w:r>
     </w:p>
     <w:p>
+      <w:pPr>
+        <w:pStyle w:val="ListBullet"/>
+        <w:spacing w:after="40"/>
+        <w:jc w:val="both"/>
+      </w:pPr>
       <w:r>
         <w:rPr>
           <w:b w:val="0"/>
         </w:rPr>
-        <w:t>– Система не хранит пароль от аккаунта Steam и не обходит механизмы защиты Steam Guard.</w:t>
+        <w:t>Расчёты носят рекомендательный характер и не гарантируют прибыль.</w:t>
       </w:r>
     </w:p>
     <w:p>
+      <w:pPr>
+        <w:pStyle w:val="ListBullet"/>
+        <w:spacing w:after="40"/>
+        <w:jc w:val="both"/>
+      </w:pPr>
       <w:r>
         <w:rPr>
           <w:b w:val="0"/>
         </w:rPr>
-        <w:t>– Результаты расчёта носят рекомендательный характер и не гарантируют прибыль.</w:t>
-      </w:r>
-    </w:p>
-    <w:p>
-      <w:r>
-        <w:rPr>
-          <w:b w:val="0"/>
-        </w:rPr>
-        <w:t>– Система не обходит ограничения частоты запросов и другие правила площадки.</w:t>
-      </w:r>
-    </w:p>
-    <w:p>
-      <w:r>
-        <w:rPr>
-          <w:b w:val="0"/>
-        </w:rPr>
-        <w:t>– Выпуск 1 рассчитан на одного пользователя на одном компьютере; многопользовательский серверный режим и мобильное приложение не предусматриваются.</w:t>
+        <w:t>Первая версия рассчитана на одного пользователя на одном компьютере, мобильного приложения нет.</w:t>
       </w:r>
     </w:p>
     <w:p>
       <w:pPr>
         <w:pStyle w:val="Heading1"/>
-        <w:pageBreakBefore/>
       </w:pPr>
       <w:r>
-        <w:t>3 Бизнес-контекст</w:t>
+        <w:t>3. Бизнес-контекст</w:t>
       </w:r>
     </w:p>
     <w:p>
@@ -4649,29 +3260,7 @@
         <w:pStyle w:val="Heading2"/>
       </w:pPr>
       <w:r>
-        <w:t>3.1 Профили заинтересованных лиц</w:t>
-      </w:r>
-    </w:p>
-    <w:p>
-      <w:r>
-        <w:rPr>
-          <w:b w:val="0"/>
-        </w:rPr>
-        <w:t>Профили заинтересованных лиц приведены в таблице 7.</w:t>
-      </w:r>
-    </w:p>
-    <w:p>
-      <w:pPr>
-        <w:keepNext/>
-        <w:spacing w:before="120"/>
-        <w:ind w:firstLine="0"/>
-        <w:jc w:val="left"/>
-      </w:pPr>
-      <w:r>
-        <w:rPr>
-          <w:b w:val="0"/>
-        </w:rPr>
-        <w:t>Таблица 7 – Профили заинтересованных лиц</w:t>
+        <w:t>3.1. Профили заинтересованных лиц</w:t>
       </w:r>
     </w:p>
     <w:tbl>
@@ -4684,8 +3273,8 @@
       </w:tblPr>
       <w:tblGrid>
         <w:gridCol w:w="1701"/>
-        <w:gridCol w:w="2041"/>
-        <w:gridCol w:w="1701"/>
+        <w:gridCol w:w="1928"/>
+        <w:gridCol w:w="1814"/>
         <w:gridCol w:w="2041"/>
         <w:gridCol w:w="1871"/>
       </w:tblGrid>
@@ -4697,17 +3286,19 @@
         <w:tc>
           <w:tcPr>
             <w:tcW w:type="dxa" w:w="1701"/>
+            <w:shd w:val="clear" w:color="auto" w:fill="D9EAF7"/>
             <w:vAlign w:val="center"/>
           </w:tcPr>
           <w:p>
             <w:pPr>
-              <w:pStyle w:val="TableText"/>
+              <w:spacing w:after="0" w:line="240" w:lineRule="auto"/>
               <w:jc w:val="center"/>
             </w:pPr>
             <w:r/>
             <w:r>
               <w:rPr>
                 <w:b/>
+                <w:sz w:val="20"/>
               </w:rPr>
               <w:t>Заинтересованное лицо</w:t>
             </w:r>
@@ -4715,18 +3306,20 @@
         </w:tc>
         <w:tc>
           <w:tcPr>
-            <w:tcW w:type="dxa" w:w="2041"/>
+            <w:tcW w:type="dxa" w:w="1928"/>
+            <w:shd w:val="clear" w:color="auto" w:fill="D9EAF7"/>
             <w:vAlign w:val="center"/>
           </w:tcPr>
           <w:p>
             <w:pPr>
-              <w:pStyle w:val="TableText"/>
+              <w:spacing w:after="0" w:line="240" w:lineRule="auto"/>
               <w:jc w:val="center"/>
             </w:pPr>
             <w:r/>
             <w:r>
               <w:rPr>
                 <w:b/>
+                <w:sz w:val="20"/>
               </w:rPr>
               <w:t>Основная ценность</w:t>
             </w:r>
@@ -4734,18 +3327,20 @@
         </w:tc>
         <w:tc>
           <w:tcPr>
-            <w:tcW w:type="dxa" w:w="1701"/>
+            <w:tcW w:type="dxa" w:w="1814"/>
+            <w:shd w:val="clear" w:color="auto" w:fill="D9EAF7"/>
             <w:vAlign w:val="center"/>
           </w:tcPr>
           <w:p>
             <w:pPr>
-              <w:pStyle w:val="TableText"/>
+              <w:spacing w:after="0" w:line="240" w:lineRule="auto"/>
               <w:jc w:val="center"/>
             </w:pPr>
             <w:r/>
             <w:r>
               <w:rPr>
                 <w:b/>
+                <w:sz w:val="20"/>
               </w:rPr>
               <w:t>Отношение</w:t>
             </w:r>
@@ -4754,17 +3349,19 @@
         <w:tc>
           <w:tcPr>
             <w:tcW w:type="dxa" w:w="2041"/>
+            <w:shd w:val="clear" w:color="auto" w:fill="D9EAF7"/>
             <w:vAlign w:val="center"/>
           </w:tcPr>
           <w:p>
             <w:pPr>
-              <w:pStyle w:val="TableText"/>
+              <w:spacing w:after="0" w:line="240" w:lineRule="auto"/>
               <w:jc w:val="center"/>
             </w:pPr>
             <w:r/>
             <w:r>
               <w:rPr>
                 <w:b/>
+                <w:sz w:val="20"/>
               </w:rPr>
               <w:t>Основные интересы</w:t>
             </w:r>
@@ -4773,17 +3370,19 @@
         <w:tc>
           <w:tcPr>
             <w:tcW w:type="dxa" w:w="1871"/>
+            <w:shd w:val="clear" w:color="auto" w:fill="D9EAF7"/>
             <w:vAlign w:val="center"/>
           </w:tcPr>
           <w:p>
             <w:pPr>
-              <w:pStyle w:val="TableText"/>
+              <w:spacing w:after="0" w:line="240" w:lineRule="auto"/>
               <w:jc w:val="center"/>
             </w:pPr>
             <w:r/>
             <w:r>
               <w:rPr>
                 <w:b/>
+                <w:sz w:val="20"/>
               </w:rPr>
               <w:t>Ограничения</w:t>
             </w:r>
@@ -4800,14 +3399,54 @@
           </w:tcPr>
           <w:p>
             <w:pPr>
-              <w:pStyle w:val="TableText"/>
+              <w:spacing w:after="0" w:line="240" w:lineRule="auto"/>
+              <w:jc w:val="left"/>
             </w:pPr>
             <w:r/>
             <w:r>
               <w:rPr>
-                <w:b/>
+                <w:b w:val="0"/>
+                <w:sz w:val="20"/>
               </w:rPr>
               <w:t>Трейдеры</w:t>
+            </w:r>
+          </w:p>
+        </w:tc>
+        <w:tc>
+          <w:tcPr>
+            <w:tcW w:type="dxa" w:w="1928"/>
+          </w:tcPr>
+          <w:p>
+            <w:pPr>
+              <w:spacing w:after="0" w:line="240" w:lineRule="auto"/>
+              <w:jc w:val="left"/>
+            </w:pPr>
+            <w:r/>
+            <w:r>
+              <w:rPr>
+                <w:b w:val="0"/>
+                <w:sz w:val="20"/>
+              </w:rPr>
+              <w:t>Быстрый поиск прибыльных предметов.</w:t>
+            </w:r>
+          </w:p>
+        </w:tc>
+        <w:tc>
+          <w:tcPr>
+            <w:tcW w:type="dxa" w:w="1814"/>
+          </w:tcPr>
+          <w:p>
+            <w:pPr>
+              <w:spacing w:after="0" w:line="240" w:lineRule="auto"/>
+              <w:jc w:val="left"/>
+            </w:pPr>
+            <w:r/>
+            <w:r>
+              <w:rPr>
+                <w:b w:val="0"/>
+                <w:sz w:val="20"/>
+              </w:rPr>
+              <w:t>Положительное при точных и свежих данных.</w:t>
             </w:r>
           </w:p>
         </w:tc>
@@ -4817,48 +3456,16 @@
           </w:tcPr>
           <w:p>
             <w:pPr>
-              <w:pStyle w:val="TableText"/>
+              <w:spacing w:after="0" w:line="240" w:lineRule="auto"/>
+              <w:jc w:val="left"/>
             </w:pPr>
             <w:r/>
             <w:r>
               <w:rPr>
                 <w:b w:val="0"/>
+                <w:sz w:val="20"/>
               </w:rPr>
-              <w:t>Быстрый поиск прибыльных предметов, точный расчёт после комиссии.</w:t>
-            </w:r>
-          </w:p>
-        </w:tc>
-        <w:tc>
-          <w:tcPr>
-            <w:tcW w:type="dxa" w:w="1701"/>
-          </w:tcPr>
-          <w:p>
-            <w:pPr>
-              <w:pStyle w:val="TableText"/>
-            </w:pPr>
-            <w:r/>
-            <w:r>
-              <w:rPr>
-                <w:b w:val="0"/>
-              </w:rPr>
-              <w:t>Положительное при корректных и актуальных данных.</w:t>
-            </w:r>
-          </w:p>
-        </w:tc>
-        <w:tc>
-          <w:tcPr>
-            <w:tcW w:type="dxa" w:w="2041"/>
-          </w:tcPr>
-          <w:p>
-            <w:pPr>
-              <w:pStyle w:val="TableText"/>
-            </w:pPr>
-            <w:r/>
-            <w:r>
-              <w:rPr>
-                <w:b w:val="0"/>
-              </w:rPr>
-              <w:t>Список лучших предметов; фильтры; защита от буста; история цен.</w:t>
+              <w:t>Список лучших предметов, фильтры, защита от буста.</w:t>
             </w:r>
           </w:p>
         </w:tc>
@@ -4868,14 +3475,16 @@
           </w:tcPr>
           <w:p>
             <w:pPr>
-              <w:pStyle w:val="TableText"/>
+              <w:spacing w:after="0" w:line="240" w:lineRule="auto"/>
+              <w:jc w:val="left"/>
             </w:pPr>
             <w:r/>
             <w:r>
               <w:rPr>
                 <w:b w:val="0"/>
+                <w:sz w:val="20"/>
               </w:rPr>
-              <w:t>Ограничения аккаунта Steam; средства кошелька нельзя вывести.</w:t>
+              <w:t>Ограничения аккаунта Steam; деньги из кошелька Steam не вывести.</w:t>
             </w:r>
           </w:p>
         </w:tc>
@@ -4890,12 +3499,14 @@
           </w:tcPr>
           <w:p>
             <w:pPr>
-              <w:pStyle w:val="TableText"/>
+              <w:spacing w:after="0" w:line="240" w:lineRule="auto"/>
+              <w:jc w:val="left"/>
             </w:pPr>
             <w:r/>
             <w:r>
               <w:rPr>
-                <w:b/>
+                <w:b w:val="0"/>
+                <w:sz w:val="20"/>
               </w:rPr>
               <w:t>Игроки</w:t>
             </w:r>
@@ -4903,33 +3514,37 @@
         </w:tc>
         <w:tc>
           <w:tcPr>
-            <w:tcW w:type="dxa" w:w="2041"/>
+            <w:tcW w:type="dxa" w:w="1928"/>
           </w:tcPr>
           <w:p>
             <w:pPr>
-              <w:pStyle w:val="TableText"/>
+              <w:spacing w:after="0" w:line="240" w:lineRule="auto"/>
+              <w:jc w:val="left"/>
             </w:pPr>
             <w:r/>
             <w:r>
               <w:rPr>
                 <w:b w:val="0"/>
+                <w:sz w:val="20"/>
               </w:rPr>
-              <w:t>Выгодная покупка или продажа нужного предмета.</w:t>
+              <w:t>Выгодно купить или продать предмет.</w:t>
             </w:r>
           </w:p>
         </w:tc>
         <w:tc>
           <w:tcPr>
-            <w:tcW w:type="dxa" w:w="1701"/>
+            <w:tcW w:type="dxa" w:w="1814"/>
           </w:tcPr>
           <w:p>
             <w:pPr>
-              <w:pStyle w:val="TableText"/>
+              <w:spacing w:after="0" w:line="240" w:lineRule="auto"/>
+              <w:jc w:val="left"/>
             </w:pPr>
             <w:r/>
             <w:r>
               <w:rPr>
                 <w:b w:val="0"/>
+                <w:sz w:val="20"/>
               </w:rPr>
               <w:t>Положительное при простом интерфейсе.</w:t>
             </w:r>
@@ -4941,14 +3556,16 @@
           </w:tcPr>
           <w:p>
             <w:pPr>
-              <w:pStyle w:val="TableText"/>
+              <w:spacing w:after="0" w:line="240" w:lineRule="auto"/>
+              <w:jc w:val="left"/>
             </w:pPr>
             <w:r/>
             <w:r>
               <w:rPr>
                 <w:b w:val="0"/>
+                <w:sz w:val="20"/>
               </w:rPr>
-              <w:t>Понять справедливую цену предмета и момент для сделки.</w:t>
+              <w:t>Понять справедливую цену предмета.</w:t>
             </w:r>
           </w:p>
         </w:tc>
@@ -4958,14 +3575,16 @@
           </w:tcPr>
           <w:p>
             <w:pPr>
-              <w:pStyle w:val="TableText"/>
+              <w:spacing w:after="0" w:line="240" w:lineRule="auto"/>
+              <w:jc w:val="left"/>
             </w:pPr>
             <w:r/>
             <w:r>
               <w:rPr>
                 <w:b w:val="0"/>
+                <w:sz w:val="20"/>
               </w:rPr>
-              <w:t>Небольшие объёмы сделок, низкая готовность к сложной настройке.</w:t>
+              <w:t>Небольшие объёмы сделок.</w:t>
             </w:r>
           </w:p>
         </w:tc>
@@ -4980,12 +3599,14 @@
           </w:tcPr>
           <w:p>
             <w:pPr>
-              <w:pStyle w:val="TableText"/>
+              <w:spacing w:after="0" w:line="240" w:lineRule="auto"/>
+              <w:jc w:val="left"/>
             </w:pPr>
             <w:r/>
             <w:r>
               <w:rPr>
-                <w:b/>
+                <w:b w:val="0"/>
+                <w:sz w:val="20"/>
               </w:rPr>
               <w:t>Разработчик</w:t>
             </w:r>
@@ -4993,33 +3614,37 @@
         </w:tc>
         <w:tc>
           <w:tcPr>
-            <w:tcW w:type="dxa" w:w="2041"/>
+            <w:tcW w:type="dxa" w:w="1928"/>
           </w:tcPr>
           <w:p>
             <w:pPr>
-              <w:pStyle w:val="TableText"/>
+              <w:spacing w:after="0" w:line="240" w:lineRule="auto"/>
+              <w:jc w:val="left"/>
             </w:pPr>
             <w:r/>
             <w:r>
               <w:rPr>
                 <w:b w:val="0"/>
+                <w:sz w:val="20"/>
               </w:rPr>
-              <w:t>Законченный работающий продукт, развиваемый по выпускам.</w:t>
+              <w:t>Рабочий продукт, который можно развивать.</w:t>
             </w:r>
           </w:p>
         </w:tc>
         <w:tc>
           <w:tcPr>
-            <w:tcW w:type="dxa" w:w="1701"/>
+            <w:tcW w:type="dxa" w:w="1814"/>
           </w:tcPr>
           <w:p>
             <w:pPr>
-              <w:pStyle w:val="TableText"/>
+              <w:spacing w:after="0" w:line="240" w:lineRule="auto"/>
+              <w:jc w:val="left"/>
             </w:pPr>
             <w:r/>
             <w:r>
               <w:rPr>
                 <w:b w:val="0"/>
+                <w:sz w:val="20"/>
               </w:rPr>
               <w:t>Высокая заинтересованность.</w:t>
             </w:r>
@@ -5031,14 +3656,16 @@
           </w:tcPr>
           <w:p>
             <w:pPr>
-              <w:pStyle w:val="TableText"/>
+              <w:spacing w:after="0" w:line="240" w:lineRule="auto"/>
+              <w:jc w:val="left"/>
             </w:pPr>
             <w:r/>
             <w:r>
               <w:rPr>
                 <w:b w:val="0"/>
+                <w:sz w:val="20"/>
               </w:rPr>
-              <w:t>Устойчивый сбор данных, простое сопровождение, безопасность сессии.</w:t>
+              <w:t>Стабильный сбор данных, безопасность сессии.</w:t>
             </w:r>
           </w:p>
         </w:tc>
@@ -5048,12 +3675,14 @@
           </w:tcPr>
           <w:p>
             <w:pPr>
-              <w:pStyle w:val="TableText"/>
+              <w:spacing w:after="0" w:line="240" w:lineRule="auto"/>
+              <w:jc w:val="left"/>
             </w:pPr>
             <w:r/>
             <w:r>
               <w:rPr>
                 <w:b w:val="0"/>
+                <w:sz w:val="20"/>
               </w:rPr>
               <w:t>Один разработчик, сроки учебного проекта.</w:t>
             </w:r>
@@ -5070,12 +3699,14 @@
           </w:tcPr>
           <w:p>
             <w:pPr>
-              <w:pStyle w:val="TableText"/>
+              <w:spacing w:after="0" w:line="240" w:lineRule="auto"/>
+              <w:jc w:val="left"/>
             </w:pPr>
             <w:r/>
             <w:r>
               <w:rPr>
-                <w:b/>
+                <w:b w:val="0"/>
+                <w:sz w:val="20"/>
               </w:rPr>
               <w:t>Преподаватель</w:t>
             </w:r>
@@ -5083,33 +3714,37 @@
         </w:tc>
         <w:tc>
           <w:tcPr>
-            <w:tcW w:type="dxa" w:w="2041"/>
+            <w:tcW w:type="dxa" w:w="1928"/>
           </w:tcPr>
           <w:p>
             <w:pPr>
-              <w:pStyle w:val="TableText"/>
+              <w:spacing w:after="0" w:line="240" w:lineRule="auto"/>
+              <w:jc w:val="left"/>
             </w:pPr>
             <w:r/>
             <w:r>
               <w:rPr>
                 <w:b w:val="0"/>
+                <w:sz w:val="20"/>
               </w:rPr>
-              <w:t>Корректная концепция по Вигерсу и работающий результат.</w:t>
+              <w:t>Корректная концепция и работающий результат.</w:t>
             </w:r>
           </w:p>
         </w:tc>
         <w:tc>
           <w:tcPr>
-            <w:tcW w:type="dxa" w:w="1701"/>
+            <w:tcW w:type="dxa" w:w="1814"/>
           </w:tcPr>
           <w:p>
             <w:pPr>
-              <w:pStyle w:val="TableText"/>
+              <w:spacing w:after="0" w:line="240" w:lineRule="auto"/>
+              <w:jc w:val="left"/>
             </w:pPr>
             <w:r/>
             <w:r>
               <w:rPr>
                 <w:b w:val="0"/>
+                <w:sz w:val="20"/>
               </w:rPr>
               <w:t>Заинтересован в обоснованности решений.</w:t>
             </w:r>
@@ -5121,14 +3756,16 @@
           </w:tcPr>
           <w:p>
             <w:pPr>
-              <w:pStyle w:val="TableText"/>
+              <w:spacing w:after="0" w:line="240" w:lineRule="auto"/>
+              <w:jc w:val="left"/>
             </w:pPr>
             <w:r/>
             <w:r>
               <w:rPr>
                 <w:b w:val="0"/>
+                <w:sz w:val="20"/>
               </w:rPr>
-              <w:t>Измеримые цели, соответствие шаблону и ГОСТ, демонстрация.</w:t>
+              <w:t>Соответствие методике Вигерса, измеримые цели.</w:t>
             </w:r>
           </w:p>
         </w:tc>
@@ -5138,104 +3775,16 @@
           </w:tcPr>
           <w:p>
             <w:pPr>
-              <w:pStyle w:val="TableText"/>
+              <w:spacing w:after="0" w:line="240" w:lineRule="auto"/>
+              <w:jc w:val="left"/>
             </w:pPr>
             <w:r/>
             <w:r>
               <w:rPr>
                 <w:b w:val="0"/>
+                <w:sz w:val="20"/>
               </w:rPr>
-              <w:t>Сроки и требования учебной дисциплины.</w:t>
-            </w:r>
-          </w:p>
-        </w:tc>
-      </w:tr>
-      <w:tr>
-        <w:trPr>
-          <w:cantSplit w:val="true"/>
-        </w:trPr>
-        <w:tc>
-          <w:tcPr>
-            <w:tcW w:type="dxa" w:w="1701"/>
-          </w:tcPr>
-          <w:p>
-            <w:pPr>
-              <w:pStyle w:val="TableText"/>
-            </w:pPr>
-            <w:r/>
-            <w:r>
-              <w:rPr>
-                <w:b/>
-              </w:rPr>
-              <w:t>Платформа Steam (Valve)</w:t>
-            </w:r>
-          </w:p>
-        </w:tc>
-        <w:tc>
-          <w:tcPr>
-            <w:tcW w:type="dxa" w:w="2041"/>
-          </w:tcPr>
-          <w:p>
-            <w:pPr>
-              <w:pStyle w:val="TableText"/>
-            </w:pPr>
-            <w:r/>
-            <w:r>
-              <w:rPr>
-                <w:b w:val="0"/>
-              </w:rPr>
-              <w:t>Стабильность и честность торговой площадки.</w:t>
-            </w:r>
-          </w:p>
-        </w:tc>
-        <w:tc>
-          <w:tcPr>
-            <w:tcW w:type="dxa" w:w="1701"/>
-          </w:tcPr>
-          <w:p>
-            <w:pPr>
-              <w:pStyle w:val="TableText"/>
-            </w:pPr>
-            <w:r/>
-            <w:r>
-              <w:rPr>
-                <w:b w:val="0"/>
-              </w:rPr>
-              <w:t>Нейтральное (внешняя сторона).</w:t>
-            </w:r>
-          </w:p>
-        </w:tc>
-        <w:tc>
-          <w:tcPr>
-            <w:tcW w:type="dxa" w:w="2041"/>
-          </w:tcPr>
-          <w:p>
-            <w:pPr>
-              <w:pStyle w:val="TableText"/>
-            </w:pPr>
-            <w:r/>
-            <w:r>
-              <w:rPr>
-                <w:b w:val="0"/>
-              </w:rPr>
-              <w:t>Соблюдение правил и ограничений частоты запросов.</w:t>
-            </w:r>
-          </w:p>
-        </w:tc>
-        <w:tc>
-          <w:tcPr>
-            <w:tcW w:type="dxa" w:w="1871"/>
-          </w:tcPr>
-          <w:p>
-            <w:pPr>
-              <w:pStyle w:val="TableText"/>
-            </w:pPr>
-            <w:r/>
-            <w:r>
-              <w:rPr>
-                <w:b w:val="0"/>
-              </w:rPr>
-              <w:t>Может изменить правила, комиссии и веб-сервисы.</w:t>
+              <w:t>Сроки учебной дисциплины.</w:t>
             </w:r>
           </w:p>
         </w:tc>
@@ -5251,29 +3800,7 @@
         <w:pStyle w:val="Heading2"/>
       </w:pPr>
       <w:r>
-        <w:t>3.2 Приоритеты проекта</w:t>
-      </w:r>
-    </w:p>
-    <w:p>
-      <w:r>
-        <w:rPr>
-          <w:b w:val="0"/>
-        </w:rPr>
-        <w:t>Для каждого измерения проекта в таблице 8 указано, является ли оно ограничением, движущей силой или степенью свободы.</w:t>
-      </w:r>
-    </w:p>
-    <w:p>
-      <w:pPr>
-        <w:keepNext/>
-        <w:spacing w:before="120"/>
-        <w:ind w:firstLine="0"/>
-        <w:jc w:val="left"/>
-      </w:pPr>
-      <w:r>
-        <w:rPr>
-          <w:b w:val="0"/>
-        </w:rPr>
-        <w:t>Таблица 8 – Приоритеты проекта</w:t>
+        <w:t>3.2. Приоритеты проекта</w:t>
       </w:r>
     </w:p>
     <w:tbl>
@@ -5285,10 +3812,10 @@
         <w:tblLook w:firstColumn="1" w:firstRow="1" w:lastColumn="0" w:lastRow="0" w:noHBand="0" w:noVBand="1" w:val="04A0"/>
       </w:tblPr>
       <w:tblGrid>
-        <w:gridCol w:w="1587"/>
+        <w:gridCol w:w="1474"/>
+        <w:gridCol w:w="2665"/>
         <w:gridCol w:w="2608"/>
         <w:gridCol w:w="2608"/>
-        <w:gridCol w:w="2551"/>
       </w:tblGrid>
       <w:tr>
         <w:trPr>
@@ -5297,56 +3824,62 @@
         </w:trPr>
         <w:tc>
           <w:tcPr>
-            <w:tcW w:type="dxa" w:w="1587"/>
+            <w:tcW w:type="dxa" w:w="1474"/>
+            <w:shd w:val="clear" w:color="auto" w:fill="D9EAF7"/>
             <w:vAlign w:val="center"/>
           </w:tcPr>
           <w:p>
             <w:pPr>
-              <w:pStyle w:val="TableText"/>
+              <w:spacing w:after="0" w:line="240" w:lineRule="auto"/>
               <w:jc w:val="center"/>
             </w:pPr>
             <w:r/>
             <w:r>
               <w:rPr>
                 <w:b/>
+                <w:sz w:val="20"/>
               </w:rPr>
-              <w:t>Измерение</w:t>
+              <w:t>Область</w:t>
+            </w:r>
+          </w:p>
+        </w:tc>
+        <w:tc>
+          <w:tcPr>
+            <w:tcW w:type="dxa" w:w="2665"/>
+            <w:shd w:val="clear" w:color="auto" w:fill="D9EAF7"/>
+            <w:vAlign w:val="center"/>
+          </w:tcPr>
+          <w:p>
+            <w:pPr>
+              <w:spacing w:after="0" w:line="240" w:lineRule="auto"/>
+              <w:jc w:val="center"/>
+            </w:pPr>
+            <w:r/>
+            <w:r>
+              <w:rPr>
+                <w:b/>
+                <w:sz w:val="20"/>
+              </w:rPr>
+              <w:t>Ограничения</w:t>
             </w:r>
           </w:p>
         </w:tc>
         <w:tc>
           <w:tcPr>
             <w:tcW w:type="dxa" w:w="2608"/>
+            <w:shd w:val="clear" w:color="auto" w:fill="D9EAF7"/>
             <w:vAlign w:val="center"/>
           </w:tcPr>
           <w:p>
             <w:pPr>
-              <w:pStyle w:val="TableText"/>
+              <w:spacing w:after="0" w:line="240" w:lineRule="auto"/>
               <w:jc w:val="center"/>
             </w:pPr>
             <w:r/>
             <w:r>
               <w:rPr>
                 <w:b/>
-              </w:rPr>
-              <w:t>Ограничение</w:t>
-            </w:r>
-          </w:p>
-        </w:tc>
-        <w:tc>
-          <w:tcPr>
-            <w:tcW w:type="dxa" w:w="2608"/>
-            <w:vAlign w:val="center"/>
-          </w:tcPr>
-          <w:p>
-            <w:pPr>
-              <w:pStyle w:val="TableText"/>
-              <w:jc w:val="center"/>
-            </w:pPr>
-            <w:r/>
-            <w:r>
-              <w:rPr>
-                <w:b/>
+                <w:sz w:val="20"/>
               </w:rPr>
               <w:t>Движущая сила</w:t>
             </w:r>
@@ -5354,18 +3887,20 @@
         </w:tc>
         <w:tc>
           <w:tcPr>
-            <w:tcW w:type="dxa" w:w="2551"/>
+            <w:tcW w:type="dxa" w:w="2608"/>
+            <w:shd w:val="clear" w:color="auto" w:fill="D9EAF7"/>
             <w:vAlign w:val="center"/>
           </w:tcPr>
           <w:p>
             <w:pPr>
-              <w:pStyle w:val="TableText"/>
+              <w:spacing w:after="0" w:line="240" w:lineRule="auto"/>
               <w:jc w:val="center"/>
             </w:pPr>
             <w:r/>
             <w:r>
               <w:rPr>
                 <w:b/>
+                <w:sz w:val="20"/>
               </w:rPr>
               <w:t>Степень свободы</w:t>
             </w:r>
@@ -5378,16 +3913,18 @@
         </w:trPr>
         <w:tc>
           <w:tcPr>
-            <w:tcW w:type="dxa" w:w="1587"/>
+            <w:tcW w:type="dxa" w:w="1474"/>
           </w:tcPr>
           <w:p>
             <w:pPr>
-              <w:pStyle w:val="TableText"/>
+              <w:spacing w:after="0" w:line="240" w:lineRule="auto"/>
+              <w:jc w:val="left"/>
             </w:pPr>
             <w:r/>
             <w:r>
               <w:rPr>
-                <w:b/>
+                <w:b w:val="0"/>
+                <w:sz w:val="20"/>
               </w:rPr>
               <w:t>Функции</w:t>
             </w:r>
@@ -5395,11 +3932,12 @@
         </w:tc>
         <w:tc>
           <w:tcPr>
-            <w:tcW w:type="dxa" w:w="2608"/>
+            <w:tcW w:type="dxa" w:w="2665"/>
           </w:tcPr>
           <w:p>
             <w:pPr>
-              <w:pStyle w:val="TableText"/>
+              <w:spacing w:after="0" w:line="240" w:lineRule="auto"/>
+              <w:jc w:val="left"/>
             </w:pPr>
             <w:r/>
           </w:p>
@@ -5410,24 +3948,27 @@
           </w:tcPr>
           <w:p>
             <w:pPr>
-              <w:pStyle w:val="TableText"/>
+              <w:spacing w:after="0" w:line="240" w:lineRule="auto"/>
+              <w:jc w:val="left"/>
             </w:pPr>
             <w:r/>
             <w:r>
               <w:rPr>
                 <w:b w:val="0"/>
+                <w:sz w:val="20"/>
               </w:rPr>
-              <w:t>Все функции выпуска 1 (раздел 2.2) должны быть реализованы и образовывать законченный сценарий отбора предметов.</w:t>
+              <w:t>Все функции выпуска 1 должны работать и образовывать законченный сценарий.</w:t>
             </w:r>
           </w:p>
         </w:tc>
         <w:tc>
           <w:tcPr>
-            <w:tcW w:type="dxa" w:w="2551"/>
+            <w:tcW w:type="dxa" w:w="2608"/>
           </w:tcPr>
           <w:p>
             <w:pPr>
-              <w:pStyle w:val="TableText"/>
+              <w:spacing w:after="0" w:line="240" w:lineRule="auto"/>
+              <w:jc w:val="left"/>
             </w:pPr>
             <w:r/>
           </w:p>
@@ -5439,18 +3980,39 @@
         </w:trPr>
         <w:tc>
           <w:tcPr>
-            <w:tcW w:type="dxa" w:w="1587"/>
+            <w:tcW w:type="dxa" w:w="1474"/>
           </w:tcPr>
           <w:p>
             <w:pPr>
-              <w:pStyle w:val="TableText"/>
+              <w:spacing w:after="0" w:line="240" w:lineRule="auto"/>
+              <w:jc w:val="left"/>
             </w:pPr>
             <w:r/>
             <w:r>
               <w:rPr>
-                <w:b/>
+                <w:b w:val="0"/>
+                <w:sz w:val="20"/>
               </w:rPr>
               <w:t>Качество</w:t>
+            </w:r>
+          </w:p>
+        </w:tc>
+        <w:tc>
+          <w:tcPr>
+            <w:tcW w:type="dxa" w:w="2665"/>
+          </w:tcPr>
+          <w:p>
+            <w:pPr>
+              <w:spacing w:after="0" w:line="240" w:lineRule="auto"/>
+              <w:jc w:val="left"/>
+            </w:pPr>
+            <w:r/>
+            <w:r>
+              <w:rPr>
+                <w:b w:val="0"/>
+                <w:sz w:val="20"/>
+              </w:rPr>
+              <w:t>Расчёт спреда должен точно соответствовать комиссии Steam; данные сессии не покидают компьютер пользователя.</w:t>
             </w:r>
           </w:p>
         </w:tc>
@@ -5460,15 +4022,10 @@
           </w:tcPr>
           <w:p>
             <w:pPr>
-              <w:pStyle w:val="TableText"/>
+              <w:spacing w:after="0" w:line="240" w:lineRule="auto"/>
+              <w:jc w:val="left"/>
             </w:pPr>
             <w:r/>
-            <w:r>
-              <w:rPr>
-                <w:b w:val="0"/>
-              </w:rPr>
-              <w:t>Расчёт спреда должен точно соответствовать правилам комиссии Steam; данные сессии не должны покидать компьютер пользователя.</w:t>
-            </w:r>
           </w:p>
         </w:tc>
         <w:tc>
@@ -5477,18 +4034,8 @@
           </w:tcPr>
           <w:p>
             <w:pPr>
-              <w:pStyle w:val="TableText"/>
-            </w:pPr>
-            <w:r/>
-          </w:p>
-        </w:tc>
-        <w:tc>
-          <w:tcPr>
-            <w:tcW w:type="dxa" w:w="2551"/>
-          </w:tcPr>
-          <w:p>
-            <w:pPr>
-              <w:pStyle w:val="TableText"/>
+              <w:spacing w:after="0" w:line="240" w:lineRule="auto"/>
+              <w:jc w:val="left"/>
             </w:pPr>
             <w:r/>
           </w:p>
@@ -5500,18 +4047,39 @@
         </w:trPr>
         <w:tc>
           <w:tcPr>
-            <w:tcW w:type="dxa" w:w="1587"/>
+            <w:tcW w:type="dxa" w:w="1474"/>
           </w:tcPr>
           <w:p>
             <w:pPr>
-              <w:pStyle w:val="TableText"/>
+              <w:spacing w:after="0" w:line="240" w:lineRule="auto"/>
+              <w:jc w:val="left"/>
             </w:pPr>
             <w:r/>
             <w:r>
               <w:rPr>
-                <w:b/>
+                <w:b w:val="0"/>
+                <w:sz w:val="20"/>
               </w:rPr>
               <w:t>Сроки</w:t>
+            </w:r>
+          </w:p>
+        </w:tc>
+        <w:tc>
+          <w:tcPr>
+            <w:tcW w:type="dxa" w:w="2665"/>
+          </w:tcPr>
+          <w:p>
+            <w:pPr>
+              <w:spacing w:after="0" w:line="240" w:lineRule="auto"/>
+              <w:jc w:val="left"/>
+            </w:pPr>
+            <w:r/>
+            <w:r>
+              <w:rPr>
+                <w:b w:val="0"/>
+                <w:sz w:val="20"/>
+              </w:rPr>
+              <w:t>Выпуск 1 готов к дате сдачи проекта.</w:t>
             </w:r>
           </w:p>
         </w:tc>
@@ -5521,15 +4089,10 @@
           </w:tcPr>
           <w:p>
             <w:pPr>
-              <w:pStyle w:val="TableText"/>
+              <w:spacing w:after="0" w:line="240" w:lineRule="auto"/>
+              <w:jc w:val="left"/>
             </w:pPr>
             <w:r/>
-            <w:r>
-              <w:rPr>
-                <w:b w:val="0"/>
-              </w:rPr>
-              <w:t>Выпуск 1 должен быть готов к установленной дате сдачи проекта.</w:t>
-            </w:r>
           </w:p>
         </w:tc>
         <w:tc>
@@ -5538,18 +4101,8 @@
           </w:tcPr>
           <w:p>
             <w:pPr>
-              <w:pStyle w:val="TableText"/>
-            </w:pPr>
-            <w:r/>
-          </w:p>
-        </w:tc>
-        <w:tc>
-          <w:tcPr>
-            <w:tcW w:type="dxa" w:w="2551"/>
-          </w:tcPr>
-          <w:p>
-            <w:pPr>
-              <w:pStyle w:val="TableText"/>
+              <w:spacing w:after="0" w:line="240" w:lineRule="auto"/>
+              <w:jc w:val="left"/>
             </w:pPr>
             <w:r/>
           </w:p>
@@ -5561,16 +4114,18 @@
         </w:trPr>
         <w:tc>
           <w:tcPr>
-            <w:tcW w:type="dxa" w:w="1587"/>
+            <w:tcW w:type="dxa" w:w="1474"/>
           </w:tcPr>
           <w:p>
             <w:pPr>
-              <w:pStyle w:val="TableText"/>
+              <w:spacing w:after="0" w:line="240" w:lineRule="auto"/>
+              <w:jc w:val="left"/>
             </w:pPr>
             <w:r/>
             <w:r>
               <w:rPr>
-                <w:b/>
+                <w:b w:val="0"/>
+                <w:sz w:val="20"/>
               </w:rPr>
               <w:t>Затраты</w:t>
             </w:r>
@@ -5578,11 +4133,12 @@
         </w:tc>
         <w:tc>
           <w:tcPr>
-            <w:tcW w:type="dxa" w:w="2608"/>
+            <w:tcW w:type="dxa" w:w="2665"/>
           </w:tcPr>
           <w:p>
             <w:pPr>
-              <w:pStyle w:val="TableText"/>
+              <w:spacing w:after="0" w:line="240" w:lineRule="auto"/>
+              <w:jc w:val="left"/>
             </w:pPr>
             <w:r/>
           </w:p>
@@ -5593,25 +4149,28 @@
           </w:tcPr>
           <w:p>
             <w:pPr>
-              <w:pStyle w:val="TableText"/>
+              <w:spacing w:after="0" w:line="240" w:lineRule="auto"/>
+              <w:jc w:val="left"/>
             </w:pPr>
             <w:r/>
           </w:p>
         </w:tc>
         <w:tc>
           <w:tcPr>
-            <w:tcW w:type="dxa" w:w="2551"/>
+            <w:tcW w:type="dxa" w:w="2608"/>
           </w:tcPr>
           <w:p>
             <w:pPr>
-              <w:pStyle w:val="TableText"/>
+              <w:spacing w:after="0" w:line="240" w:lineRule="auto"/>
+              <w:jc w:val="left"/>
             </w:pPr>
             <w:r/>
             <w:r>
               <w:rPr>
                 <w:b w:val="0"/>
+                <w:sz w:val="20"/>
               </w:rPr>
-              <w:t>Проект ведётся без бюджета; в дальнейшем допускаются расходы на сервер для непрерывного сбора данных.</w:t>
+              <w:t>Пока без бюджета; позже возможна аренда сервера для круглосуточного сбора цен.</w:t>
             </w:r>
           </w:p>
         </w:tc>
@@ -5622,16 +4181,18 @@
         </w:trPr>
         <w:tc>
           <w:tcPr>
-            <w:tcW w:type="dxa" w:w="1587"/>
+            <w:tcW w:type="dxa" w:w="1474"/>
           </w:tcPr>
           <w:p>
             <w:pPr>
-              <w:pStyle w:val="TableText"/>
+              <w:spacing w:after="0" w:line="240" w:lineRule="auto"/>
+              <w:jc w:val="left"/>
             </w:pPr>
             <w:r/>
             <w:r>
               <w:rPr>
-                <w:b/>
+                <w:b w:val="0"/>
+                <w:sz w:val="20"/>
               </w:rPr>
               <w:t>Кадры</w:t>
             </w:r>
@@ -5639,11 +4200,12 @@
         </w:tc>
         <w:tc>
           <w:tcPr>
-            <w:tcW w:type="dxa" w:w="2608"/>
+            <w:tcW w:type="dxa" w:w="2665"/>
           </w:tcPr>
           <w:p>
             <w:pPr>
-              <w:pStyle w:val="TableText"/>
+              <w:spacing w:after="0" w:line="240" w:lineRule="auto"/>
+              <w:jc w:val="left"/>
             </w:pPr>
             <w:r/>
           </w:p>
@@ -5654,25 +4216,28 @@
           </w:tcPr>
           <w:p>
             <w:pPr>
-              <w:pStyle w:val="TableText"/>
+              <w:spacing w:after="0" w:line="240" w:lineRule="auto"/>
+              <w:jc w:val="left"/>
             </w:pPr>
             <w:r/>
           </w:p>
         </w:tc>
         <w:tc>
           <w:tcPr>
-            <w:tcW w:type="dxa" w:w="2551"/>
+            <w:tcW w:type="dxa" w:w="2608"/>
           </w:tcPr>
           <w:p>
             <w:pPr>
-              <w:pStyle w:val="TableText"/>
+              <w:spacing w:after="0" w:line="240" w:lineRule="auto"/>
+              <w:jc w:val="left"/>
             </w:pPr>
             <w:r/>
             <w:r>
               <w:rPr>
                 <w:b w:val="0"/>
+                <w:sz w:val="20"/>
               </w:rPr>
-              <w:t>Для последующих выпусков могут привлекаться тестировщики из числа трейдеров и дополнительные разработчики.</w:t>
+              <w:t>Позже можно привлечь тестировщиков из числа трейдеров.</w:t>
             </w:r>
           </w:p>
         </w:tc>
@@ -5688,176 +4253,66 @@
         <w:pStyle w:val="Heading2"/>
       </w:pPr>
       <w:r>
-        <w:t>3.3 Особенности развёртывания (операционная среда)</w:t>
+        <w:t>3.3. Особенности развёртывания (операционная среда)</w:t>
       </w:r>
     </w:p>
     <w:p>
+      <w:pPr>
+        <w:pStyle w:val="ListBullet"/>
+        <w:spacing w:after="40"/>
+        <w:jc w:val="both"/>
+      </w:pPr>
       <w:r>
         <w:rPr>
           <w:b w:val="0"/>
         </w:rPr>
-        <w:t xml:space="preserve">– </w:t>
+        <w:t>Приложение запускается локально на компьютере пользователя (Windows 10/11 или Linux) с постоянным доступом в Интернет.</w:t>
       </w:r>
-      <w:r>
-        <w:rPr>
-          <w:b/>
-        </w:rPr>
-        <w:t>Рабочее место пользователя:</w:t>
-      </w:r>
+    </w:p>
+    <w:p>
+      <w:pPr>
+        <w:pStyle w:val="ListBullet"/>
+        <w:spacing w:after="40"/>
+        <w:jc w:val="both"/>
+      </w:pPr>
       <w:r>
         <w:rPr>
           <w:b w:val="0"/>
         </w:rPr>
-        <w:t xml:space="preserve"> персональный компьютер или ноутбук под управлением Windows 10/11 или Linux (64-bit) с постоянным подключением к сети Интернет.</w:t>
+        <w:t>Котировки и история цен хранятся в локальной базе данных (например, SQLite); обновление программы не должно стирать накопленную историю.</w:t>
       </w:r>
     </w:p>
     <w:p>
+      <w:pPr>
+        <w:pStyle w:val="ListBullet"/>
+        <w:spacing w:after="40"/>
+        <w:jc w:val="both"/>
+      </w:pPr>
       <w:r>
         <w:rPr>
           <w:b w:val="0"/>
         </w:rPr>
-        <w:t xml:space="preserve">– </w:t>
+        <w:t>Данные сессии Steam хранятся только на компьютере пользователя и не попадают в логи.</w:t>
       </w:r>
-      <w:r>
-        <w:rPr>
-          <w:b/>
-        </w:rPr>
-        <w:t>Способ запуска:</w:t>
-      </w:r>
+    </w:p>
+    <w:p>
+      <w:pPr>
+        <w:pStyle w:val="ListBullet"/>
+        <w:spacing w:after="40"/>
+        <w:jc w:val="both"/>
+      </w:pPr>
       <w:r>
         <w:rPr>
           <w:b w:val="0"/>
         </w:rPr>
-        <w:t xml:space="preserve"> локальное приложение; сбор данных выполняется в фоновом режиме, результаты отображаются в интерфейсе приложения.</w:t>
-      </w:r>
-    </w:p>
-    <w:p>
-      <w:r>
-        <w:rPr>
-          <w:b w:val="0"/>
-        </w:rPr>
-        <w:t xml:space="preserve">– </w:t>
-      </w:r>
-      <w:r>
-        <w:rPr>
-          <w:b/>
-        </w:rPr>
-        <w:t>Хранение данных:</w:t>
-      </w:r>
-      <w:r>
-        <w:rPr>
-          <w:b w:val="0"/>
-        </w:rPr>
-        <w:t xml:space="preserve"> локальная база данных (например, SQLite) в профиле пользователя; обновление версии приложения не должно удалять накопленную историю цен.</w:t>
-      </w:r>
-    </w:p>
-    <w:p>
-      <w:r>
-        <w:rPr>
-          <w:b w:val="0"/>
-        </w:rPr>
-        <w:t xml:space="preserve">– </w:t>
-      </w:r>
-      <w:r>
-        <w:rPr>
-          <w:b/>
-        </w:rPr>
-        <w:t>Безопасность:</w:t>
-      </w:r>
-      <w:r>
-        <w:rPr>
-          <w:b w:val="0"/>
-        </w:rPr>
-        <w:t xml:space="preserve"> данные сессии Steam хранятся только локально в зашифрованном виде, не записываются в журналы и не передаются третьим лицам.</w:t>
-      </w:r>
-    </w:p>
-    <w:p>
-      <w:r>
-        <w:rPr>
-          <w:b w:val="0"/>
-        </w:rPr>
-        <w:t xml:space="preserve">– </w:t>
-      </w:r>
-      <w:r>
-        <w:rPr>
-          <w:b/>
-        </w:rPr>
-        <w:t>Внешние сервисы:</w:t>
-      </w:r>
-      <w:r>
-        <w:rPr>
-          <w:b w:val="0"/>
-        </w:rPr>
-        <w:t xml:space="preserve"> веб-сервисы Торговой площадки Сообщества Steam; частота запросов ограничивается настройками системы.</w:t>
-      </w:r>
-    </w:p>
-    <w:p>
-      <w:r>
-        <w:rPr>
-          <w:b w:val="0"/>
-        </w:rPr>
-        <w:t xml:space="preserve">– </w:t>
-      </w:r>
-      <w:r>
-        <w:rPr>
-          <w:b/>
-        </w:rPr>
-        <w:t>Объём данных:</w:t>
-      </w:r>
-      <w:r>
-        <w:rPr>
-          <w:b w:val="0"/>
-        </w:rPr>
-        <w:t xml:space="preserve"> при ежедневном обновлении нескольких тысяч предметов объём истории за год оценивается в сотни мегабайт; предусматривается агрегирование старых котировок.</w:t>
-      </w:r>
-    </w:p>
-    <w:p>
-      <w:pPr>
-        <w:pStyle w:val="Heading1"/>
-        <w:pageBreakBefore/>
-        <w:ind w:firstLine="0"/>
-        <w:jc w:val="center"/>
-      </w:pPr>
-      <w:r>
-        <w:t>СПИСОК ИСПОЛЬЗОВАННЫХ ИСТОЧНИКОВ</w:t>
-      </w:r>
-    </w:p>
-    <w:p>
-      <w:r>
-        <w:t>1 Вигерс, К. Разработка требований к программному обеспечению / К. Вигерс, Д. Битти. – 3-е изд., доп. – Москва : Русская редакция ; Санкт-Петербург : БХВ-Петербург, 2014. – 736 с.</w:t>
-      </w:r>
-    </w:p>
-    <w:p>
-      <w:r>
-        <w:t>2 ГОСТ 7.32-2017. Система стандартов по информации, библиотечному и издательскому делу. Отчёт о научно-исследовательской работе. Структура и правила оформления : межгосударственный стандарт : введён 2018-07-01. – Москва : Стандартинформ, 2017. – 32 с.</w:t>
-      </w:r>
-    </w:p>
-    <w:p>
-      <w:r>
-        <w:t>3 Торговая площадка Сообщества Steam : [сайт]. – URL: https://steamcommunity.com/market/ (дата обращения: 14.10.2026).</w:t>
-      </w:r>
-    </w:p>
-    <w:p>
-      <w:r>
-        <w:t>4 Служба поддержки Steam : [сайт]. – URL: https://help.steampowered.com/ru/ (дата обращения: 14.10.2026).</w:t>
-      </w:r>
-    </w:p>
-    <w:p>
-      <w:r>
-        <w:t>5 TradeBack : сравнение цен и расширения для трейда : [сайт]. – URL: https://tradeback.io/ru (дата обращения: 14.10.2026).</w:t>
-      </w:r>
-    </w:p>
-    <w:p>
-      <w:r>
-        <w:t>6 Skins-table : сравнение цен внутриигровых предметов : [сайт]. – URL: https://skins-table.com/ (дата обращения: 14.10.2026).</w:t>
+        <w:t>Частота запросов к Steam задаётся в настройках, чтобы не получить блокировку.</w:t>
       </w:r>
     </w:p>
     <w:sectPr>
       <w:footerReference w:type="default" r:id="rId9"/>
       <w:pgSz w:w="11906" w:h="16838"/>
-      <w:pgMar w:top="1134" w:right="850" w:bottom="1134" w:left="1701" w:header="720" w:footer="567" w:gutter="0"/>
+      <w:pgMar w:top="1134" w:right="850" w:bottom="1134" w:left="1701" w:header="720" w:footer="720" w:gutter="0"/>
       <w:cols w:space="720"/>
-      <w:titlePg/>
       <w:docGrid w:linePitch="360"/>
     </w:sectPr>
   </w:body>
@@ -5869,9 +4324,11 @@
   <w:p>
     <w:pPr>
       <w:pStyle w:val="Footer"/>
-      <w:ind w:firstLine="0"/>
       <w:jc w:val="center"/>
     </w:pPr>
+    <w:r>
+      <w:t xml:space="preserve">Страница </w:t>
+    </w:r>
     <w:r>
       <w:fldChar w:fldCharType="begin"/>
     </w:r>
@@ -6255,16 +4712,14 @@
     <w:qFormat/>
     <w:rsid w:val="00FC693F"/>
     <w:pPr>
-      <w:widowControl/>
-      <w:spacing w:line="360" w:lineRule="auto" w:before="0" w:after="0"/>
-      <w:ind w:firstLine="709"/>
-      <w:jc w:val="both"/>
+      <w:spacing w:line="276" w:lineRule="auto" w:before="0" w:after="100"/>
     </w:pPr>
     <w:rPr>
       <w:rFonts w:ascii="Times New Roman" w:hAnsi="Times New Roman" w:cs="Times New Roman" w:eastAsia="Times New Roman"/>
       <w:b w:val="0"/>
+      <w:i w:val="0"/>
       <w:color w:val="000000"/>
-      <w:sz w:val="28"/>
+      <w:sz w:val="24"/>
     </w:rPr>
   </w:style>
   <w:style w:type="paragraph" w:styleId="Header">
@@ -6322,9 +4777,7 @@
     <w:pPr>
       <w:keepNext/>
       <w:keepLines/>
-      <w:spacing w:before="0" w:after="240" w:line="360" w:lineRule="auto"/>
-      <w:ind w:firstLine="709" w:left="0"/>
-      <w:jc w:val="left"/>
+      <w:spacing w:before="360" w:after="120"/>
       <w:outlineLvl w:val="0"/>
     </w:pPr>
     <w:rPr>
@@ -6332,8 +4785,8 @@
       <w:b/>
       <w:bCs/>
       <w:i w:val="0"/>
-      <w:color w:val="000000"/>
-      <w:sz w:val="28"/>
+      <w:color w:val="366091"/>
+      <w:sz w:val="32"/>
       <w:szCs w:val="28"/>
     </w:rPr>
   </w:style>
@@ -6349,9 +4802,7 @@
     <w:pPr>
       <w:keepNext/>
       <w:keepLines/>
-      <w:spacing w:before="240" w:after="240" w:line="360" w:lineRule="auto"/>
-      <w:ind w:firstLine="709" w:left="0"/>
-      <w:jc w:val="left"/>
+      <w:spacing w:before="200" w:after="80"/>
       <w:outlineLvl w:val="1"/>
     </w:pPr>
     <w:rPr>
@@ -6359,7 +4810,7 @@
       <w:b/>
       <w:bCs/>
       <w:i w:val="0"/>
-      <w:color w:val="000000"/>
+      <w:color w:val="4F81BD"/>
       <w:sz w:val="28"/>
       <w:szCs w:val="26"/>
     </w:rPr>
@@ -17954,21 +16405,6 @@
         <w:shd w:val="clear" w:color="auto" w:fill="FBCAA2" w:themeFill="accent6" w:themeFillTint="7F"/>
       </w:tcPr>
     </w:tblStylePr>
-  </w:style>
-  <w:style w:type="paragraph" w:customStyle="1" w:styleId="TableText">
-    <w:name w:val="TableText"/>
-    <w:basedOn w:val="Normal"/>
-    <w:pPr>
-      <w:spacing w:line="240" w:lineRule="auto"/>
-      <w:ind w:firstLine="0"/>
-      <w:jc w:val="left"/>
-    </w:pPr>
-    <w:rPr>
-      <w:rFonts w:ascii="Times New Roman" w:hAnsi="Times New Roman" w:cs="Times New Roman" w:eastAsia="Times New Roman"/>
-      <w:b w:val="0"/>
-      <w:color w:val="000000"/>
-      <w:sz w:val="24"/>
-    </w:rPr>
   </w:style>
 </w:styles>
 </file>
